--- a/progress/week 1.docx
+++ b/progress/week 1.docx
@@ -1773,6 +1773,1020 @@
       </w:r>
     </w:p>
     <w:p/>
+    <w:p/>
+    <w:p>
+      <w:r>
+        <w:t>09/10/2026</w:t>
+      </w:r>
+    </w:p>
+    <w:p>
+      <w:r>
+        <w:t>Sorry, my last few messages got too technical. Here's the whole thing in simple words.</w:t>
+      </w:r>
+    </w:p>
+    <w:p>
+      <w:pPr>
+        <w:rPr>
+          <w:b/>
+          <w:bCs/>
+        </w:rPr>
+      </w:pPr>
+      <w:r>
+        <w:rPr>
+          <w:b/>
+          <w:bCs/>
+        </w:rPr>
+        <w:t>What the project is</w:t>
+      </w:r>
+    </w:p>
+    <w:p>
+      <w:r>
+        <w:t xml:space="preserve">You're building a </w:t>
+      </w:r>
+      <w:r>
+        <w:rPr>
+          <w:b/>
+          <w:bCs/>
+        </w:rPr>
+        <w:t>practice dataset of fake health insurance claims</w:t>
+      </w:r>
+      <w:r>
+        <w:t xml:space="preserve"> that looks like India's, adding </w:t>
+      </w:r>
+      <w:r>
+        <w:rPr>
+          <w:b/>
+          <w:bCs/>
+        </w:rPr>
+        <w:t>fake fraud</w:t>
+      </w:r>
+      <w:r>
+        <w:t xml:space="preserve"> to it on purpose, and then testing whether computer programs can catch the fraud, even when fraudsters change their tricks.</w:t>
+      </w:r>
+    </w:p>
+    <w:p>
+      <w:pPr>
+        <w:rPr>
+          <w:b/>
+          <w:bCs/>
+        </w:rPr>
+      </w:pPr>
+      <w:r>
+        <w:rPr>
+          <w:b/>
+          <w:bCs/>
+        </w:rPr>
+        <w:t>What we've done</w:t>
+      </w:r>
+    </w:p>
+    <w:p>
+      <w:pPr>
+        <w:numPr>
+          <w:ilvl w:val="0"/>
+          <w:numId w:val="14"/>
+        </w:numPr>
+      </w:pPr>
+      <w:r>
+        <w:rPr>
+          <w:b/>
+          <w:bCs/>
+        </w:rPr>
+        <w:t>Planning:</w:t>
+      </w:r>
+      <w:r>
+        <w:t xml:space="preserve"> we decided what's new about your project, wrote the documents (proposal, abstract, introduction and objectives) and made a spreadsheet and a 7-week plan.</w:t>
+      </w:r>
+    </w:p>
+    <w:p>
+      <w:pPr>
+        <w:numPr>
+          <w:ilvl w:val="0"/>
+          <w:numId w:val="14"/>
+        </w:numPr>
+      </w:pPr>
+      <w:r>
+        <w:rPr>
+          <w:b/>
+          <w:bCs/>
+        </w:rPr>
+        <w:t>Checking other research:</w:t>
+      </w:r>
+      <w:r>
+        <w:t xml:space="preserve"> we searched to see what others have done, and found that pieces exist but not your exact combination.</w:t>
+      </w:r>
+    </w:p>
+    <w:p>
+      <w:pPr>
+        <w:numPr>
+          <w:ilvl w:val="0"/>
+          <w:numId w:val="14"/>
+        </w:numPr>
+      </w:pPr>
+      <w:r>
+        <w:rPr>
+          <w:b/>
+          <w:bCs/>
+        </w:rPr>
+        <w:t>Building the data maker:</w:t>
+      </w:r>
+      <w:r>
+        <w:t xml:space="preserve"> I wrote a program that creates about 98,000 fake claims. You ran it on your laptop and it worked.</w:t>
+      </w:r>
+    </w:p>
+    <w:p>
+      <w:pPr>
+        <w:numPr>
+          <w:ilvl w:val="0"/>
+          <w:numId w:val="14"/>
+        </w:numPr>
+      </w:pPr>
+      <w:r>
+        <w:rPr>
+          <w:b/>
+          <w:bCs/>
+        </w:rPr>
+        <w:t>GitHub:</w:t>
+      </w:r>
+      <w:r>
+        <w:t xml:space="preserve"> you put the project online so your teammate can use it.</w:t>
+      </w:r>
+    </w:p>
+    <w:p>
+      <w:pPr>
+        <w:rPr>
+          <w:b/>
+          <w:bCs/>
+        </w:rPr>
+      </w:pPr>
+      <w:r>
+        <w:rPr>
+          <w:b/>
+          <w:bCs/>
+        </w:rPr>
+        <w:t>What the Synthea work was about</w:t>
+      </w:r>
+    </w:p>
+    <w:p>
+      <w:r>
+        <w:t xml:space="preserve">Synthea is a free tool that makes fake patient records. You wanted to use it so the project has more to learn from. </w:t>
+      </w:r>
+      <w:proofErr w:type="gramStart"/>
+      <w:r>
+        <w:t>So</w:t>
+      </w:r>
+      <w:proofErr w:type="gramEnd"/>
+      <w:r>
+        <w:t xml:space="preserve"> we tested it:</w:t>
+      </w:r>
+    </w:p>
+    <w:p>
+      <w:pPr>
+        <w:numPr>
+          <w:ilvl w:val="0"/>
+          <w:numId w:val="15"/>
+        </w:numPr>
+      </w:pPr>
+      <w:r>
+        <w:t>You ran it, and it took about 2 minutes.</w:t>
+      </w:r>
+    </w:p>
+    <w:p>
+      <w:pPr>
+        <w:numPr>
+          <w:ilvl w:val="0"/>
+          <w:numId w:val="15"/>
+        </w:numPr>
+      </w:pPr>
+      <w:r>
+        <w:rPr>
+          <w:b/>
+          <w:bCs/>
+        </w:rPr>
+        <w:t>What we found:</w:t>
+      </w:r>
+      <w:r>
+        <w:t xml:space="preserve"> it makes mostly ordinary clinic visits, and only 4 of your 16 treatments show up in it. Some of those, like dialysis, show up a lot, but from only a few patients.</w:t>
+      </w:r>
+    </w:p>
+    <w:p>
+      <w:pPr>
+        <w:numPr>
+          <w:ilvl w:val="0"/>
+          <w:numId w:val="15"/>
+        </w:numPr>
+      </w:pPr>
+      <w:proofErr w:type="gramStart"/>
+      <w:r>
+        <w:rPr>
+          <w:b/>
+          <w:bCs/>
+        </w:rPr>
+        <w:t>So</w:t>
+      </w:r>
+      <w:proofErr w:type="gramEnd"/>
+      <w:r>
+        <w:rPr>
+          <w:b/>
+          <w:bCs/>
+        </w:rPr>
+        <w:t xml:space="preserve"> Synthea can't be the main data source.</w:t>
+      </w:r>
+      <w:r>
+        <w:t xml:space="preserve"> But it can help in a smaller way.</w:t>
+      </w:r>
+    </w:p>
+    <w:p>
+      <w:pPr>
+        <w:rPr>
+          <w:b/>
+          <w:bCs/>
+        </w:rPr>
+      </w:pPr>
+      <w:r>
+        <w:rPr>
+          <w:b/>
+          <w:bCs/>
+        </w:rPr>
+        <w:t>What my last message said</w:t>
+      </w:r>
+    </w:p>
+    <w:p>
+      <w:r>
+        <w:t xml:space="preserve">Synthea shows how </w:t>
+      </w:r>
+      <w:r>
+        <w:rPr>
+          <w:b/>
+          <w:bCs/>
+        </w:rPr>
+        <w:t>repeat treatments</w:t>
+      </w:r>
+      <w:r>
+        <w:t xml:space="preserve"> really work. Dialysis happens about every 3 days, and chemotherapy about every 22 days. Your data maker uses rougher guesses for these. </w:t>
+      </w:r>
+      <w:proofErr w:type="gramStart"/>
+      <w:r>
+        <w:t>So</w:t>
+      </w:r>
+      <w:proofErr w:type="gramEnd"/>
+      <w:r>
+        <w:t xml:space="preserve"> we can use Synthea as a </w:t>
+      </w:r>
+      <w:r>
+        <w:rPr>
+          <w:b/>
+          <w:bCs/>
+        </w:rPr>
+        <w:t>reference</w:t>
+      </w:r>
+      <w:r>
+        <w:t xml:space="preserve"> to make those repeats more realistic. That is quick (about a day), and you still get to say you used Synthea.</w:t>
+      </w:r>
+    </w:p>
+    <w:p>
+      <w:pPr>
+        <w:rPr>
+          <w:b/>
+          <w:bCs/>
+        </w:rPr>
+      </w:pPr>
+      <w:r>
+        <w:rPr>
+          <w:b/>
+          <w:bCs/>
+        </w:rPr>
+        <w:t>Where you are now</w:t>
+      </w:r>
+    </w:p>
+    <w:p>
+      <w:r>
+        <w:t xml:space="preserve">You're in </w:t>
+      </w:r>
+      <w:r>
+        <w:rPr>
+          <w:b/>
+          <w:bCs/>
+        </w:rPr>
+        <w:t>week 1 of 7</w:t>
+      </w:r>
+      <w:r>
+        <w:t xml:space="preserve">. The data exists. The next big job is </w:t>
+      </w:r>
+      <w:r>
+        <w:rPr>
+          <w:b/>
+          <w:bCs/>
+        </w:rPr>
+        <w:t>adding the fake fraud</w:t>
+      </w:r>
+      <w:r>
+        <w:t>.</w:t>
+      </w:r>
+    </w:p>
+    <w:p>
+      <w:pPr>
+        <w:rPr>
+          <w:b/>
+          <w:bCs/>
+        </w:rPr>
+      </w:pPr>
+      <w:r>
+        <w:rPr>
+          <w:b/>
+          <w:bCs/>
+        </w:rPr>
+        <w:t>Two things to decide</w:t>
+      </w:r>
+    </w:p>
+    <w:p>
+      <w:pPr>
+        <w:numPr>
+          <w:ilvl w:val="0"/>
+          <w:numId w:val="16"/>
+        </w:numPr>
+      </w:pPr>
+      <w:r>
+        <w:rPr>
+          <w:b/>
+          <w:bCs/>
+        </w:rPr>
+        <w:t>Should I update the data maker using Synthea's repeat-treatment patterns?</w:t>
+      </w:r>
+      <w:r>
+        <w:t xml:space="preserve"> It's quick, and I'd recommend yes.</w:t>
+      </w:r>
+    </w:p>
+    <w:p>
+      <w:pPr>
+        <w:numPr>
+          <w:ilvl w:val="0"/>
+          <w:numId w:val="16"/>
+        </w:numPr>
+      </w:pPr>
+      <w:r>
+        <w:rPr>
+          <w:b/>
+          <w:bCs/>
+        </w:rPr>
+        <w:t>Your teammate can start adding fraud right now.</w:t>
+      </w:r>
+      <w:r>
+        <w:t xml:space="preserve"> They don't need to wait for Synthea.</w:t>
+      </w:r>
+    </w:p>
+    <w:p>
+      <w:r>
+        <w:t>Please tell me whether to go ahead with step 1. If any part still isn't clear, tell me which one and I'll explain it more simply.</w:t>
+      </w:r>
+    </w:p>
+    <w:p>
+      <w:r>
+        <w:lastRenderedPageBreak/>
+        <w:t>No, the script doesn't use a GAN, and it doesn't use any machine learning at all.</w:t>
+      </w:r>
+    </w:p>
+    <w:p>
+      <w:pPr>
+        <w:rPr>
+          <w:b/>
+          <w:bCs/>
+        </w:rPr>
+      </w:pPr>
+      <w:r>
+        <w:rPr>
+          <w:b/>
+          <w:bCs/>
+        </w:rPr>
+        <w:t>What it does</w:t>
+      </w:r>
+    </w:p>
+    <w:p>
+      <w:r>
+        <w:t xml:space="preserve">It's a </w:t>
+      </w:r>
+      <w:r>
+        <w:rPr>
+          <w:b/>
+          <w:bCs/>
+        </w:rPr>
+        <w:t>rule-based random generator</w:t>
+      </w:r>
+      <w:r>
+        <w:t>, like a dice-rolling machine that follows rules you can read in the config file:</w:t>
+      </w:r>
+    </w:p>
+    <w:p>
+      <w:pPr>
+        <w:numPr>
+          <w:ilvl w:val="0"/>
+          <w:numId w:val="17"/>
+        </w:numPr>
+      </w:pPr>
+      <w:r>
+        <w:t>It creates hospitals, doctors and patients (age, sex, district).</w:t>
+      </w:r>
+    </w:p>
+    <w:p>
+      <w:pPr>
+        <w:numPr>
+          <w:ilvl w:val="0"/>
+          <w:numId w:val="17"/>
+        </w:numPr>
+      </w:pPr>
+      <w:r>
+        <w:t xml:space="preserve">For each patient, it rolls dice to decide how many </w:t>
+      </w:r>
+      <w:proofErr w:type="gramStart"/>
+      <w:r>
+        <w:t>hospital</w:t>
+      </w:r>
+      <w:proofErr w:type="gramEnd"/>
+      <w:r>
+        <w:t xml:space="preserve"> visits they have.</w:t>
+      </w:r>
+    </w:p>
+    <w:p>
+      <w:pPr>
+        <w:numPr>
+          <w:ilvl w:val="0"/>
+          <w:numId w:val="17"/>
+        </w:numPr>
+      </w:pPr>
+      <w:r>
+        <w:t>For each visit, it picks a treatment using rules: how common the treatment is, whether the patient's age fits it, and whether it applies to their sex (deliveries are for women, prostate surgery for men).</w:t>
+      </w:r>
+    </w:p>
+    <w:p>
+      <w:pPr>
+        <w:numPr>
+          <w:ilvl w:val="0"/>
+          <w:numId w:val="17"/>
+        </w:numPr>
+      </w:pPr>
+      <w:r>
+        <w:t>It picks a hospital, usually near the patient, that offers that treatment, and a doctor with the right specialty.</w:t>
+      </w:r>
+    </w:p>
+    <w:p>
+      <w:pPr>
+        <w:numPr>
+          <w:ilvl w:val="0"/>
+          <w:numId w:val="17"/>
+        </w:numPr>
+      </w:pPr>
+      <w:r>
+        <w:t>It sets the claim amount close to the standard rate, with a bit of random variation.</w:t>
+      </w:r>
+    </w:p>
+    <w:p>
+      <w:pPr>
+        <w:numPr>
+          <w:ilvl w:val="0"/>
+          <w:numId w:val="17"/>
+        </w:numPr>
+      </w:pPr>
+      <w:r>
+        <w:t>Dialysis and chemotherapy get repeat visits.</w:t>
+      </w:r>
+    </w:p>
+    <w:p>
+      <w:r>
+        <w:t>Because the dice use a fixed number (the seed, 42), you and your teammate get exactly the same data every time.</w:t>
+      </w:r>
+    </w:p>
+    <w:p>
+      <w:pPr>
+        <w:rPr>
+          <w:b/>
+          <w:bCs/>
+        </w:rPr>
+      </w:pPr>
+      <w:r>
+        <w:rPr>
+          <w:b/>
+          <w:bCs/>
+        </w:rPr>
+        <w:t>What a GAN is, and why it isn't here</w:t>
+      </w:r>
+    </w:p>
+    <w:p>
+      <w:r>
+        <w:t xml:space="preserve">A GAN is a machine learning model with two parts. One part makes fake data and the other tries to spot the fakes, and they improve by competing. Its key requirement is that </w:t>
+      </w:r>
+      <w:r>
+        <w:rPr>
+          <w:b/>
+          <w:bCs/>
+        </w:rPr>
+        <w:t>it needs real data to learn from</w:t>
+      </w:r>
+      <w:r>
+        <w:t>, so that the fake data copies the real data's patterns.</w:t>
+      </w:r>
+    </w:p>
+    <w:p>
+      <w:r>
+        <w:t>You don't have real Indian claims data, so a GAN would have nothing to copy. It would only learn from our own placeholder numbers, which adds complexity and no realism. The rule-based approach also lets us control things exactly: the fraud rate, the treatment mix and the amounts. A GAN wouldn't let us.</w:t>
+      </w:r>
+    </w:p>
+    <w:p>
+      <w:pPr>
+        <w:rPr>
+          <w:b/>
+          <w:bCs/>
+        </w:rPr>
+      </w:pPr>
+      <w:r>
+        <w:rPr>
+          <w:b/>
+          <w:bCs/>
+        </w:rPr>
+        <w:t>Where GAN appears in your project documents</w:t>
+      </w:r>
+    </w:p>
+    <w:p>
+      <w:pPr>
+        <w:numPr>
+          <w:ilvl w:val="0"/>
+          <w:numId w:val="18"/>
+        </w:numPr>
+      </w:pPr>
+      <w:r>
+        <w:rPr>
+          <w:b/>
+          <w:bCs/>
+        </w:rPr>
+        <w:t>CTGAN (a table-making GAN):</w:t>
+      </w:r>
+      <w:r>
+        <w:t xml:space="preserve"> your documents list it as an optional extra for recalibrating the data. We haven't built it, and I wouldn't unless you get real data to train it on.</w:t>
+      </w:r>
+    </w:p>
+    <w:p>
+      <w:pPr>
+        <w:numPr>
+          <w:ilvl w:val="0"/>
+          <w:numId w:val="18"/>
+        </w:numPr>
+      </w:pPr>
+      <w:r>
+        <w:rPr>
+          <w:b/>
+          <w:bCs/>
+        </w:rPr>
+        <w:t>Adaptive fraudster:</w:t>
+      </w:r>
+      <w:r>
+        <w:t xml:space="preserve"> one paper we found used a GAN to make fraud claims that fool detectors. Our fraudster will be a simple rule-based search, not a GAN. We could mention the GAN approach as future work.</w:t>
+      </w:r>
+    </w:p>
+    <w:p>
+      <w:proofErr w:type="gramStart"/>
+      <w:r>
+        <w:t>So</w:t>
+      </w:r>
+      <w:proofErr w:type="gramEnd"/>
+      <w:r>
+        <w:t xml:space="preserve"> you can say honestly: "The dataset is generated with a rule-based statistical simulator with documented parameters, not a learned generative model."</w:t>
+      </w:r>
+    </w:p>
+    <w:p>
+      <w:r>
+        <w:t>Do you want me to suggest a short sentence for your report that explains this choice, or do you have another doubt?</w:t>
+      </w:r>
+    </w:p>
+    <w:p>
+      <w:r>
+        <w:rPr>
+          <w:b/>
+          <w:bCs/>
+        </w:rPr>
+        <w:t>My answer: depend on the script for the actual data, and use Synthea and published Indian numbers only as references to make the script more realistic.</w:t>
+      </w:r>
+      <w:r>
+        <w:t xml:space="preserve"> I'd call that a light hybrid. It isn't a full merge of Synthea's data into yours.</w:t>
+      </w:r>
+    </w:p>
+    <w:p>
+      <w:pPr>
+        <w:rPr>
+          <w:b/>
+          <w:bCs/>
+        </w:rPr>
+      </w:pPr>
+      <w:r>
+        <w:rPr>
+          <w:b/>
+          <w:bCs/>
+        </w:rPr>
+        <w:t>The three options in plain words</w:t>
+      </w:r>
+    </w:p>
+    <w:tbl>
+      <w:tblPr>
+        <w:tblW w:w="0" w:type="auto"/>
+        <w:tblCellSpacing w:w="15" w:type="dxa"/>
+        <w:tblCellMar>
+          <w:top w:w="15" w:type="dxa"/>
+          <w:left w:w="15" w:type="dxa"/>
+          <w:bottom w:w="15" w:type="dxa"/>
+          <w:right w:w="15" w:type="dxa"/>
+        </w:tblCellMar>
+        <w:tblLook w:val="04A0" w:firstRow="1" w:lastRow="0" w:firstColumn="1" w:lastColumn="0" w:noHBand="0" w:noVBand="1"/>
+      </w:tblPr>
+      <w:tblGrid>
+        <w:gridCol w:w="1111"/>
+        <w:gridCol w:w="2730"/>
+        <w:gridCol w:w="2011"/>
+        <w:gridCol w:w="3174"/>
+      </w:tblGrid>
+      <w:tr>
+        <w:trPr>
+          <w:tblHeader/>
+          <w:tblCellSpacing w:w="15" w:type="dxa"/>
+        </w:trPr>
+        <w:tc>
+          <w:tcPr>
+            <w:tcW w:w="0" w:type="auto"/>
+            <w:vAlign w:val="center"/>
+            <w:hideMark/>
+          </w:tcPr>
+          <w:p>
+            <w:pPr>
+              <w:rPr>
+                <w:b/>
+                <w:bCs/>
+              </w:rPr>
+            </w:pPr>
+            <w:r>
+              <w:rPr>
+                <w:b/>
+                <w:bCs/>
+              </w:rPr>
+              <w:lastRenderedPageBreak/>
+              <w:t>Option</w:t>
+            </w:r>
+          </w:p>
+        </w:tc>
+        <w:tc>
+          <w:tcPr>
+            <w:tcW w:w="0" w:type="auto"/>
+            <w:vAlign w:val="center"/>
+            <w:hideMark/>
+          </w:tcPr>
+          <w:p>
+            <w:pPr>
+              <w:rPr>
+                <w:b/>
+                <w:bCs/>
+              </w:rPr>
+            </w:pPr>
+            <w:r>
+              <w:rPr>
+                <w:b/>
+                <w:bCs/>
+              </w:rPr>
+              <w:t>What it means</w:t>
+            </w:r>
+          </w:p>
+        </w:tc>
+        <w:tc>
+          <w:tcPr>
+            <w:tcW w:w="0" w:type="auto"/>
+            <w:vAlign w:val="center"/>
+            <w:hideMark/>
+          </w:tcPr>
+          <w:p>
+            <w:pPr>
+              <w:rPr>
+                <w:b/>
+                <w:bCs/>
+              </w:rPr>
+            </w:pPr>
+            <w:r>
+              <w:rPr>
+                <w:b/>
+                <w:bCs/>
+              </w:rPr>
+              <w:t>Good side</w:t>
+            </w:r>
+          </w:p>
+        </w:tc>
+        <w:tc>
+          <w:tcPr>
+            <w:tcW w:w="0" w:type="auto"/>
+            <w:vAlign w:val="center"/>
+            <w:hideMark/>
+          </w:tcPr>
+          <w:p>
+            <w:pPr>
+              <w:rPr>
+                <w:b/>
+                <w:bCs/>
+              </w:rPr>
+            </w:pPr>
+            <w:r>
+              <w:rPr>
+                <w:b/>
+                <w:bCs/>
+              </w:rPr>
+              <w:t>Bad side</w:t>
+            </w:r>
+          </w:p>
+        </w:tc>
+      </w:tr>
+      <w:tr>
+        <w:trPr>
+          <w:tblCellSpacing w:w="15" w:type="dxa"/>
+        </w:trPr>
+        <w:tc>
+          <w:tcPr>
+            <w:tcW w:w="0" w:type="auto"/>
+            <w:vAlign w:val="center"/>
+            <w:hideMark/>
+          </w:tcPr>
+          <w:p>
+            <w:r>
+              <w:rPr>
+                <w:b/>
+                <w:bCs/>
+              </w:rPr>
+              <w:t>1. Script only</w:t>
+            </w:r>
+          </w:p>
+        </w:tc>
+        <w:tc>
+          <w:tcPr>
+            <w:tcW w:w="0" w:type="auto"/>
+            <w:vAlign w:val="center"/>
+            <w:hideMark/>
+          </w:tcPr>
+          <w:p>
+            <w:r>
+              <w:t>All data comes from our script</w:t>
+            </w:r>
+          </w:p>
+        </w:tc>
+        <w:tc>
+          <w:tcPr>
+            <w:tcW w:w="0" w:type="auto"/>
+            <w:vAlign w:val="center"/>
+            <w:hideMark/>
+          </w:tcPr>
+          <w:p>
+            <w:r>
+              <w:t>Fastest, fully under your control, same result every time</w:t>
+            </w:r>
+          </w:p>
+        </w:tc>
+        <w:tc>
+          <w:tcPr>
+            <w:tcW w:w="0" w:type="auto"/>
+            <w:vAlign w:val="center"/>
+            <w:hideMark/>
+          </w:tcPr>
+          <w:p>
+            <w:r>
+              <w:t>Someone may say "you made the numbers up"</w:t>
+            </w:r>
+          </w:p>
+        </w:tc>
+      </w:tr>
+      <w:tr>
+        <w:trPr>
+          <w:tblCellSpacing w:w="15" w:type="dxa"/>
+        </w:trPr>
+        <w:tc>
+          <w:tcPr>
+            <w:tcW w:w="0" w:type="auto"/>
+            <w:vAlign w:val="center"/>
+            <w:hideMark/>
+          </w:tcPr>
+          <w:p>
+            <w:r>
+              <w:rPr>
+                <w:b/>
+                <w:bCs/>
+              </w:rPr>
+              <w:t>2. Light hybrid (my pick)</w:t>
+            </w:r>
+          </w:p>
+        </w:tc>
+        <w:tc>
+          <w:tcPr>
+            <w:tcW w:w="0" w:type="auto"/>
+            <w:vAlign w:val="center"/>
+            <w:hideMark/>
+          </w:tcPr>
+          <w:p>
+            <w:r>
+              <w:t>Script makes all the data, but its settings are checked against Synthea and real Indian figures</w:t>
+            </w:r>
+          </w:p>
+        </w:tc>
+        <w:tc>
+          <w:tcPr>
+            <w:tcW w:w="0" w:type="auto"/>
+            <w:vAlign w:val="center"/>
+            <w:hideMark/>
+          </w:tcPr>
+          <w:p>
+            <w:r>
+              <w:t>Answers the "made up" criticism, and you still use Synthea</w:t>
+            </w:r>
+          </w:p>
+        </w:tc>
+        <w:tc>
+          <w:tcPr>
+            <w:tcW w:w="0" w:type="auto"/>
+            <w:vAlign w:val="center"/>
+            <w:hideMark/>
+          </w:tcPr>
+          <w:p>
+            <w:r>
+              <w:t>A little extra work (about a day)</w:t>
+            </w:r>
+          </w:p>
+        </w:tc>
+      </w:tr>
+      <w:tr>
+        <w:trPr>
+          <w:tblCellSpacing w:w="15" w:type="dxa"/>
+        </w:trPr>
+        <w:tc>
+          <w:tcPr>
+            <w:tcW w:w="0" w:type="auto"/>
+            <w:vAlign w:val="center"/>
+            <w:hideMark/>
+          </w:tcPr>
+          <w:p>
+            <w:r>
+              <w:rPr>
+                <w:b/>
+                <w:bCs/>
+              </w:rPr>
+              <w:t>3. Full merge</w:t>
+            </w:r>
+          </w:p>
+        </w:tc>
+        <w:tc>
+          <w:tcPr>
+            <w:tcW w:w="0" w:type="auto"/>
+            <w:vAlign w:val="center"/>
+            <w:hideMark/>
+          </w:tcPr>
+          <w:p>
+            <w:r>
+              <w:t>Some of the claims come from real Synthea records</w:t>
+            </w:r>
+          </w:p>
+        </w:tc>
+        <w:tc>
+          <w:tcPr>
+            <w:tcW w:w="0" w:type="auto"/>
+            <w:vAlign w:val="center"/>
+            <w:hideMark/>
+          </w:tcPr>
+          <w:p>
+            <w:r>
+              <w:t>You can say part of the data came from Synthea</w:t>
+            </w:r>
+          </w:p>
+        </w:tc>
+        <w:tc>
+          <w:tcPr>
+            <w:tcW w:w="0" w:type="auto"/>
+            <w:vAlign w:val="center"/>
+            <w:hideMark/>
+          </w:tcPr>
+          <w:p>
+            <w:r>
+              <w:t>About a week, only 3 to 4 of 16 treatments, very few patients for some, and a lot of translation work</w:t>
+            </w:r>
+          </w:p>
+        </w:tc>
+      </w:tr>
+    </w:tbl>
+    <w:p>
+      <w:pPr>
+        <w:rPr>
+          <w:b/>
+          <w:bCs/>
+        </w:rPr>
+      </w:pPr>
+      <w:r>
+        <w:rPr>
+          <w:b/>
+          <w:bCs/>
+        </w:rPr>
+        <w:t>Why option 2</w:t>
+      </w:r>
+    </w:p>
+    <w:p>
+      <w:pPr>
+        <w:numPr>
+          <w:ilvl w:val="0"/>
+          <w:numId w:val="19"/>
+        </w:numPr>
+      </w:pPr>
+      <w:r>
+        <w:rPr>
+          <w:b/>
+          <w:bCs/>
+        </w:rPr>
+        <w:t>The script has to make most of the data anyway.</w:t>
+      </w:r>
+      <w:r>
+        <w:t xml:space="preserve"> Synthea only covers 4 of your 16 treatments, so you'd depend on the script even in a full merge.</w:t>
+      </w:r>
+    </w:p>
+    <w:p>
+      <w:pPr>
+        <w:numPr>
+          <w:ilvl w:val="0"/>
+          <w:numId w:val="19"/>
+        </w:numPr>
+      </w:pPr>
+      <w:r>
+        <w:rPr>
+          <w:b/>
+          <w:bCs/>
+        </w:rPr>
+        <w:t>Your real contribution is the fraud part,</w:t>
+      </w:r>
+      <w:r>
+        <w:t xml:space="preserve"> meaning adding fraud, catching it, and testing it when fraudsters change tricks. Spending a week on merging data takes time away from that.</w:t>
+      </w:r>
+    </w:p>
+    <w:p>
+      <w:pPr>
+        <w:numPr>
+          <w:ilvl w:val="0"/>
+          <w:numId w:val="19"/>
+        </w:numPr>
+      </w:pPr>
+      <w:r>
+        <w:rPr>
+          <w:b/>
+          <w:bCs/>
+        </w:rPr>
+        <w:t>You still get what you wanted from Synthea.</w:t>
+      </w:r>
+      <w:r>
+        <w:t xml:space="preserve"> You ran it, studied its tables and used its patterns to improve your data. That's real learning, and you can describe it honestly in your report.</w:t>
+      </w:r>
+    </w:p>
+    <w:p>
+      <w:pPr>
+        <w:rPr>
+          <w:b/>
+          <w:bCs/>
+        </w:rPr>
+      </w:pPr>
+      <w:r>
+        <w:rPr>
+          <w:b/>
+          <w:bCs/>
+        </w:rPr>
+        <w:t>What you'd say in your report</w:t>
+      </w:r>
+    </w:p>
+    <w:p>
+      <w:r>
+        <w:t>"The claims are generated by a rule-based simulator whose settings are calibrated to published Indian statistics, and whose repeat-treatment patterns were checked against Synthea."</w:t>
+      </w:r>
+    </w:p>
+    <w:p>
+      <w:r>
+        <w:t>That's accurate, and it's a defensible method.</w:t>
+      </w:r>
+    </w:p>
+    <w:p>
+      <w:pPr>
+        <w:rPr>
+          <w:b/>
+          <w:bCs/>
+        </w:rPr>
+      </w:pPr>
+      <w:r>
+        <w:rPr>
+          <w:b/>
+          <w:bCs/>
+        </w:rPr>
+        <w:t>If your team still wants the full merge</w:t>
+      </w:r>
+    </w:p>
+    <w:p>
+      <w:r>
+        <w:t>It's possible, but it should only come after the fraud part is working, and only for dialysis and maybe caesarean. Treat it as an extra, not the foundation.</w:t>
+      </w:r>
+    </w:p>
+    <w:p>
+      <w:r>
+        <w:t>Should I go ahead and make the script's dialysis and chemotherapy repeats more realistic using what we saw in Synthea? It's the quick, concrete step for option 2.</w:t>
+      </w:r>
+    </w:p>
+    <w:p/>
     <w:sectPr>
       <w:pgSz w:w="11906" w:h="16838"/>
       <w:pgMar w:top="1440" w:right="1440" w:bottom="1440" w:left="1440" w:header="708" w:footer="708" w:gutter="0"/>
@@ -1786,6 +2800,119 @@
 <file path=word/numbering.xml><?xml version="1.0" encoding="utf-8"?>
 <w:numbering xmlns:wpc="http://schemas.microsoft.com/office/word/2010/wordprocessingCanvas" xmlns:cx="http://schemas.microsoft.com/office/drawing/2014/chartex" xmlns:cx1="http://schemas.microsoft.com/office/drawing/2015/9/8/chartex" xmlns:cx2="http://schemas.microsoft.com/office/drawing/2015/10/21/chartex" xmlns:cx3="http://schemas.microsoft.com/office/drawing/2016/5/9/chartex" xmlns:cx4="http://schemas.microsoft.com/office/drawing/2016/5/10/chartex" xmlns:cx5="http://schemas.microsoft.com/office/drawing/2016/5/11/chartex" xmlns:cx6="http://schemas.microsoft.com/office/drawing/2016/5/12/chartex" xmlns:cx7="http://schemas.microsoft.com/office/drawing/2016/5/13/chartex" xmlns:cx8="http://schemas.microsoft.com/office/drawing/2016/5/14/chartex" xmlns:mc="http://schemas.openxmlformats.org/markup-compatibility/2006" xmlns:aink="http://schemas.microsoft.com/office/drawing/2016/ink" xmlns:am3d="http://schemas.microsoft.com/office/drawing/2017/model3d" xmlns:o="urn:schemas-microsoft-com:office:office" xmlns:oel="http://schemas.microsoft.com/office/2019/extlst" xmlns:r="http://schemas.openxmlformats.org/officeDocument/2006/relationships" xmlns:m="http://schemas.openxmlformats.org/officeDocument/2006/math" xmlns:v="urn:schemas-microsoft-com:vml" xmlns:wp14="http://schemas.microsoft.com/office/word/2010/wordprocessingDrawing" xmlns:wp="http://schemas.openxmlformats.org/drawingml/2006/wordprocessingDrawing" xmlns:w10="urn:schemas-microsoft-com:office:word" xmlns:w="http://schemas.openxmlformats.org/wordprocessingml/2006/main" xmlns:w14="http://schemas.microsoft.com/office/word/2010/wordml" xmlns:w15="http://schemas.microsoft.com/office/word/2012/wordml" xmlns:w16cex="http://schemas.microsoft.com/office/word/2018/wordml/cex" xmlns:w16cid="http://schemas.microsoft.com/office/word/2016/wordml/cid" xmlns:w16="http://schemas.microsoft.com/office/word/2018/wordml" xmlns:w16du="http://schemas.microsoft.com/office/word/2023/wordml/word16du" xmlns:w16sdtdh="http://schemas.microsoft.com/office/word/2020/wordml/sdtdatahash" xmlns:w16sdtfl="http://schemas.microsoft.com/office/word/2024/wordml/sdtformatlock" xmlns:w16se="http://schemas.microsoft.com/office/word/2015/wordml/symex" xmlns:wpg="http://schemas.microsoft.com/office/word/2010/wordprocessingGroup" xmlns:wpi="http://schemas.microsoft.com/office/word/2010/wordprocessingInk" xmlns:wne="http://schemas.microsoft.com/office/word/2006/wordml" xmlns:wps="http://schemas.microsoft.com/office/word/2010/wordprocessingShape" mc:Ignorable="w14 w15 w16se w16cid w16 w16cex w16sdtdh w16sdtfl w16du wp14">
   <w:abstractNum w:abstractNumId="0" w15:restartNumberingAfterBreak="0">
+    <w:nsid w:val="005E55A6"/>
+    <w:multiLevelType w:val="multilevel"/>
+    <w:tmpl w:val="EF44ACBE"/>
+    <w:lvl w:ilvl="0">
+      <w:start w:val="1"/>
+      <w:numFmt w:val="decimal"/>
+      <w:lvlText w:val="%1."/>
+      <w:lvlJc w:val="left"/>
+      <w:pPr>
+        <w:tabs>
+          <w:tab w:val="num" w:pos="720"/>
+        </w:tabs>
+        <w:ind w:left="720" w:hanging="360"/>
+      </w:pPr>
+    </w:lvl>
+    <w:lvl w:ilvl="1" w:tentative="1">
+      <w:start w:val="1"/>
+      <w:numFmt w:val="decimal"/>
+      <w:lvlText w:val="%2."/>
+      <w:lvlJc w:val="left"/>
+      <w:pPr>
+        <w:tabs>
+          <w:tab w:val="num" w:pos="1440"/>
+        </w:tabs>
+        <w:ind w:left="1440" w:hanging="360"/>
+      </w:pPr>
+    </w:lvl>
+    <w:lvl w:ilvl="2" w:tentative="1">
+      <w:start w:val="1"/>
+      <w:numFmt w:val="decimal"/>
+      <w:lvlText w:val="%3."/>
+      <w:lvlJc w:val="left"/>
+      <w:pPr>
+        <w:tabs>
+          <w:tab w:val="num" w:pos="2160"/>
+        </w:tabs>
+        <w:ind w:left="2160" w:hanging="360"/>
+      </w:pPr>
+    </w:lvl>
+    <w:lvl w:ilvl="3" w:tentative="1">
+      <w:start w:val="1"/>
+      <w:numFmt w:val="decimal"/>
+      <w:lvlText w:val="%4."/>
+      <w:lvlJc w:val="left"/>
+      <w:pPr>
+        <w:tabs>
+          <w:tab w:val="num" w:pos="2880"/>
+        </w:tabs>
+        <w:ind w:left="2880" w:hanging="360"/>
+      </w:pPr>
+    </w:lvl>
+    <w:lvl w:ilvl="4" w:tentative="1">
+      <w:start w:val="1"/>
+      <w:numFmt w:val="decimal"/>
+      <w:lvlText w:val="%5."/>
+      <w:lvlJc w:val="left"/>
+      <w:pPr>
+        <w:tabs>
+          <w:tab w:val="num" w:pos="3600"/>
+        </w:tabs>
+        <w:ind w:left="3600" w:hanging="360"/>
+      </w:pPr>
+    </w:lvl>
+    <w:lvl w:ilvl="5" w:tentative="1">
+      <w:start w:val="1"/>
+      <w:numFmt w:val="decimal"/>
+      <w:lvlText w:val="%6."/>
+      <w:lvlJc w:val="left"/>
+      <w:pPr>
+        <w:tabs>
+          <w:tab w:val="num" w:pos="4320"/>
+        </w:tabs>
+        <w:ind w:left="4320" w:hanging="360"/>
+      </w:pPr>
+    </w:lvl>
+    <w:lvl w:ilvl="6" w:tentative="1">
+      <w:start w:val="1"/>
+      <w:numFmt w:val="decimal"/>
+      <w:lvlText w:val="%7."/>
+      <w:lvlJc w:val="left"/>
+      <w:pPr>
+        <w:tabs>
+          <w:tab w:val="num" w:pos="5040"/>
+        </w:tabs>
+        <w:ind w:left="5040" w:hanging="360"/>
+      </w:pPr>
+    </w:lvl>
+    <w:lvl w:ilvl="7" w:tentative="1">
+      <w:start w:val="1"/>
+      <w:numFmt w:val="decimal"/>
+      <w:lvlText w:val="%8."/>
+      <w:lvlJc w:val="left"/>
+      <w:pPr>
+        <w:tabs>
+          <w:tab w:val="num" w:pos="5760"/>
+        </w:tabs>
+        <w:ind w:left="5760" w:hanging="360"/>
+      </w:pPr>
+    </w:lvl>
+    <w:lvl w:ilvl="8" w:tentative="1">
+      <w:start w:val="1"/>
+      <w:numFmt w:val="decimal"/>
+      <w:lvlText w:val="%9."/>
+      <w:lvlJc w:val="left"/>
+      <w:pPr>
+        <w:tabs>
+          <w:tab w:val="num" w:pos="6480"/>
+        </w:tabs>
+        <w:ind w:left="6480" w:hanging="360"/>
+      </w:pPr>
+    </w:lvl>
+  </w:abstractNum>
+  <w:abstractNum w:abstractNumId="1" w15:restartNumberingAfterBreak="0">
     <w:nsid w:val="1033301E"/>
     <w:multiLevelType w:val="multilevel"/>
     <w:tmpl w:val="52F865E2"/>
@@ -1934,7 +3061,156 @@
       </w:rPr>
     </w:lvl>
   </w:abstractNum>
-  <w:abstractNum w:abstractNumId="1" w15:restartNumberingAfterBreak="0">
+  <w:abstractNum w:abstractNumId="2" w15:restartNumberingAfterBreak="0">
+    <w:nsid w:val="15A9337C"/>
+    <w:multiLevelType w:val="multilevel"/>
+    <w:tmpl w:val="AB0A44D6"/>
+    <w:lvl w:ilvl="0">
+      <w:start w:val="1"/>
+      <w:numFmt w:val="bullet"/>
+      <w:lvlText w:val=""/>
+      <w:lvlJc w:val="left"/>
+      <w:pPr>
+        <w:tabs>
+          <w:tab w:val="num" w:pos="720"/>
+        </w:tabs>
+        <w:ind w:left="720" w:hanging="360"/>
+      </w:pPr>
+      <w:rPr>
+        <w:rFonts w:ascii="Symbol" w:hAnsi="Symbol" w:hint="default"/>
+        <w:sz w:val="20"/>
+      </w:rPr>
+    </w:lvl>
+    <w:lvl w:ilvl="1" w:tentative="1">
+      <w:start w:val="1"/>
+      <w:numFmt w:val="bullet"/>
+      <w:lvlText w:val="o"/>
+      <w:lvlJc w:val="left"/>
+      <w:pPr>
+        <w:tabs>
+          <w:tab w:val="num" w:pos="1440"/>
+        </w:tabs>
+        <w:ind w:left="1440" w:hanging="360"/>
+      </w:pPr>
+      <w:rPr>
+        <w:rFonts w:ascii="Courier New" w:hAnsi="Courier New" w:hint="default"/>
+        <w:sz w:val="20"/>
+      </w:rPr>
+    </w:lvl>
+    <w:lvl w:ilvl="2" w:tentative="1">
+      <w:start w:val="1"/>
+      <w:numFmt w:val="bullet"/>
+      <w:lvlText w:val=""/>
+      <w:lvlJc w:val="left"/>
+      <w:pPr>
+        <w:tabs>
+          <w:tab w:val="num" w:pos="2160"/>
+        </w:tabs>
+        <w:ind w:left="2160" w:hanging="360"/>
+      </w:pPr>
+      <w:rPr>
+        <w:rFonts w:ascii="Wingdings" w:hAnsi="Wingdings" w:hint="default"/>
+        <w:sz w:val="20"/>
+      </w:rPr>
+    </w:lvl>
+    <w:lvl w:ilvl="3" w:tentative="1">
+      <w:start w:val="1"/>
+      <w:numFmt w:val="bullet"/>
+      <w:lvlText w:val=""/>
+      <w:lvlJc w:val="left"/>
+      <w:pPr>
+        <w:tabs>
+          <w:tab w:val="num" w:pos="2880"/>
+        </w:tabs>
+        <w:ind w:left="2880" w:hanging="360"/>
+      </w:pPr>
+      <w:rPr>
+        <w:rFonts w:ascii="Wingdings" w:hAnsi="Wingdings" w:hint="default"/>
+        <w:sz w:val="20"/>
+      </w:rPr>
+    </w:lvl>
+    <w:lvl w:ilvl="4" w:tentative="1">
+      <w:start w:val="1"/>
+      <w:numFmt w:val="bullet"/>
+      <w:lvlText w:val=""/>
+      <w:lvlJc w:val="left"/>
+      <w:pPr>
+        <w:tabs>
+          <w:tab w:val="num" w:pos="3600"/>
+        </w:tabs>
+        <w:ind w:left="3600" w:hanging="360"/>
+      </w:pPr>
+      <w:rPr>
+        <w:rFonts w:ascii="Wingdings" w:hAnsi="Wingdings" w:hint="default"/>
+        <w:sz w:val="20"/>
+      </w:rPr>
+    </w:lvl>
+    <w:lvl w:ilvl="5" w:tentative="1">
+      <w:start w:val="1"/>
+      <w:numFmt w:val="bullet"/>
+      <w:lvlText w:val=""/>
+      <w:lvlJc w:val="left"/>
+      <w:pPr>
+        <w:tabs>
+          <w:tab w:val="num" w:pos="4320"/>
+        </w:tabs>
+        <w:ind w:left="4320" w:hanging="360"/>
+      </w:pPr>
+      <w:rPr>
+        <w:rFonts w:ascii="Wingdings" w:hAnsi="Wingdings" w:hint="default"/>
+        <w:sz w:val="20"/>
+      </w:rPr>
+    </w:lvl>
+    <w:lvl w:ilvl="6" w:tentative="1">
+      <w:start w:val="1"/>
+      <w:numFmt w:val="bullet"/>
+      <w:lvlText w:val=""/>
+      <w:lvlJc w:val="left"/>
+      <w:pPr>
+        <w:tabs>
+          <w:tab w:val="num" w:pos="5040"/>
+        </w:tabs>
+        <w:ind w:left="5040" w:hanging="360"/>
+      </w:pPr>
+      <w:rPr>
+        <w:rFonts w:ascii="Wingdings" w:hAnsi="Wingdings" w:hint="default"/>
+        <w:sz w:val="20"/>
+      </w:rPr>
+    </w:lvl>
+    <w:lvl w:ilvl="7" w:tentative="1">
+      <w:start w:val="1"/>
+      <w:numFmt w:val="bullet"/>
+      <w:lvlText w:val=""/>
+      <w:lvlJc w:val="left"/>
+      <w:pPr>
+        <w:tabs>
+          <w:tab w:val="num" w:pos="5760"/>
+        </w:tabs>
+        <w:ind w:left="5760" w:hanging="360"/>
+      </w:pPr>
+      <w:rPr>
+        <w:rFonts w:ascii="Wingdings" w:hAnsi="Wingdings" w:hint="default"/>
+        <w:sz w:val="20"/>
+      </w:rPr>
+    </w:lvl>
+    <w:lvl w:ilvl="8" w:tentative="1">
+      <w:start w:val="1"/>
+      <w:numFmt w:val="bullet"/>
+      <w:lvlText w:val=""/>
+      <w:lvlJc w:val="left"/>
+      <w:pPr>
+        <w:tabs>
+          <w:tab w:val="num" w:pos="6480"/>
+        </w:tabs>
+        <w:ind w:left="6480" w:hanging="360"/>
+      </w:pPr>
+      <w:rPr>
+        <w:rFonts w:ascii="Wingdings" w:hAnsi="Wingdings" w:hint="default"/>
+        <w:sz w:val="20"/>
+      </w:rPr>
+    </w:lvl>
+  </w:abstractNum>
+  <w:abstractNum w:abstractNumId="3" w15:restartNumberingAfterBreak="0">
     <w:nsid w:val="18790CF2"/>
     <w:multiLevelType w:val="multilevel"/>
     <w:tmpl w:val="B81231D8"/>
@@ -2083,7 +3359,7 @@
       </w:rPr>
     </w:lvl>
   </w:abstractNum>
-  <w:abstractNum w:abstractNumId="2" w15:restartNumberingAfterBreak="0">
+  <w:abstractNum w:abstractNumId="4" w15:restartNumberingAfterBreak="0">
     <w:nsid w:val="2D391AC3"/>
     <w:multiLevelType w:val="multilevel"/>
     <w:tmpl w:val="D75C5DD2"/>
@@ -2196,7 +3472,7 @@
       </w:pPr>
     </w:lvl>
   </w:abstractNum>
-  <w:abstractNum w:abstractNumId="3" w15:restartNumberingAfterBreak="0">
+  <w:abstractNum w:abstractNumId="5" w15:restartNumberingAfterBreak="0">
     <w:nsid w:val="2EE71A2B"/>
     <w:multiLevelType w:val="multilevel"/>
     <w:tmpl w:val="3D1A894E"/>
@@ -2309,7 +3585,120 @@
       </w:pPr>
     </w:lvl>
   </w:abstractNum>
-  <w:abstractNum w:abstractNumId="4" w15:restartNumberingAfterBreak="0">
+  <w:abstractNum w:abstractNumId="6" w15:restartNumberingAfterBreak="0">
+    <w:nsid w:val="3A800BAA"/>
+    <w:multiLevelType w:val="multilevel"/>
+    <w:tmpl w:val="465CA422"/>
+    <w:lvl w:ilvl="0">
+      <w:start w:val="1"/>
+      <w:numFmt w:val="decimal"/>
+      <w:lvlText w:val="%1."/>
+      <w:lvlJc w:val="left"/>
+      <w:pPr>
+        <w:tabs>
+          <w:tab w:val="num" w:pos="720"/>
+        </w:tabs>
+        <w:ind w:left="720" w:hanging="360"/>
+      </w:pPr>
+    </w:lvl>
+    <w:lvl w:ilvl="1" w:tentative="1">
+      <w:start w:val="1"/>
+      <w:numFmt w:val="decimal"/>
+      <w:lvlText w:val="%2."/>
+      <w:lvlJc w:val="left"/>
+      <w:pPr>
+        <w:tabs>
+          <w:tab w:val="num" w:pos="1440"/>
+        </w:tabs>
+        <w:ind w:left="1440" w:hanging="360"/>
+      </w:pPr>
+    </w:lvl>
+    <w:lvl w:ilvl="2" w:tentative="1">
+      <w:start w:val="1"/>
+      <w:numFmt w:val="decimal"/>
+      <w:lvlText w:val="%3."/>
+      <w:lvlJc w:val="left"/>
+      <w:pPr>
+        <w:tabs>
+          <w:tab w:val="num" w:pos="2160"/>
+        </w:tabs>
+        <w:ind w:left="2160" w:hanging="360"/>
+      </w:pPr>
+    </w:lvl>
+    <w:lvl w:ilvl="3" w:tentative="1">
+      <w:start w:val="1"/>
+      <w:numFmt w:val="decimal"/>
+      <w:lvlText w:val="%4."/>
+      <w:lvlJc w:val="left"/>
+      <w:pPr>
+        <w:tabs>
+          <w:tab w:val="num" w:pos="2880"/>
+        </w:tabs>
+        <w:ind w:left="2880" w:hanging="360"/>
+      </w:pPr>
+    </w:lvl>
+    <w:lvl w:ilvl="4" w:tentative="1">
+      <w:start w:val="1"/>
+      <w:numFmt w:val="decimal"/>
+      <w:lvlText w:val="%5."/>
+      <w:lvlJc w:val="left"/>
+      <w:pPr>
+        <w:tabs>
+          <w:tab w:val="num" w:pos="3600"/>
+        </w:tabs>
+        <w:ind w:left="3600" w:hanging="360"/>
+      </w:pPr>
+    </w:lvl>
+    <w:lvl w:ilvl="5" w:tentative="1">
+      <w:start w:val="1"/>
+      <w:numFmt w:val="decimal"/>
+      <w:lvlText w:val="%6."/>
+      <w:lvlJc w:val="left"/>
+      <w:pPr>
+        <w:tabs>
+          <w:tab w:val="num" w:pos="4320"/>
+        </w:tabs>
+        <w:ind w:left="4320" w:hanging="360"/>
+      </w:pPr>
+    </w:lvl>
+    <w:lvl w:ilvl="6" w:tentative="1">
+      <w:start w:val="1"/>
+      <w:numFmt w:val="decimal"/>
+      <w:lvlText w:val="%7."/>
+      <w:lvlJc w:val="left"/>
+      <w:pPr>
+        <w:tabs>
+          <w:tab w:val="num" w:pos="5040"/>
+        </w:tabs>
+        <w:ind w:left="5040" w:hanging="360"/>
+      </w:pPr>
+    </w:lvl>
+    <w:lvl w:ilvl="7" w:tentative="1">
+      <w:start w:val="1"/>
+      <w:numFmt w:val="decimal"/>
+      <w:lvlText w:val="%8."/>
+      <w:lvlJc w:val="left"/>
+      <w:pPr>
+        <w:tabs>
+          <w:tab w:val="num" w:pos="5760"/>
+        </w:tabs>
+        <w:ind w:left="5760" w:hanging="360"/>
+      </w:pPr>
+    </w:lvl>
+    <w:lvl w:ilvl="8" w:tentative="1">
+      <w:start w:val="1"/>
+      <w:numFmt w:val="decimal"/>
+      <w:lvlText w:val="%9."/>
+      <w:lvlJc w:val="left"/>
+      <w:pPr>
+        <w:tabs>
+          <w:tab w:val="num" w:pos="6480"/>
+        </w:tabs>
+        <w:ind w:left="6480" w:hanging="360"/>
+      </w:pPr>
+    </w:lvl>
+  </w:abstractNum>
+  <w:abstractNum w:abstractNumId="7" w15:restartNumberingAfterBreak="0">
     <w:nsid w:val="3C973BF3"/>
     <w:multiLevelType w:val="multilevel"/>
     <w:tmpl w:val="220EED26"/>
@@ -2458,7 +3847,156 @@
       </w:rPr>
     </w:lvl>
   </w:abstractNum>
-  <w:abstractNum w:abstractNumId="5" w15:restartNumberingAfterBreak="0">
+  <w:abstractNum w:abstractNumId="8" w15:restartNumberingAfterBreak="0">
+    <w:nsid w:val="41867AA9"/>
+    <w:multiLevelType w:val="multilevel"/>
+    <w:tmpl w:val="FA701D8E"/>
+    <w:lvl w:ilvl="0">
+      <w:start w:val="1"/>
+      <w:numFmt w:val="bullet"/>
+      <w:lvlText w:val=""/>
+      <w:lvlJc w:val="left"/>
+      <w:pPr>
+        <w:tabs>
+          <w:tab w:val="num" w:pos="720"/>
+        </w:tabs>
+        <w:ind w:left="720" w:hanging="360"/>
+      </w:pPr>
+      <w:rPr>
+        <w:rFonts w:ascii="Symbol" w:hAnsi="Symbol" w:hint="default"/>
+        <w:sz w:val="20"/>
+      </w:rPr>
+    </w:lvl>
+    <w:lvl w:ilvl="1" w:tentative="1">
+      <w:start w:val="1"/>
+      <w:numFmt w:val="bullet"/>
+      <w:lvlText w:val="o"/>
+      <w:lvlJc w:val="left"/>
+      <w:pPr>
+        <w:tabs>
+          <w:tab w:val="num" w:pos="1440"/>
+        </w:tabs>
+        <w:ind w:left="1440" w:hanging="360"/>
+      </w:pPr>
+      <w:rPr>
+        <w:rFonts w:ascii="Courier New" w:hAnsi="Courier New" w:hint="default"/>
+        <w:sz w:val="20"/>
+      </w:rPr>
+    </w:lvl>
+    <w:lvl w:ilvl="2" w:tentative="1">
+      <w:start w:val="1"/>
+      <w:numFmt w:val="bullet"/>
+      <w:lvlText w:val=""/>
+      <w:lvlJc w:val="left"/>
+      <w:pPr>
+        <w:tabs>
+          <w:tab w:val="num" w:pos="2160"/>
+        </w:tabs>
+        <w:ind w:left="2160" w:hanging="360"/>
+      </w:pPr>
+      <w:rPr>
+        <w:rFonts w:ascii="Wingdings" w:hAnsi="Wingdings" w:hint="default"/>
+        <w:sz w:val="20"/>
+      </w:rPr>
+    </w:lvl>
+    <w:lvl w:ilvl="3" w:tentative="1">
+      <w:start w:val="1"/>
+      <w:numFmt w:val="bullet"/>
+      <w:lvlText w:val=""/>
+      <w:lvlJc w:val="left"/>
+      <w:pPr>
+        <w:tabs>
+          <w:tab w:val="num" w:pos="2880"/>
+        </w:tabs>
+        <w:ind w:left="2880" w:hanging="360"/>
+      </w:pPr>
+      <w:rPr>
+        <w:rFonts w:ascii="Wingdings" w:hAnsi="Wingdings" w:hint="default"/>
+        <w:sz w:val="20"/>
+      </w:rPr>
+    </w:lvl>
+    <w:lvl w:ilvl="4" w:tentative="1">
+      <w:start w:val="1"/>
+      <w:numFmt w:val="bullet"/>
+      <w:lvlText w:val=""/>
+      <w:lvlJc w:val="left"/>
+      <w:pPr>
+        <w:tabs>
+          <w:tab w:val="num" w:pos="3600"/>
+        </w:tabs>
+        <w:ind w:left="3600" w:hanging="360"/>
+      </w:pPr>
+      <w:rPr>
+        <w:rFonts w:ascii="Wingdings" w:hAnsi="Wingdings" w:hint="default"/>
+        <w:sz w:val="20"/>
+      </w:rPr>
+    </w:lvl>
+    <w:lvl w:ilvl="5" w:tentative="1">
+      <w:start w:val="1"/>
+      <w:numFmt w:val="bullet"/>
+      <w:lvlText w:val=""/>
+      <w:lvlJc w:val="left"/>
+      <w:pPr>
+        <w:tabs>
+          <w:tab w:val="num" w:pos="4320"/>
+        </w:tabs>
+        <w:ind w:left="4320" w:hanging="360"/>
+      </w:pPr>
+      <w:rPr>
+        <w:rFonts w:ascii="Wingdings" w:hAnsi="Wingdings" w:hint="default"/>
+        <w:sz w:val="20"/>
+      </w:rPr>
+    </w:lvl>
+    <w:lvl w:ilvl="6" w:tentative="1">
+      <w:start w:val="1"/>
+      <w:numFmt w:val="bullet"/>
+      <w:lvlText w:val=""/>
+      <w:lvlJc w:val="left"/>
+      <w:pPr>
+        <w:tabs>
+          <w:tab w:val="num" w:pos="5040"/>
+        </w:tabs>
+        <w:ind w:left="5040" w:hanging="360"/>
+      </w:pPr>
+      <w:rPr>
+        <w:rFonts w:ascii="Wingdings" w:hAnsi="Wingdings" w:hint="default"/>
+        <w:sz w:val="20"/>
+      </w:rPr>
+    </w:lvl>
+    <w:lvl w:ilvl="7" w:tentative="1">
+      <w:start w:val="1"/>
+      <w:numFmt w:val="bullet"/>
+      <w:lvlText w:val=""/>
+      <w:lvlJc w:val="left"/>
+      <w:pPr>
+        <w:tabs>
+          <w:tab w:val="num" w:pos="5760"/>
+        </w:tabs>
+        <w:ind w:left="5760" w:hanging="360"/>
+      </w:pPr>
+      <w:rPr>
+        <w:rFonts w:ascii="Wingdings" w:hAnsi="Wingdings" w:hint="default"/>
+        <w:sz w:val="20"/>
+      </w:rPr>
+    </w:lvl>
+    <w:lvl w:ilvl="8" w:tentative="1">
+      <w:start w:val="1"/>
+      <w:numFmt w:val="bullet"/>
+      <w:lvlText w:val=""/>
+      <w:lvlJc w:val="left"/>
+      <w:pPr>
+        <w:tabs>
+          <w:tab w:val="num" w:pos="6480"/>
+        </w:tabs>
+        <w:ind w:left="6480" w:hanging="360"/>
+      </w:pPr>
+      <w:rPr>
+        <w:rFonts w:ascii="Wingdings" w:hAnsi="Wingdings" w:hint="default"/>
+        <w:sz w:val="20"/>
+      </w:rPr>
+    </w:lvl>
+  </w:abstractNum>
+  <w:abstractNum w:abstractNumId="9" w15:restartNumberingAfterBreak="0">
     <w:nsid w:val="4B4F4E31"/>
     <w:multiLevelType w:val="multilevel"/>
     <w:tmpl w:val="C1649954"/>
@@ -2571,7 +4109,7 @@
       </w:pPr>
     </w:lvl>
   </w:abstractNum>
-  <w:abstractNum w:abstractNumId="6" w15:restartNumberingAfterBreak="0">
+  <w:abstractNum w:abstractNumId="10" w15:restartNumberingAfterBreak="0">
     <w:nsid w:val="4CD559B0"/>
     <w:multiLevelType w:val="multilevel"/>
     <w:tmpl w:val="D8FCF9DC"/>
@@ -2684,7 +4222,7 @@
       </w:pPr>
     </w:lvl>
   </w:abstractNum>
-  <w:abstractNum w:abstractNumId="7" w15:restartNumberingAfterBreak="0">
+  <w:abstractNum w:abstractNumId="11" w15:restartNumberingAfterBreak="0">
     <w:nsid w:val="4F913503"/>
     <w:multiLevelType w:val="multilevel"/>
     <w:tmpl w:val="D7E88534"/>
@@ -2801,7 +4339,156 @@
       </w:pPr>
     </w:lvl>
   </w:abstractNum>
-  <w:abstractNum w:abstractNumId="8" w15:restartNumberingAfterBreak="0">
+  <w:abstractNum w:abstractNumId="12" w15:restartNumberingAfterBreak="0">
+    <w:nsid w:val="52012476"/>
+    <w:multiLevelType w:val="multilevel"/>
+    <w:tmpl w:val="E46452A6"/>
+    <w:lvl w:ilvl="0">
+      <w:start w:val="1"/>
+      <w:numFmt w:val="bullet"/>
+      <w:lvlText w:val=""/>
+      <w:lvlJc w:val="left"/>
+      <w:pPr>
+        <w:tabs>
+          <w:tab w:val="num" w:pos="720"/>
+        </w:tabs>
+        <w:ind w:left="720" w:hanging="360"/>
+      </w:pPr>
+      <w:rPr>
+        <w:rFonts w:ascii="Symbol" w:hAnsi="Symbol" w:hint="default"/>
+        <w:sz w:val="20"/>
+      </w:rPr>
+    </w:lvl>
+    <w:lvl w:ilvl="1" w:tentative="1">
+      <w:start w:val="1"/>
+      <w:numFmt w:val="bullet"/>
+      <w:lvlText w:val="o"/>
+      <w:lvlJc w:val="left"/>
+      <w:pPr>
+        <w:tabs>
+          <w:tab w:val="num" w:pos="1440"/>
+        </w:tabs>
+        <w:ind w:left="1440" w:hanging="360"/>
+      </w:pPr>
+      <w:rPr>
+        <w:rFonts w:ascii="Courier New" w:hAnsi="Courier New" w:hint="default"/>
+        <w:sz w:val="20"/>
+      </w:rPr>
+    </w:lvl>
+    <w:lvl w:ilvl="2" w:tentative="1">
+      <w:start w:val="1"/>
+      <w:numFmt w:val="bullet"/>
+      <w:lvlText w:val=""/>
+      <w:lvlJc w:val="left"/>
+      <w:pPr>
+        <w:tabs>
+          <w:tab w:val="num" w:pos="2160"/>
+        </w:tabs>
+        <w:ind w:left="2160" w:hanging="360"/>
+      </w:pPr>
+      <w:rPr>
+        <w:rFonts w:ascii="Wingdings" w:hAnsi="Wingdings" w:hint="default"/>
+        <w:sz w:val="20"/>
+      </w:rPr>
+    </w:lvl>
+    <w:lvl w:ilvl="3" w:tentative="1">
+      <w:start w:val="1"/>
+      <w:numFmt w:val="bullet"/>
+      <w:lvlText w:val=""/>
+      <w:lvlJc w:val="left"/>
+      <w:pPr>
+        <w:tabs>
+          <w:tab w:val="num" w:pos="2880"/>
+        </w:tabs>
+        <w:ind w:left="2880" w:hanging="360"/>
+      </w:pPr>
+      <w:rPr>
+        <w:rFonts w:ascii="Wingdings" w:hAnsi="Wingdings" w:hint="default"/>
+        <w:sz w:val="20"/>
+      </w:rPr>
+    </w:lvl>
+    <w:lvl w:ilvl="4" w:tentative="1">
+      <w:start w:val="1"/>
+      <w:numFmt w:val="bullet"/>
+      <w:lvlText w:val=""/>
+      <w:lvlJc w:val="left"/>
+      <w:pPr>
+        <w:tabs>
+          <w:tab w:val="num" w:pos="3600"/>
+        </w:tabs>
+        <w:ind w:left="3600" w:hanging="360"/>
+      </w:pPr>
+      <w:rPr>
+        <w:rFonts w:ascii="Wingdings" w:hAnsi="Wingdings" w:hint="default"/>
+        <w:sz w:val="20"/>
+      </w:rPr>
+    </w:lvl>
+    <w:lvl w:ilvl="5" w:tentative="1">
+      <w:start w:val="1"/>
+      <w:numFmt w:val="bullet"/>
+      <w:lvlText w:val=""/>
+      <w:lvlJc w:val="left"/>
+      <w:pPr>
+        <w:tabs>
+          <w:tab w:val="num" w:pos="4320"/>
+        </w:tabs>
+        <w:ind w:left="4320" w:hanging="360"/>
+      </w:pPr>
+      <w:rPr>
+        <w:rFonts w:ascii="Wingdings" w:hAnsi="Wingdings" w:hint="default"/>
+        <w:sz w:val="20"/>
+      </w:rPr>
+    </w:lvl>
+    <w:lvl w:ilvl="6" w:tentative="1">
+      <w:start w:val="1"/>
+      <w:numFmt w:val="bullet"/>
+      <w:lvlText w:val=""/>
+      <w:lvlJc w:val="left"/>
+      <w:pPr>
+        <w:tabs>
+          <w:tab w:val="num" w:pos="5040"/>
+        </w:tabs>
+        <w:ind w:left="5040" w:hanging="360"/>
+      </w:pPr>
+      <w:rPr>
+        <w:rFonts w:ascii="Wingdings" w:hAnsi="Wingdings" w:hint="default"/>
+        <w:sz w:val="20"/>
+      </w:rPr>
+    </w:lvl>
+    <w:lvl w:ilvl="7" w:tentative="1">
+      <w:start w:val="1"/>
+      <w:numFmt w:val="bullet"/>
+      <w:lvlText w:val=""/>
+      <w:lvlJc w:val="left"/>
+      <w:pPr>
+        <w:tabs>
+          <w:tab w:val="num" w:pos="5760"/>
+        </w:tabs>
+        <w:ind w:left="5760" w:hanging="360"/>
+      </w:pPr>
+      <w:rPr>
+        <w:rFonts w:ascii="Wingdings" w:hAnsi="Wingdings" w:hint="default"/>
+        <w:sz w:val="20"/>
+      </w:rPr>
+    </w:lvl>
+    <w:lvl w:ilvl="8" w:tentative="1">
+      <w:start w:val="1"/>
+      <w:numFmt w:val="bullet"/>
+      <w:lvlText w:val=""/>
+      <w:lvlJc w:val="left"/>
+      <w:pPr>
+        <w:tabs>
+          <w:tab w:val="num" w:pos="6480"/>
+        </w:tabs>
+        <w:ind w:left="6480" w:hanging="360"/>
+      </w:pPr>
+      <w:rPr>
+        <w:rFonts w:ascii="Wingdings" w:hAnsi="Wingdings" w:hint="default"/>
+        <w:sz w:val="20"/>
+      </w:rPr>
+    </w:lvl>
+  </w:abstractNum>
+  <w:abstractNum w:abstractNumId="13" w15:restartNumberingAfterBreak="0">
     <w:nsid w:val="62396FBF"/>
     <w:multiLevelType w:val="multilevel"/>
     <w:tmpl w:val="74F4230E"/>
@@ -2914,7 +4601,7 @@
       </w:pPr>
     </w:lvl>
   </w:abstractNum>
-  <w:abstractNum w:abstractNumId="9" w15:restartNumberingAfterBreak="0">
+  <w:abstractNum w:abstractNumId="14" w15:restartNumberingAfterBreak="0">
     <w:nsid w:val="64600F2F"/>
     <w:multiLevelType w:val="multilevel"/>
     <w:tmpl w:val="54A0F9B8"/>
@@ -3063,7 +4750,7 @@
       </w:rPr>
     </w:lvl>
   </w:abstractNum>
-  <w:abstractNum w:abstractNumId="10" w15:restartNumberingAfterBreak="0">
+  <w:abstractNum w:abstractNumId="15" w15:restartNumberingAfterBreak="0">
     <w:nsid w:val="65680D37"/>
     <w:multiLevelType w:val="multilevel"/>
     <w:tmpl w:val="590A3268"/>
@@ -3176,7 +4863,120 @@
       </w:pPr>
     </w:lvl>
   </w:abstractNum>
-  <w:abstractNum w:abstractNumId="11" w15:restartNumberingAfterBreak="0">
+  <w:abstractNum w:abstractNumId="16" w15:restartNumberingAfterBreak="0">
+    <w:nsid w:val="69AA6067"/>
+    <w:multiLevelType w:val="multilevel"/>
+    <w:tmpl w:val="36722008"/>
+    <w:lvl w:ilvl="0">
+      <w:start w:val="1"/>
+      <w:numFmt w:val="decimal"/>
+      <w:lvlText w:val="%1."/>
+      <w:lvlJc w:val="left"/>
+      <w:pPr>
+        <w:tabs>
+          <w:tab w:val="num" w:pos="720"/>
+        </w:tabs>
+        <w:ind w:left="720" w:hanging="360"/>
+      </w:pPr>
+    </w:lvl>
+    <w:lvl w:ilvl="1" w:tentative="1">
+      <w:start w:val="1"/>
+      <w:numFmt w:val="decimal"/>
+      <w:lvlText w:val="%2."/>
+      <w:lvlJc w:val="left"/>
+      <w:pPr>
+        <w:tabs>
+          <w:tab w:val="num" w:pos="1440"/>
+        </w:tabs>
+        <w:ind w:left="1440" w:hanging="360"/>
+      </w:pPr>
+    </w:lvl>
+    <w:lvl w:ilvl="2" w:tentative="1">
+      <w:start w:val="1"/>
+      <w:numFmt w:val="decimal"/>
+      <w:lvlText w:val="%3."/>
+      <w:lvlJc w:val="left"/>
+      <w:pPr>
+        <w:tabs>
+          <w:tab w:val="num" w:pos="2160"/>
+        </w:tabs>
+        <w:ind w:left="2160" w:hanging="360"/>
+      </w:pPr>
+    </w:lvl>
+    <w:lvl w:ilvl="3" w:tentative="1">
+      <w:start w:val="1"/>
+      <w:numFmt w:val="decimal"/>
+      <w:lvlText w:val="%4."/>
+      <w:lvlJc w:val="left"/>
+      <w:pPr>
+        <w:tabs>
+          <w:tab w:val="num" w:pos="2880"/>
+        </w:tabs>
+        <w:ind w:left="2880" w:hanging="360"/>
+      </w:pPr>
+    </w:lvl>
+    <w:lvl w:ilvl="4" w:tentative="1">
+      <w:start w:val="1"/>
+      <w:numFmt w:val="decimal"/>
+      <w:lvlText w:val="%5."/>
+      <w:lvlJc w:val="left"/>
+      <w:pPr>
+        <w:tabs>
+          <w:tab w:val="num" w:pos="3600"/>
+        </w:tabs>
+        <w:ind w:left="3600" w:hanging="360"/>
+      </w:pPr>
+    </w:lvl>
+    <w:lvl w:ilvl="5" w:tentative="1">
+      <w:start w:val="1"/>
+      <w:numFmt w:val="decimal"/>
+      <w:lvlText w:val="%6."/>
+      <w:lvlJc w:val="left"/>
+      <w:pPr>
+        <w:tabs>
+          <w:tab w:val="num" w:pos="4320"/>
+        </w:tabs>
+        <w:ind w:left="4320" w:hanging="360"/>
+      </w:pPr>
+    </w:lvl>
+    <w:lvl w:ilvl="6" w:tentative="1">
+      <w:start w:val="1"/>
+      <w:numFmt w:val="decimal"/>
+      <w:lvlText w:val="%7."/>
+      <w:lvlJc w:val="left"/>
+      <w:pPr>
+        <w:tabs>
+          <w:tab w:val="num" w:pos="5040"/>
+        </w:tabs>
+        <w:ind w:left="5040" w:hanging="360"/>
+      </w:pPr>
+    </w:lvl>
+    <w:lvl w:ilvl="7" w:tentative="1">
+      <w:start w:val="1"/>
+      <w:numFmt w:val="decimal"/>
+      <w:lvlText w:val="%8."/>
+      <w:lvlJc w:val="left"/>
+      <w:pPr>
+        <w:tabs>
+          <w:tab w:val="num" w:pos="5760"/>
+        </w:tabs>
+        <w:ind w:left="5760" w:hanging="360"/>
+      </w:pPr>
+    </w:lvl>
+    <w:lvl w:ilvl="8" w:tentative="1">
+      <w:start w:val="1"/>
+      <w:numFmt w:val="decimal"/>
+      <w:lvlText w:val="%9."/>
+      <w:lvlJc w:val="left"/>
+      <w:pPr>
+        <w:tabs>
+          <w:tab w:val="num" w:pos="6480"/>
+        </w:tabs>
+        <w:ind w:left="6480" w:hanging="360"/>
+      </w:pPr>
+    </w:lvl>
+  </w:abstractNum>
+  <w:abstractNum w:abstractNumId="17" w15:restartNumberingAfterBreak="0">
     <w:nsid w:val="6A3E1CE5"/>
     <w:multiLevelType w:val="multilevel"/>
     <w:tmpl w:val="716CB0EE"/>
@@ -3289,7 +5089,7 @@
       </w:pPr>
     </w:lvl>
   </w:abstractNum>
-  <w:abstractNum w:abstractNumId="12" w15:restartNumberingAfterBreak="0">
+  <w:abstractNum w:abstractNumId="18" w15:restartNumberingAfterBreak="0">
     <w:nsid w:val="721E4314"/>
     <w:multiLevelType w:val="multilevel"/>
     <w:tmpl w:val="3A44A568"/>
@@ -3439,43 +5239,61 @@
     </w:lvl>
   </w:abstractNum>
   <w:num w:numId="1" w16cid:durableId="1368486868">
+    <w:abstractNumId w:val="4"/>
+  </w:num>
+  <w:num w:numId="2" w16cid:durableId="1029453011">
+    <w:abstractNumId w:val="11"/>
+  </w:num>
+  <w:num w:numId="3" w16cid:durableId="160198058">
+    <w:abstractNumId w:val="10"/>
+  </w:num>
+  <w:num w:numId="4" w16cid:durableId="210000490">
+    <w:abstractNumId w:val="13"/>
+  </w:num>
+  <w:num w:numId="5" w16cid:durableId="154028361">
+    <w:abstractNumId w:val="15"/>
+  </w:num>
+  <w:num w:numId="6" w16cid:durableId="1687632345">
+    <w:abstractNumId w:val="9"/>
+  </w:num>
+  <w:num w:numId="7" w16cid:durableId="153378908">
+    <w:abstractNumId w:val="17"/>
+  </w:num>
+  <w:num w:numId="8" w16cid:durableId="318653770">
+    <w:abstractNumId w:val="18"/>
+  </w:num>
+  <w:num w:numId="9" w16cid:durableId="2014532992">
+    <w:abstractNumId w:val="1"/>
+  </w:num>
+  <w:num w:numId="10" w16cid:durableId="1755278918">
+    <w:abstractNumId w:val="14"/>
+  </w:num>
+  <w:num w:numId="11" w16cid:durableId="1179732643">
+    <w:abstractNumId w:val="7"/>
+  </w:num>
+  <w:num w:numId="12" w16cid:durableId="1246376540">
+    <w:abstractNumId w:val="3"/>
+  </w:num>
+  <w:num w:numId="13" w16cid:durableId="155079483">
+    <w:abstractNumId w:val="5"/>
+  </w:num>
+  <w:num w:numId="14" w16cid:durableId="978344383">
+    <w:abstractNumId w:val="0"/>
+  </w:num>
+  <w:num w:numId="15" w16cid:durableId="282076436">
+    <w:abstractNumId w:val="8"/>
+  </w:num>
+  <w:num w:numId="16" w16cid:durableId="777140437">
+    <w:abstractNumId w:val="6"/>
+  </w:num>
+  <w:num w:numId="17" w16cid:durableId="390230761">
+    <w:abstractNumId w:val="16"/>
+  </w:num>
+  <w:num w:numId="18" w16cid:durableId="553661432">
     <w:abstractNumId w:val="2"/>
   </w:num>
-  <w:num w:numId="2" w16cid:durableId="1029453011">
-    <w:abstractNumId w:val="7"/>
-  </w:num>
-  <w:num w:numId="3" w16cid:durableId="160198058">
-    <w:abstractNumId w:val="6"/>
-  </w:num>
-  <w:num w:numId="4" w16cid:durableId="210000490">
-    <w:abstractNumId w:val="8"/>
-  </w:num>
-  <w:num w:numId="5" w16cid:durableId="154028361">
-    <w:abstractNumId w:val="10"/>
-  </w:num>
-  <w:num w:numId="6" w16cid:durableId="1687632345">
-    <w:abstractNumId w:val="5"/>
-  </w:num>
-  <w:num w:numId="7" w16cid:durableId="153378908">
-    <w:abstractNumId w:val="11"/>
-  </w:num>
-  <w:num w:numId="8" w16cid:durableId="318653770">
+  <w:num w:numId="19" w16cid:durableId="221869730">
     <w:abstractNumId w:val="12"/>
-  </w:num>
-  <w:num w:numId="9" w16cid:durableId="2014532992">
-    <w:abstractNumId w:val="0"/>
-  </w:num>
-  <w:num w:numId="10" w16cid:durableId="1755278918">
-    <w:abstractNumId w:val="9"/>
-  </w:num>
-  <w:num w:numId="11" w16cid:durableId="1179732643">
-    <w:abstractNumId w:val="4"/>
-  </w:num>
-  <w:num w:numId="12" w16cid:durableId="1246376540">
-    <w:abstractNumId w:val="1"/>
-  </w:num>
-  <w:num w:numId="13" w16cid:durableId="155079483">
-    <w:abstractNumId w:val="3"/>
   </w:num>
 </w:numbering>
 </file>

--- a/progress/week 1.docx
+++ b/progress/week 1.docx
@@ -2787,6 +2787,2012 @@
       </w:r>
     </w:p>
     <w:p/>
+    <w:p/>
+    <w:p/>
+    <w:p/>
+    <w:p/>
+    <w:p/>
+    <w:p/>
+    <w:p/>
+    <w:p>
+      <w:r>
+        <w:t>10-10-2026</w:t>
+      </w:r>
+    </w:p>
+    <w:p>
+      <w:r>
+        <w:t xml:space="preserve">Dialysis is now 12% of claims, which is a bit high, so I'll check how many patients that comes from and tune it </w:t>
+      </w:r>
+      <w:proofErr w:type="spellStart"/>
+      <w:proofErr w:type="gramStart"/>
+      <w:r>
+        <w:t>down.Fraud</w:t>
+      </w:r>
+      <w:proofErr w:type="spellEnd"/>
+      <w:proofErr w:type="gramEnd"/>
+      <w:r>
+        <w:t xml:space="preserve"> rates come out exact at 2.00%, 5.00% and 8.00%. A dataset like this is only useful if the labels are correct, so now a validator that checks every fraud type against its own </w:t>
+      </w:r>
+      <w:proofErr w:type="spellStart"/>
+      <w:proofErr w:type="gramStart"/>
+      <w:r>
+        <w:t>rules.Two</w:t>
+      </w:r>
+      <w:proofErr w:type="spellEnd"/>
+      <w:proofErr w:type="gramEnd"/>
+      <w:r>
+        <w:t xml:space="preserve"> checks fail. The validator is doing its job, so I'll find the cause and not loosen the </w:t>
+      </w:r>
+      <w:proofErr w:type="spellStart"/>
+      <w:proofErr w:type="gramStart"/>
+      <w:r>
+        <w:t>checks.All</w:t>
+      </w:r>
+      <w:proofErr w:type="spellEnd"/>
+      <w:proofErr w:type="gramEnd"/>
+      <w:r>
+        <w:t xml:space="preserve"> three fraud rates pass every check. </w:t>
+      </w:r>
+      <w:proofErr w:type="gramStart"/>
+      <w:r>
+        <w:t>Next</w:t>
+      </w:r>
+      <w:proofErr w:type="gramEnd"/>
+      <w:r>
+        <w:t xml:space="preserve"> I'll test that the whole pipeline is reproducible, then package the dataset and refresh the sample in your </w:t>
+      </w:r>
+      <w:proofErr w:type="spellStart"/>
+      <w:proofErr w:type="gramStart"/>
+      <w:r>
+        <w:t>repo.The</w:t>
+      </w:r>
+      <w:proofErr w:type="spellEnd"/>
+      <w:proofErr w:type="gramEnd"/>
+      <w:r>
+        <w:t xml:space="preserve"> pipeline is reproducible: the same seeds give byte-identical files. Now the documentation and </w:t>
+      </w:r>
+      <w:proofErr w:type="spellStart"/>
+      <w:proofErr w:type="gramStart"/>
+      <w:r>
+        <w:t>packaging.You</w:t>
+      </w:r>
+      <w:proofErr w:type="spellEnd"/>
+      <w:proofErr w:type="gramEnd"/>
+      <w:r>
+        <w:t xml:space="preserve"> have a complete dataset for Monday. It contains the fake claims plus fake fraud added on purpose, at 2%, 5% and 8%. Before you present it, you should know about one big gap: the prices are still placeholders (more below).</w:t>
+      </w:r>
+    </w:p>
+    <w:p>
+      <w:pPr>
+        <w:rPr>
+          <w:b/>
+          <w:bCs/>
+        </w:rPr>
+      </w:pPr>
+      <w:r>
+        <w:rPr>
+          <w:b/>
+          <w:bCs/>
+        </w:rPr>
+        <w:t>What I decided</w:t>
+      </w:r>
+    </w:p>
+    <w:p>
+      <w:r>
+        <w:t>The script stays the source of the data. I used Synthea only as a reference to make dialysis and chemotherapy repeats realistic. That's the most realistic option we can finish by Monday, and your report can describe it honestly.</w:t>
+      </w:r>
+    </w:p>
+    <w:p>
+      <w:pPr>
+        <w:rPr>
+          <w:b/>
+          <w:bCs/>
+        </w:rPr>
+      </w:pPr>
+      <w:r>
+        <w:rPr>
+          <w:b/>
+          <w:bCs/>
+        </w:rPr>
+        <w:t>What's in dataset_v1.zip</w:t>
+      </w:r>
+    </w:p>
+    <w:p>
+      <w:pPr>
+        <w:numPr>
+          <w:ilvl w:val="0"/>
+          <w:numId w:val="20"/>
+        </w:numPr>
+      </w:pPr>
+      <w:r>
+        <w:rPr>
+          <w:b/>
+          <w:bCs/>
+        </w:rPr>
+        <w:t>claims_clean.csv:</w:t>
+      </w:r>
+      <w:r>
+        <w:t xml:space="preserve"> about 102,700 genuine claims.</w:t>
+      </w:r>
+    </w:p>
+    <w:p>
+      <w:pPr>
+        <w:numPr>
+          <w:ilvl w:val="0"/>
+          <w:numId w:val="20"/>
+        </w:numPr>
+      </w:pPr>
+      <w:r>
+        <w:rPr>
+          <w:b/>
+          <w:bCs/>
+        </w:rPr>
+        <w:t>claims_fraud_2pct.csv, 5pct, 8pct:</w:t>
+      </w:r>
+      <w:r>
+        <w:t xml:space="preserve"> the same claims with fraud added. Each fraud claim is labelled with its type and difficulty (obvious or subtle). The 5% file has 105,868 claims, of which 5,293 are fraud.</w:t>
+      </w:r>
+    </w:p>
+    <w:p>
+      <w:pPr>
+        <w:numPr>
+          <w:ilvl w:val="0"/>
+          <w:numId w:val="20"/>
+        </w:numPr>
+      </w:pPr>
+      <w:proofErr w:type="spellStart"/>
+      <w:r>
+        <w:rPr>
+          <w:b/>
+          <w:bCs/>
+        </w:rPr>
+        <w:t>fraud_labels</w:t>
+      </w:r>
+      <w:proofErr w:type="spellEnd"/>
+      <w:r>
+        <w:rPr>
+          <w:b/>
+          <w:bCs/>
+        </w:rPr>
+        <w:t>_*.csv:</w:t>
+      </w:r>
+      <w:r>
+        <w:t xml:space="preserve"> extra detail about how each fraud claim was made.</w:t>
+      </w:r>
+    </w:p>
+    <w:p>
+      <w:pPr>
+        <w:numPr>
+          <w:ilvl w:val="0"/>
+          <w:numId w:val="20"/>
+        </w:numPr>
+      </w:pPr>
+      <w:r>
+        <w:rPr>
+          <w:b/>
+          <w:bCs/>
+        </w:rPr>
+        <w:t>Supporting tables:</w:t>
+      </w:r>
+      <w:r>
+        <w:t xml:space="preserve"> hospitals (300), doctors, patients (50,000) and the 16 treatments.</w:t>
+      </w:r>
+    </w:p>
+    <w:p>
+      <w:pPr>
+        <w:numPr>
+          <w:ilvl w:val="0"/>
+          <w:numId w:val="20"/>
+        </w:numPr>
+      </w:pPr>
+      <w:r>
+        <w:rPr>
+          <w:b/>
+          <w:bCs/>
+        </w:rPr>
+        <w:t>DATA_DICTIONARY.md:</w:t>
+      </w:r>
+      <w:r>
+        <w:t xml:space="preserve"> explains every column. Please read it before presenting.</w:t>
+      </w:r>
+    </w:p>
+    <w:p>
+      <w:pPr>
+        <w:rPr>
+          <w:b/>
+          <w:bCs/>
+        </w:rPr>
+      </w:pPr>
+      <w:r>
+        <w:rPr>
+          <w:b/>
+          <w:bCs/>
+        </w:rPr>
+        <w:t>The three kinds of fraud</w:t>
+      </w:r>
+    </w:p>
+    <w:p>
+      <w:pPr>
+        <w:numPr>
+          <w:ilvl w:val="0"/>
+          <w:numId w:val="21"/>
+        </w:numPr>
+      </w:pPr>
+      <w:r>
+        <w:rPr>
+          <w:b/>
+          <w:bCs/>
+        </w:rPr>
+        <w:t>Upcoding:</w:t>
+      </w:r>
+      <w:r>
+        <w:t xml:space="preserve"> a real claim made more expensive, by inflating the amount or swapping to a pricier treatment.</w:t>
+      </w:r>
+    </w:p>
+    <w:p>
+      <w:pPr>
+        <w:numPr>
+          <w:ilvl w:val="0"/>
+          <w:numId w:val="21"/>
+        </w:numPr>
+      </w:pPr>
+      <w:r>
+        <w:rPr>
+          <w:b/>
+          <w:bCs/>
+        </w:rPr>
+        <w:t>Duplicate:</w:t>
+      </w:r>
+      <w:r>
+        <w:t xml:space="preserve"> a copy of a real claim, either at another hospital or resubmitted.</w:t>
+      </w:r>
+    </w:p>
+    <w:p>
+      <w:pPr>
+        <w:numPr>
+          <w:ilvl w:val="0"/>
+          <w:numId w:val="21"/>
+        </w:numPr>
+      </w:pPr>
+      <w:r>
+        <w:rPr>
+          <w:b/>
+          <w:bCs/>
+        </w:rPr>
+        <w:t>Phantom:</w:t>
+      </w:r>
+      <w:r>
+        <w:t xml:space="preserve"> a claim for care that couldn't have happened. Obvious ones are impossible for the patient (a man billed for a delivery). Subtle ones overlap another hospital stay of the same patient.</w:t>
+      </w:r>
+    </w:p>
+    <w:p>
+      <w:r>
+        <w:t>About 10% of hospitals get about 60% of the fraud, as happens in real life.</w:t>
+      </w:r>
+    </w:p>
+    <w:p>
+      <w:pPr>
+        <w:rPr>
+          <w:b/>
+          <w:bCs/>
+        </w:rPr>
+      </w:pPr>
+      <w:r>
+        <w:rPr>
+          <w:b/>
+          <w:bCs/>
+        </w:rPr>
+        <w:t>How I know it's correct</w:t>
+      </w:r>
+    </w:p>
+    <w:p>
+      <w:r>
+        <w:t>I wrote a checker with about 30 tests per file, and all of them pass for all three fraud rates. The first run caught two real problems at the end of the date range, which I fixed instead of loosening the tests. Running everything twice gives byte-identical files.</w:t>
+      </w:r>
+    </w:p>
+    <w:p>
+      <w:pPr>
+        <w:rPr>
+          <w:b/>
+          <w:bCs/>
+        </w:rPr>
+      </w:pPr>
+      <w:r>
+        <w:rPr>
+          <w:b/>
+          <w:bCs/>
+        </w:rPr>
+        <w:t>What I could not do</w:t>
+      </w:r>
+    </w:p>
+    <w:p>
+      <w:r>
+        <w:rPr>
+          <w:b/>
+          <w:bCs/>
+        </w:rPr>
+        <w:lastRenderedPageBreak/>
+        <w:t>I couldn't confirm real PM-JAY prices.</w:t>
+      </w:r>
+      <w:r>
+        <w:t xml:space="preserve"> The search results were partial or garbled, so I didn't put unverified numbers in. The prices are still my placeholders, and so are the districts and how common each treatment is. Your report must say "calibrated to placeholder values" unless you replace them. A published study shows PM-JAY prices in US dollars of the same size as my rupee numbers, which is only a sanity check. The official price list is the HBP 2.x master from the National Health Authority.</w:t>
+      </w:r>
+    </w:p>
+    <w:p>
+      <w:pPr>
+        <w:rPr>
+          <w:b/>
+          <w:bCs/>
+        </w:rPr>
+      </w:pPr>
+      <w:r>
+        <w:rPr>
+          <w:b/>
+          <w:bCs/>
+        </w:rPr>
+        <w:t>Two things to know</w:t>
+      </w:r>
+    </w:p>
+    <w:p>
+      <w:pPr>
+        <w:numPr>
+          <w:ilvl w:val="0"/>
+          <w:numId w:val="22"/>
+        </w:numPr>
+      </w:pPr>
+      <w:r>
+        <w:rPr>
+          <w:b/>
+          <w:bCs/>
+        </w:rPr>
+        <w:t>Dialysis</w:t>
+      </w:r>
+      <w:r>
+        <w:t xml:space="preserve"> is about 8% of the claims, from fewer than 100 patients with very long treatment courses.</w:t>
+      </w:r>
+    </w:p>
+    <w:p>
+      <w:pPr>
+        <w:numPr>
+          <w:ilvl w:val="0"/>
+          <w:numId w:val="22"/>
+        </w:numPr>
+      </w:pPr>
+      <w:r>
+        <w:rPr>
+          <w:b/>
+          <w:bCs/>
+        </w:rPr>
+        <w:t>Not included:</w:t>
+      </w:r>
+      <w:r>
+        <w:t xml:space="preserve"> identity-mismatch and collusion fraud, as planned.</w:t>
+      </w:r>
+    </w:p>
+    <w:p>
+      <w:pPr>
+        <w:rPr>
+          <w:b/>
+          <w:bCs/>
+        </w:rPr>
+      </w:pPr>
+      <w:r>
+        <w:rPr>
+          <w:b/>
+          <w:bCs/>
+        </w:rPr>
+        <w:t>What to do now</w:t>
+      </w:r>
+    </w:p>
+    <w:p>
+      <w:pPr>
+        <w:numPr>
+          <w:ilvl w:val="0"/>
+          <w:numId w:val="23"/>
+        </w:numPr>
+      </w:pPr>
+      <w:r>
+        <w:t>Download both zips and unzip them.</w:t>
+      </w:r>
+    </w:p>
+    <w:p>
+      <w:pPr>
+        <w:numPr>
+          <w:ilvl w:val="0"/>
+          <w:numId w:val="23"/>
+        </w:numPr>
+      </w:pPr>
+      <w:r>
+        <w:t>Replace the data folder in your repo with the updated code from fraud_project.zip, push it, and tell your teammate to pull.</w:t>
+      </w:r>
+    </w:p>
+    <w:p>
+      <w:pPr>
+        <w:numPr>
+          <w:ilvl w:val="0"/>
+          <w:numId w:val="23"/>
+        </w:numPr>
+      </w:pPr>
+      <w:r>
+        <w:t>Share dataset_v1.zip with your teammate and guide.</w:t>
+      </w:r>
+    </w:p>
+    <w:p>
+      <w:pPr>
+        <w:numPr>
+          <w:ilvl w:val="0"/>
+          <w:numId w:val="23"/>
+        </w:numPr>
+      </w:pPr>
+      <w:r>
+        <w:t>Next, we split the data by patient and build the first detectors. Before that, would you like me to find the official price list so we can replace the placeholder prices?</w:t>
+      </w:r>
+    </w:p>
+    <w:p/>
+    <w:p/>
+    <w:p>
+      <w:r>
+        <w:t xml:space="preserve">Not fully. It generates a synthetic benchmark that is </w:t>
+      </w:r>
+      <w:r>
+        <w:rPr>
+          <w:b/>
+          <w:bCs/>
+        </w:rPr>
+        <w:t>India-informed</w:t>
+      </w:r>
+      <w:r>
+        <w:t xml:space="preserve">, but I wouldn't call it an </w:t>
+      </w:r>
+      <w:r>
+        <w:rPr>
+          <w:b/>
+          <w:bCs/>
+        </w:rPr>
+        <w:t>Indian claims benchmark</w:t>
+      </w:r>
+      <w:r>
+        <w:t xml:space="preserve"> yet, because the numbers inside it aren't taken from real Indian sources.</w:t>
+      </w:r>
+    </w:p>
+    <w:p>
+      <w:pPr>
+        <w:rPr>
+          <w:b/>
+          <w:bCs/>
+        </w:rPr>
+      </w:pPr>
+      <w:r>
+        <w:rPr>
+          <w:b/>
+          <w:bCs/>
+        </w:rPr>
+        <w:t>What counts as "benchmark" here</w:t>
+      </w:r>
+    </w:p>
+    <w:p>
+      <w:r>
+        <w:t>A benchmark is a fixed dataset with known right answers that lets people compare methods fairly. Yours qualifies in that sense:</w:t>
+      </w:r>
+    </w:p>
+    <w:p>
+      <w:pPr>
+        <w:numPr>
+          <w:ilvl w:val="0"/>
+          <w:numId w:val="24"/>
+        </w:numPr>
+      </w:pPr>
+      <w:r>
+        <w:t>every fraud claim is labelled with its type and difficulty,</w:t>
+      </w:r>
+    </w:p>
+    <w:p>
+      <w:pPr>
+        <w:numPr>
+          <w:ilvl w:val="0"/>
+          <w:numId w:val="24"/>
+        </w:numPr>
+      </w:pPr>
+      <w:r>
+        <w:t>the same seeds give identical files,</w:t>
+      </w:r>
+    </w:p>
+    <w:p>
+      <w:pPr>
+        <w:numPr>
+          <w:ilvl w:val="0"/>
+          <w:numId w:val="24"/>
+        </w:numPr>
+      </w:pPr>
+      <w:r>
+        <w:t>there are several fraud rates (2%, 5%, 8%),</w:t>
+      </w:r>
+    </w:p>
+    <w:p>
+      <w:pPr>
+        <w:numPr>
+          <w:ilvl w:val="0"/>
+          <w:numId w:val="24"/>
+        </w:numPr>
+      </w:pPr>
+      <w:r>
+        <w:t>there's a checker, and a rule to split by patient.</w:t>
+      </w:r>
+    </w:p>
+    <w:p>
+      <w:pPr>
+        <w:rPr>
+          <w:b/>
+          <w:bCs/>
+        </w:rPr>
+      </w:pPr>
+      <w:r>
+        <w:rPr>
+          <w:b/>
+          <w:bCs/>
+        </w:rPr>
+        <w:t>What is Indian and what isn't (yet)</w:t>
+      </w:r>
+    </w:p>
+    <w:tbl>
+      <w:tblPr>
+        <w:tblW w:w="0" w:type="auto"/>
+        <w:tblCellSpacing w:w="15" w:type="dxa"/>
+        <w:tblCellMar>
+          <w:top w:w="15" w:type="dxa"/>
+          <w:left w:w="15" w:type="dxa"/>
+          <w:bottom w:w="15" w:type="dxa"/>
+          <w:right w:w="15" w:type="dxa"/>
+        </w:tblCellMar>
+        <w:tblLook w:val="04A0" w:firstRow="1" w:lastRow="0" w:firstColumn="1" w:lastColumn="0" w:noHBand="0" w:noVBand="1"/>
+      </w:tblPr>
+      <w:tblGrid>
+        <w:gridCol w:w="3502"/>
+        <w:gridCol w:w="5524"/>
+      </w:tblGrid>
+      <w:tr>
+        <w:trPr>
+          <w:tblHeader/>
+          <w:tblCellSpacing w:w="15" w:type="dxa"/>
+        </w:trPr>
+        <w:tc>
+          <w:tcPr>
+            <w:tcW w:w="0" w:type="auto"/>
+            <w:vAlign w:val="center"/>
+            <w:hideMark/>
+          </w:tcPr>
+          <w:p>
+            <w:pPr>
+              <w:rPr>
+                <w:b/>
+                <w:bCs/>
+              </w:rPr>
+            </w:pPr>
+            <w:r>
+              <w:rPr>
+                <w:b/>
+                <w:bCs/>
+              </w:rPr>
+              <w:t>Part</w:t>
+            </w:r>
+          </w:p>
+        </w:tc>
+        <w:tc>
+          <w:tcPr>
+            <w:tcW w:w="0" w:type="auto"/>
+            <w:vAlign w:val="center"/>
+            <w:hideMark/>
+          </w:tcPr>
+          <w:p>
+            <w:pPr>
+              <w:rPr>
+                <w:b/>
+                <w:bCs/>
+              </w:rPr>
+            </w:pPr>
+            <w:r>
+              <w:rPr>
+                <w:b/>
+                <w:bCs/>
+              </w:rPr>
+              <w:t>Status</w:t>
+            </w:r>
+          </w:p>
+        </w:tc>
+      </w:tr>
+      <w:tr>
+        <w:trPr>
+          <w:tblCellSpacing w:w="15" w:type="dxa"/>
+        </w:trPr>
+        <w:tc>
+          <w:tcPr>
+            <w:tcW w:w="0" w:type="auto"/>
+            <w:vAlign w:val="center"/>
+            <w:hideMark/>
+          </w:tcPr>
+          <w:p>
+            <w:r>
+              <w:t>Amounts in rupees</w:t>
+            </w:r>
+          </w:p>
+        </w:tc>
+        <w:tc>
+          <w:tcPr>
+            <w:tcW w:w="0" w:type="auto"/>
+            <w:vAlign w:val="center"/>
+            <w:hideMark/>
+          </w:tcPr>
+          <w:p>
+            <w:r>
+              <w:t>Indian</w:t>
+            </w:r>
+          </w:p>
+        </w:tc>
+      </w:tr>
+      <w:tr>
+        <w:trPr>
+          <w:tblCellSpacing w:w="15" w:type="dxa"/>
+        </w:trPr>
+        <w:tc>
+          <w:tcPr>
+            <w:tcW w:w="0" w:type="auto"/>
+            <w:vAlign w:val="center"/>
+            <w:hideMark/>
+          </w:tcPr>
+          <w:p>
+            <w:r>
+              <w:t>Treatments (dialysis, TB, dengue, cataract, deliveries and so on)</w:t>
+            </w:r>
+          </w:p>
+        </w:tc>
+        <w:tc>
+          <w:tcPr>
+            <w:tcW w:w="0" w:type="auto"/>
+            <w:vAlign w:val="center"/>
+            <w:hideMark/>
+          </w:tcPr>
+          <w:p>
+            <w:r>
+              <w:t>Chosen because they're common in India</w:t>
+            </w:r>
+          </w:p>
+        </w:tc>
+      </w:tr>
+      <w:tr>
+        <w:trPr>
+          <w:tblCellSpacing w:w="15" w:type="dxa"/>
+        </w:trPr>
+        <w:tc>
+          <w:tcPr>
+            <w:tcW w:w="0" w:type="auto"/>
+            <w:vAlign w:val="center"/>
+            <w:hideMark/>
+          </w:tcPr>
+          <w:p>
+            <w:r>
+              <w:t>Fixed price per treatment package, like PM-JAY</w:t>
+            </w:r>
+          </w:p>
+        </w:tc>
+        <w:tc>
+          <w:tcPr>
+            <w:tcW w:w="0" w:type="auto"/>
+            <w:vAlign w:val="center"/>
+            <w:hideMark/>
+          </w:tcPr>
+          <w:p>
+            <w:r>
+              <w:t>Indian design</w:t>
+            </w:r>
+          </w:p>
+        </w:tc>
+      </w:tr>
+      <w:tr>
+        <w:trPr>
+          <w:tblCellSpacing w:w="15" w:type="dxa"/>
+        </w:trPr>
+        <w:tc>
+          <w:tcPr>
+            <w:tcW w:w="0" w:type="auto"/>
+            <w:vAlign w:val="center"/>
+            <w:hideMark/>
+          </w:tcPr>
+          <w:p>
+            <w:r>
+              <w:lastRenderedPageBreak/>
+              <w:t>Package prices</w:t>
+            </w:r>
+          </w:p>
+        </w:tc>
+        <w:tc>
+          <w:tcPr>
+            <w:tcW w:w="0" w:type="auto"/>
+            <w:vAlign w:val="center"/>
+            <w:hideMark/>
+          </w:tcPr>
+          <w:p>
+            <w:r>
+              <w:rPr>
+                <w:b/>
+                <w:bCs/>
+              </w:rPr>
+              <w:t>Placeholders</w:t>
+            </w:r>
+            <w:r>
+              <w:t>, not the official rates</w:t>
+            </w:r>
+          </w:p>
+        </w:tc>
+      </w:tr>
+      <w:tr>
+        <w:trPr>
+          <w:tblCellSpacing w:w="15" w:type="dxa"/>
+        </w:trPr>
+        <w:tc>
+          <w:tcPr>
+            <w:tcW w:w="0" w:type="auto"/>
+            <w:vAlign w:val="center"/>
+            <w:hideMark/>
+          </w:tcPr>
+          <w:p>
+            <w:r>
+              <w:t>How common each treatment is</w:t>
+            </w:r>
+          </w:p>
+        </w:tc>
+        <w:tc>
+          <w:tcPr>
+            <w:tcW w:w="0" w:type="auto"/>
+            <w:vAlign w:val="center"/>
+            <w:hideMark/>
+          </w:tcPr>
+          <w:p>
+            <w:r>
+              <w:rPr>
+                <w:b/>
+                <w:bCs/>
+              </w:rPr>
+              <w:t>My guesses</w:t>
+            </w:r>
+            <w:r>
+              <w:t>, not Indian statistics</w:t>
+            </w:r>
+          </w:p>
+        </w:tc>
+      </w:tr>
+      <w:tr>
+        <w:trPr>
+          <w:tblCellSpacing w:w="15" w:type="dxa"/>
+        </w:trPr>
+        <w:tc>
+          <w:tcPr>
+            <w:tcW w:w="0" w:type="auto"/>
+            <w:vAlign w:val="center"/>
+            <w:hideMark/>
+          </w:tcPr>
+          <w:p>
+            <w:r>
+              <w:t>Districts</w:t>
+            </w:r>
+          </w:p>
+        </w:tc>
+        <w:tc>
+          <w:tcPr>
+            <w:tcW w:w="0" w:type="auto"/>
+            <w:vAlign w:val="center"/>
+            <w:hideMark/>
+          </w:tcPr>
+          <w:p>
+            <w:r>
+              <w:rPr>
+                <w:b/>
+                <w:bCs/>
+              </w:rPr>
+              <w:t>Placeholder names</w:t>
+            </w:r>
+          </w:p>
+        </w:tc>
+      </w:tr>
+      <w:tr>
+        <w:trPr>
+          <w:tblCellSpacing w:w="15" w:type="dxa"/>
+        </w:trPr>
+        <w:tc>
+          <w:tcPr>
+            <w:tcW w:w="0" w:type="auto"/>
+            <w:vAlign w:val="center"/>
+            <w:hideMark/>
+          </w:tcPr>
+          <w:p>
+            <w:r>
+              <w:t>Fraud rules</w:t>
+            </w:r>
+          </w:p>
+        </w:tc>
+        <w:tc>
+          <w:tcPr>
+            <w:tcW w:w="0" w:type="auto"/>
+            <w:vAlign w:val="center"/>
+            <w:hideMark/>
+          </w:tcPr>
+          <w:p>
+            <w:r>
+              <w:rPr>
+                <w:b/>
+                <w:bCs/>
+              </w:rPr>
+              <w:t>Assumptions</w:t>
+            </w:r>
+            <w:r>
+              <w:t xml:space="preserve"> (upcoding, duplicates, phantom claims are known fraud types, but the exact rules are ours)</w:t>
+            </w:r>
+          </w:p>
+        </w:tc>
+      </w:tr>
+      <w:tr>
+        <w:trPr>
+          <w:tblCellSpacing w:w="15" w:type="dxa"/>
+        </w:trPr>
+        <w:tc>
+          <w:tcPr>
+            <w:tcW w:w="0" w:type="auto"/>
+            <w:vAlign w:val="center"/>
+            <w:hideMark/>
+          </w:tcPr>
+          <w:p>
+            <w:r>
+              <w:t>Validation against real Indian claims</w:t>
+            </w:r>
+          </w:p>
+        </w:tc>
+        <w:tc>
+          <w:tcPr>
+            <w:tcW w:w="0" w:type="auto"/>
+            <w:vAlign w:val="center"/>
+            <w:hideMark/>
+          </w:tcPr>
+          <w:p>
+            <w:r>
+              <w:rPr>
+                <w:b/>
+                <w:bCs/>
+              </w:rPr>
+              <w:t>None possible</w:t>
+            </w:r>
+            <w:r>
+              <w:t>, since that data isn't public</w:t>
+            </w:r>
+          </w:p>
+        </w:tc>
+      </w:tr>
+    </w:tbl>
+    <w:p>
+      <w:pPr>
+        <w:rPr>
+          <w:b/>
+          <w:bCs/>
+        </w:rPr>
+      </w:pPr>
+      <w:r>
+        <w:rPr>
+          <w:b/>
+          <w:bCs/>
+        </w:rPr>
+        <w:t>How to word it in your report</w:t>
+      </w:r>
+    </w:p>
+    <w:p>
+      <w:pPr>
+        <w:numPr>
+          <w:ilvl w:val="0"/>
+          <w:numId w:val="25"/>
+        </w:numPr>
+      </w:pPr>
+      <w:r>
+        <w:t>Safe: "a synthetic, India-informed claims benchmark" (the title of your project report already says this).</w:t>
+      </w:r>
+    </w:p>
+    <w:p>
+      <w:pPr>
+        <w:numPr>
+          <w:ilvl w:val="0"/>
+          <w:numId w:val="25"/>
+        </w:numPr>
+      </w:pPr>
+      <w:r>
+        <w:t>Avoid until you replace the placeholders: "Indian claims benchmark" and "calibrated to Indian data".</w:t>
+      </w:r>
+    </w:p>
+    <w:p>
+      <w:pPr>
+        <w:numPr>
+          <w:ilvl w:val="0"/>
+          <w:numId w:val="25"/>
+        </w:numPr>
+      </w:pPr>
+      <w:r>
+        <w:t>Always add: "It does not reproduce real Indian claims, and results describe this synthetic setting."</w:t>
+      </w:r>
+    </w:p>
+    <w:p>
+      <w:pPr>
+        <w:rPr>
+          <w:b/>
+          <w:bCs/>
+        </w:rPr>
+      </w:pPr>
+      <w:r>
+        <w:rPr>
+          <w:b/>
+          <w:bCs/>
+        </w:rPr>
+        <w:t>What would make it more truly Indian</w:t>
+      </w:r>
+    </w:p>
+    <w:p>
+      <w:pPr>
+        <w:numPr>
+          <w:ilvl w:val="0"/>
+          <w:numId w:val="26"/>
+        </w:numPr>
+      </w:pPr>
+      <w:r>
+        <w:rPr>
+          <w:b/>
+          <w:bCs/>
+        </w:rPr>
+        <w:t>Official PM-JAY package rates</w:t>
+      </w:r>
+      <w:r>
+        <w:t xml:space="preserve"> from the HBP master (the biggest step).</w:t>
+      </w:r>
+    </w:p>
+    <w:p>
+      <w:pPr>
+        <w:numPr>
+          <w:ilvl w:val="0"/>
+          <w:numId w:val="26"/>
+        </w:numPr>
+      </w:pPr>
+      <w:r>
+        <w:rPr>
+          <w:b/>
+          <w:bCs/>
+        </w:rPr>
+        <w:t>Real districts or states</w:t>
+      </w:r>
+      <w:r>
+        <w:t>, with more patients in bigger ones.</w:t>
+      </w:r>
+    </w:p>
+    <w:p>
+      <w:pPr>
+        <w:numPr>
+          <w:ilvl w:val="0"/>
+          <w:numId w:val="26"/>
+        </w:numPr>
+      </w:pPr>
+      <w:r>
+        <w:rPr>
+          <w:b/>
+          <w:bCs/>
+        </w:rPr>
+        <w:t>Published disease statistics</w:t>
+      </w:r>
+      <w:r>
+        <w:t xml:space="preserve"> to set how common each treatment is.</w:t>
+      </w:r>
+    </w:p>
+    <w:p>
+      <w:pPr>
+        <w:numPr>
+          <w:ilvl w:val="0"/>
+          <w:numId w:val="26"/>
+        </w:numPr>
+      </w:pPr>
+      <w:r>
+        <w:rPr>
+          <w:b/>
+          <w:bCs/>
+        </w:rPr>
+        <w:t>Fraud types taken from official sources</w:t>
+      </w:r>
+      <w:r>
+        <w:t xml:space="preserve"> on PM-JAY fraud, so the rules rest on documented cases.</w:t>
+      </w:r>
+    </w:p>
+    <w:p>
+      <w:pPr>
+        <w:numPr>
+          <w:ilvl w:val="0"/>
+          <w:numId w:val="26"/>
+        </w:numPr>
+      </w:pPr>
+      <w:r>
+        <w:rPr>
+          <w:b/>
+          <w:bCs/>
+        </w:rPr>
+        <w:t>A written list of what was calibrated and what wasn't</w:t>
+      </w:r>
+      <w:r>
+        <w:t>, which is itself valuable.</w:t>
+      </w:r>
+    </w:p>
+    <w:p>
+      <w:r>
+        <w:t>Even after all of this, it will still be calibrated to published averages, not to real claims. That's a normal and defensible position for a student project, as long as you say it plainly.</w:t>
+      </w:r>
+    </w:p>
+    <w:p>
+      <w:r>
+        <w:t>Do you want me to look for the official rates and the other published figures next, and tell you which ones I can confirm and which I can't?</w:t>
+      </w:r>
+    </w:p>
+    <w:p/>
+    <w:p>
+      <w:r>
+        <w:t xml:space="preserve">You can help most by getting me </w:t>
+      </w:r>
+      <w:r>
+        <w:rPr>
+          <w:b/>
+          <w:bCs/>
+        </w:rPr>
+        <w:t>real source documents</w:t>
+      </w:r>
+      <w:r>
+        <w:t>. I can reshape the dataset easily, but I can't fetch the official documents myself: my search returned only partial or garbled snippets last time.</w:t>
+      </w:r>
+    </w:p>
+    <w:p>
+      <w:pPr>
+        <w:rPr>
+          <w:b/>
+          <w:bCs/>
+        </w:rPr>
+      </w:pPr>
+      <w:r>
+        <w:rPr>
+          <w:b/>
+          <w:bCs/>
+        </w:rPr>
+        <w:t>What would help, most important first</w:t>
+      </w:r>
+    </w:p>
+    <w:p>
+      <w:r>
+        <w:rPr>
+          <w:b/>
+          <w:bCs/>
+        </w:rPr>
+        <w:t>1. The official PM-JAY price list (the biggest step)</w:t>
+      </w:r>
+    </w:p>
+    <w:p>
+      <w:pPr>
+        <w:numPr>
+          <w:ilvl w:val="0"/>
+          <w:numId w:val="27"/>
+        </w:numPr>
+      </w:pPr>
+      <w:r>
+        <w:t xml:space="preserve">Find the </w:t>
+      </w:r>
+      <w:r>
+        <w:rPr>
+          <w:b/>
+          <w:bCs/>
+        </w:rPr>
+        <w:t>Health Benefit Package (HBP) master</w:t>
+      </w:r>
+      <w:r>
+        <w:t>, version 2.0 or 2.2, as a PDF or Excel file. The National Health Authority and state health agency websites host these. The FAQ I found earlier came from a state site.</w:t>
+      </w:r>
+    </w:p>
+    <w:p>
+      <w:pPr>
+        <w:numPr>
+          <w:ilvl w:val="0"/>
+          <w:numId w:val="27"/>
+        </w:numPr>
+      </w:pPr>
+      <w:r>
+        <w:lastRenderedPageBreak/>
+        <w:t>Upload it here, and I'll read it myself. Or, if the file is huge, send me just the rows for treatments like dialysis, cataract, caesarean, appendectomy, cholecystectomy, angioplasty and the rest of your 16.</w:t>
+      </w:r>
+    </w:p>
+    <w:p>
+      <w:pPr>
+        <w:numPr>
+          <w:ilvl w:val="0"/>
+          <w:numId w:val="27"/>
+        </w:numPr>
+      </w:pPr>
+      <w:r>
+        <w:t>I'll then replace the placeholder prices and note the version and date.</w:t>
+      </w:r>
+    </w:p>
+    <w:p>
+      <w:r>
+        <w:rPr>
+          <w:b/>
+          <w:bCs/>
+        </w:rPr>
+        <w:t>2. How common each treatment is</w:t>
+      </w:r>
+    </w:p>
+    <w:p>
+      <w:pPr>
+        <w:numPr>
+          <w:ilvl w:val="0"/>
+          <w:numId w:val="28"/>
+        </w:numPr>
+      </w:pPr>
+      <w:r>
+        <w:t>Look for any official table of claims by treatment or specialty, for example an NHA annual report or the PM-JAY public dashboard (I haven't confirmed what it shows).</w:t>
+      </w:r>
+    </w:p>
+    <w:p>
+      <w:pPr>
+        <w:numPr>
+          <w:ilvl w:val="0"/>
+          <w:numId w:val="28"/>
+        </w:numPr>
+      </w:pPr>
+      <w:r>
+        <w:t>With it, I can change the treatment list to the most-claimed packages in PM-JAY and set their frequencies from data.</w:t>
+      </w:r>
+    </w:p>
+    <w:p>
+      <w:r>
+        <w:rPr>
+          <w:b/>
+          <w:bCs/>
+        </w:rPr>
+        <w:t>3. Real places</w:t>
+      </w:r>
+    </w:p>
+    <w:p>
+      <w:pPr>
+        <w:numPr>
+          <w:ilvl w:val="0"/>
+          <w:numId w:val="29"/>
+        </w:numPr>
+      </w:pPr>
+      <w:r>
+        <w:t>A list of Indian states or districts with population (Census figures). A CSV is ideal.</w:t>
+      </w:r>
+    </w:p>
+    <w:p>
+      <w:pPr>
+        <w:numPr>
+          <w:ilvl w:val="0"/>
+          <w:numId w:val="29"/>
+        </w:numPr>
+      </w:pPr>
+      <w:r>
+        <w:t>Your team can decide whether to model all of India or a single state.</w:t>
+      </w:r>
+    </w:p>
+    <w:p>
+      <w:r>
+        <w:rPr>
+          <w:b/>
+          <w:bCs/>
+        </w:rPr>
+        <w:t>4. Fraud information</w:t>
+      </w:r>
+    </w:p>
+    <w:p>
+      <w:pPr>
+        <w:numPr>
+          <w:ilvl w:val="0"/>
+          <w:numId w:val="30"/>
+        </w:numPr>
+      </w:pPr>
+      <w:r>
+        <w:t>Anything from official sources on PM-JAY fraud: NHA anti-fraud guidelines, reports of hospital penalties, and the types of fraud found.</w:t>
+      </w:r>
+    </w:p>
+    <w:p>
+      <w:pPr>
+        <w:numPr>
+          <w:ilvl w:val="0"/>
+          <w:numId w:val="30"/>
+        </w:numPr>
+      </w:pPr>
+      <w:r>
+        <w:t>Anything useful from your literature search, and any advice from your guide or someone who works in hospitals or insurance.</w:t>
+      </w:r>
+    </w:p>
+    <w:p>
+      <w:r>
+        <w:rPr>
+          <w:b/>
+          <w:bCs/>
+        </w:rPr>
+        <w:t>5. A realism check</w:t>
+      </w:r>
+    </w:p>
+    <w:p>
+      <w:pPr>
+        <w:numPr>
+          <w:ilvl w:val="0"/>
+          <w:numId w:val="31"/>
+        </w:numPr>
+      </w:pPr>
+      <w:r>
+        <w:t>Ask someone who knows hospital billing to look at a few sample rows and tell you what looks wrong. Even five minutes is worth a lot.</w:t>
+      </w:r>
+    </w:p>
+    <w:p>
+      <w:pPr>
+        <w:rPr>
+          <w:b/>
+          <w:bCs/>
+        </w:rPr>
+      </w:pPr>
+      <w:r>
+        <w:rPr>
+          <w:b/>
+          <w:bCs/>
+        </w:rPr>
+        <w:t>How to send things</w:t>
+      </w:r>
+    </w:p>
+    <w:p>
+      <w:pPr>
+        <w:numPr>
+          <w:ilvl w:val="0"/>
+          <w:numId w:val="32"/>
+        </w:numPr>
+      </w:pPr>
+      <w:r>
+        <w:t>Attach the PDF, Excel or CSV in this chat.</w:t>
+      </w:r>
+    </w:p>
+    <w:p>
+      <w:pPr>
+        <w:numPr>
+          <w:ilvl w:val="0"/>
+          <w:numId w:val="32"/>
+        </w:numPr>
+      </w:pPr>
+      <w:r>
+        <w:rPr>
+          <w:b/>
+          <w:bCs/>
+        </w:rPr>
+        <w:t>Always note the source:</w:t>
+      </w:r>
+      <w:r>
+        <w:t xml:space="preserve"> the website, the document name, the version or date, and the page. I'll record it, because your report needs a "where each number came from" table.</w:t>
+      </w:r>
+    </w:p>
+    <w:p>
+      <w:pPr>
+        <w:numPr>
+          <w:ilvl w:val="0"/>
+          <w:numId w:val="32"/>
+        </w:numPr>
+      </w:pPr>
+      <w:r>
+        <w:t>Don't paste numbers from random blogs. Official documents or published papers only.</w:t>
+      </w:r>
+    </w:p>
+    <w:p>
+      <w:pPr>
+        <w:rPr>
+          <w:b/>
+          <w:bCs/>
+        </w:rPr>
+      </w:pPr>
+      <w:r>
+        <w:rPr>
+          <w:b/>
+          <w:bCs/>
+        </w:rPr>
+        <w:t>What I'll do with it</w:t>
+      </w:r>
+    </w:p>
+    <w:p>
+      <w:pPr>
+        <w:numPr>
+          <w:ilvl w:val="0"/>
+          <w:numId w:val="33"/>
+        </w:numPr>
+      </w:pPr>
+      <w:r>
+        <w:t>Update config/</w:t>
+      </w:r>
+      <w:proofErr w:type="spellStart"/>
+      <w:r>
+        <w:t>params.json</w:t>
+      </w:r>
+      <w:proofErr w:type="spellEnd"/>
+      <w:r>
+        <w:t xml:space="preserve"> with sourced values, regenerate the data and rerun all the checks.</w:t>
+      </w:r>
+    </w:p>
+    <w:p>
+      <w:pPr>
+        <w:numPr>
+          <w:ilvl w:val="0"/>
+          <w:numId w:val="33"/>
+        </w:numPr>
+      </w:pPr>
+      <w:r>
+        <w:t xml:space="preserve">Build a </w:t>
+      </w:r>
+      <w:r>
+        <w:rPr>
+          <w:b/>
+          <w:bCs/>
+        </w:rPr>
+        <w:t>parameter table</w:t>
+      </w:r>
+      <w:r>
+        <w:t>: each setting, its value, its source, and whether it's confirmed or still a placeholder.</w:t>
+      </w:r>
+    </w:p>
+    <w:p>
+      <w:pPr>
+        <w:numPr>
+          <w:ilvl w:val="0"/>
+          <w:numId w:val="33"/>
+        </w:numPr>
+      </w:pPr>
+      <w:r>
+        <w:t>Tell you honestly which parts remain placeholders.</w:t>
+      </w:r>
+    </w:p>
+    <w:p>
+      <w:r>
+        <w:t>Which one can you get first? If the HBP file is hard to find, tell me what you see on the NHA site and I'll guide you to it.</w:t>
+      </w:r>
+    </w:p>
+    <w:p/>
+    <w:p>
+      <w:r>
+        <w:lastRenderedPageBreak/>
+        <w:t xml:space="preserve">That helps. The site is the right one: the banner at the top says nha.gov.in is the only official website. While you look around the menus, I'll check whether I can reach the HBP document </w:t>
+      </w:r>
+      <w:proofErr w:type="spellStart"/>
+      <w:proofErr w:type="gramStart"/>
+      <w:r>
+        <w:t>directly.The</w:t>
+      </w:r>
+      <w:proofErr w:type="spellEnd"/>
+      <w:proofErr w:type="gramEnd"/>
+      <w:r>
+        <w:t xml:space="preserve"> search surfaced the official HBP 2.2 manual on nha.gov.in, which is one of the pages you can reach. I'll open it and see whether it contains the actual </w:t>
+      </w:r>
+      <w:proofErr w:type="spellStart"/>
+      <w:proofErr w:type="gramStart"/>
+      <w:r>
+        <w:t>rates.I</w:t>
+      </w:r>
+      <w:proofErr w:type="spellEnd"/>
+      <w:proofErr w:type="gramEnd"/>
+      <w:r>
+        <w:t xml:space="preserve"> could open it, and it helps, but it isn't the price list. It's the official </w:t>
+      </w:r>
+      <w:r>
+        <w:rPr>
+          <w:b/>
+          <w:bCs/>
+        </w:rPr>
+        <w:t>HBP 2.2 User Guidelines manual</w:t>
+      </w:r>
+      <w:r>
+        <w:t xml:space="preserve"> (NHA, November 2021, 64 pages) at nha.gov.in/</w:t>
+      </w:r>
+      <w:proofErr w:type="spellStart"/>
+      <w:r>
+        <w:t>img</w:t>
+      </w:r>
+      <w:proofErr w:type="spellEnd"/>
+      <w:r>
+        <w:t>/resources/HBP-2.2-manual.pdf. It explains how the packages work, but its annexure pages came out blank, so I couldn't read any package-rate table in it. The manual says the "Packages and Rates" list is a separate annexure and points to pmjay.gov.in/resources/documents as where the documents live.</w:t>
+      </w:r>
+    </w:p>
+    <w:p>
+      <w:pPr>
+        <w:rPr>
+          <w:b/>
+          <w:bCs/>
+        </w:rPr>
+      </w:pPr>
+      <w:r>
+        <w:rPr>
+          <w:b/>
+          <w:bCs/>
+        </w:rPr>
+        <w:t>Official facts in it that make your data more realistic</w:t>
+      </w:r>
+    </w:p>
+    <w:tbl>
+      <w:tblPr>
+        <w:tblW w:w="0" w:type="auto"/>
+        <w:tblCellSpacing w:w="15" w:type="dxa"/>
+        <w:tblCellMar>
+          <w:top w:w="15" w:type="dxa"/>
+          <w:left w:w="15" w:type="dxa"/>
+          <w:bottom w:w="15" w:type="dxa"/>
+          <w:right w:w="15" w:type="dxa"/>
+        </w:tblCellMar>
+        <w:tblLook w:val="04A0" w:firstRow="1" w:lastRow="0" w:firstColumn="1" w:lastColumn="0" w:noHBand="0" w:noVBand="1"/>
+      </w:tblPr>
+      <w:tblGrid>
+        <w:gridCol w:w="4870"/>
+        <w:gridCol w:w="4156"/>
+      </w:tblGrid>
+      <w:tr>
+        <w:trPr>
+          <w:tblHeader/>
+          <w:tblCellSpacing w:w="15" w:type="dxa"/>
+        </w:trPr>
+        <w:tc>
+          <w:tcPr>
+            <w:tcW w:w="0" w:type="auto"/>
+            <w:vAlign w:val="center"/>
+            <w:hideMark/>
+          </w:tcPr>
+          <w:p>
+            <w:pPr>
+              <w:rPr>
+                <w:b/>
+                <w:bCs/>
+              </w:rPr>
+            </w:pPr>
+            <w:r>
+              <w:rPr>
+                <w:b/>
+                <w:bCs/>
+              </w:rPr>
+              <w:t>Fact (section)</w:t>
+            </w:r>
+          </w:p>
+        </w:tc>
+        <w:tc>
+          <w:tcPr>
+            <w:tcW w:w="0" w:type="auto"/>
+            <w:vAlign w:val="center"/>
+            <w:hideMark/>
+          </w:tcPr>
+          <w:p>
+            <w:pPr>
+              <w:rPr>
+                <w:b/>
+                <w:bCs/>
+              </w:rPr>
+            </w:pPr>
+            <w:r>
+              <w:rPr>
+                <w:b/>
+                <w:bCs/>
+              </w:rPr>
+              <w:t>What it means for your dataset</w:t>
+            </w:r>
+          </w:p>
+        </w:tc>
+      </w:tr>
+      <w:tr>
+        <w:trPr>
+          <w:tblCellSpacing w:w="15" w:type="dxa"/>
+        </w:trPr>
+        <w:tc>
+          <w:tcPr>
+            <w:tcW w:w="0" w:type="auto"/>
+            <w:vAlign w:val="center"/>
+            <w:hideMark/>
+          </w:tcPr>
+          <w:p>
+            <w:r>
+              <w:t xml:space="preserve">Medical packages are priced </w:t>
+            </w:r>
+            <w:r>
+              <w:rPr>
+                <w:b/>
+                <w:bCs/>
+              </w:rPr>
+              <w:t>per bed-day</w:t>
+            </w:r>
+            <w:r>
+              <w:t>: ₹1,800 routine ward, ₹2,700 HDU, ₹3,600 ICU, ₹4,500 ICU with ventilator (2.2.3)</w:t>
+            </w:r>
+          </w:p>
+        </w:tc>
+        <w:tc>
+          <w:tcPr>
+            <w:tcW w:w="0" w:type="auto"/>
+            <w:vAlign w:val="center"/>
+            <w:hideMark/>
+          </w:tcPr>
+          <w:p>
+            <w:r>
+              <w:t>Our medical packages (diabetes, pneumonia, TB, dengue) should be priced as days × a daily rate, not a fixed amount. This is the best official evidence so far.</w:t>
+            </w:r>
+          </w:p>
+        </w:tc>
+      </w:tr>
+      <w:tr>
+        <w:trPr>
+          <w:tblCellSpacing w:w="15" w:type="dxa"/>
+        </w:trPr>
+        <w:tc>
+          <w:tcPr>
+            <w:tcW w:w="0" w:type="auto"/>
+            <w:vAlign w:val="center"/>
+            <w:hideMark/>
+          </w:tcPr>
+          <w:p>
+            <w:r>
+              <w:t xml:space="preserve">Caesarean, high-risk delivery and hysterectomy are mainly for </w:t>
+            </w:r>
+            <w:r>
+              <w:rPr>
+                <w:b/>
+                <w:bCs/>
+              </w:rPr>
+              <w:t>government hospitals</w:t>
+            </w:r>
+            <w:r>
+              <w:t>, and private hospitals get them only on referral (3.13, 4.1)</w:t>
+            </w:r>
+          </w:p>
+        </w:tc>
+        <w:tc>
+          <w:tcPr>
+            <w:tcW w:w="0" w:type="auto"/>
+            <w:vAlign w:val="center"/>
+            <w:hideMark/>
+          </w:tcPr>
+          <w:p>
+            <w:r>
+              <w:t>We currently let caesareans happen at any hospital.</w:t>
+            </w:r>
+          </w:p>
+        </w:tc>
+      </w:tr>
+      <w:tr>
+        <w:trPr>
+          <w:tblCellSpacing w:w="15" w:type="dxa"/>
+        </w:trPr>
+        <w:tc>
+          <w:tcPr>
+            <w:tcW w:w="0" w:type="auto"/>
+            <w:vAlign w:val="center"/>
+            <w:hideMark/>
+          </w:tcPr>
+          <w:p>
+            <w:r>
+              <w:t xml:space="preserve">The IT system sets a </w:t>
+            </w:r>
+            <w:r>
+              <w:rPr>
+                <w:b/>
+                <w:bCs/>
+              </w:rPr>
+              <w:t>minimum gap between repeats</w:t>
+            </w:r>
+            <w:r>
+              <w:t xml:space="preserve"> of appendicectomy, hysterectomy and cataract, and a </w:t>
+            </w:r>
+            <w:r>
+              <w:rPr>
+                <w:b/>
+                <w:bCs/>
+              </w:rPr>
+              <w:t>maximum number of bookings</w:t>
+            </w:r>
+            <w:r>
+              <w:t xml:space="preserve"> per patient (FAQ 34)</w:t>
+            </w:r>
+          </w:p>
+        </w:tc>
+        <w:tc>
+          <w:tcPr>
+            <w:tcW w:w="0" w:type="auto"/>
+            <w:vAlign w:val="center"/>
+            <w:hideMark/>
+          </w:tcPr>
+          <w:p>
+            <w:r>
+              <w:t>A patient shouldn't have two appendectomies. Our generator can currently do that, and it clouds the duplicate-fraud design.</w:t>
+            </w:r>
+          </w:p>
+        </w:tc>
+      </w:tr>
+      <w:tr>
+        <w:trPr>
+          <w:tblCellSpacing w:w="15" w:type="dxa"/>
+        </w:trPr>
+        <w:tc>
+          <w:tcPr>
+            <w:tcW w:w="0" w:type="auto"/>
+            <w:vAlign w:val="center"/>
+            <w:hideMark/>
+          </w:tcPr>
+          <w:p>
+            <w:r>
+              <w:t xml:space="preserve">Hospital </w:t>
+            </w:r>
+            <w:r>
+              <w:rPr>
+                <w:b/>
+                <w:bCs/>
+              </w:rPr>
+              <w:t>incentives</w:t>
+            </w:r>
+            <w:r>
+              <w:t xml:space="preserve"> are stacked on the base rate: 10% for entry-level NABH, 15% for full NABH, 10% for metro, 10% for an aspirational district, 10% for running a PG/DNB course, compounded (FAQ 26)</w:t>
+            </w:r>
+          </w:p>
+        </w:tc>
+        <w:tc>
+          <w:tcPr>
+            <w:tcW w:w="0" w:type="auto"/>
+            <w:vAlign w:val="center"/>
+            <w:hideMark/>
+          </w:tcPr>
+          <w:p>
+            <w:r>
+              <w:t>Genuine claims legitimately vary by hospital. Our random 0.85 to 1.15 range is a simplification, because the real range can reach about 1.5 times the base rate.</w:t>
+            </w:r>
+          </w:p>
+        </w:tc>
+      </w:tr>
+      <w:tr>
+        <w:trPr>
+          <w:tblCellSpacing w:w="15" w:type="dxa"/>
+        </w:trPr>
+        <w:tc>
+          <w:tcPr>
+            <w:tcW w:w="0" w:type="auto"/>
+            <w:vAlign w:val="center"/>
+            <w:hideMark/>
+          </w:tcPr>
+          <w:p>
+            <w:r>
+              <w:t xml:space="preserve">Cross-specialty packages have </w:t>
+            </w:r>
+            <w:r>
+              <w:rPr>
+                <w:b/>
+                <w:bCs/>
+              </w:rPr>
+              <w:t>one uniform price</w:t>
+            </w:r>
+            <w:r>
+              <w:t xml:space="preserve"> "to minimize upcoding... by billing in a different specialty" (2.2.4); fraud-prone packages are watched by the National Anti-Fraud Unit</w:t>
+            </w:r>
+          </w:p>
+        </w:tc>
+        <w:tc>
+          <w:tcPr>
+            <w:tcW w:w="0" w:type="auto"/>
+            <w:vAlign w:val="center"/>
+            <w:hideMark/>
+          </w:tcPr>
+          <w:p>
+            <w:r>
+              <w:t xml:space="preserve">This is </w:t>
+            </w:r>
+            <w:r>
+              <w:rPr>
+                <w:b/>
+                <w:bCs/>
+              </w:rPr>
+              <w:t>official documentation of upcoding</w:t>
+            </w:r>
+            <w:r>
+              <w:t>, which you can cite in your report.</w:t>
+            </w:r>
+          </w:p>
+        </w:tc>
+      </w:tr>
+      <w:tr>
+        <w:trPr>
+          <w:tblCellSpacing w:w="15" w:type="dxa"/>
+        </w:trPr>
+        <w:tc>
+          <w:tcPr>
+            <w:tcW w:w="0" w:type="auto"/>
+            <w:vAlign w:val="center"/>
+            <w:hideMark/>
+          </w:tcPr>
+          <w:p>
+            <w:r>
+              <w:t>Multiple surgeries in one OT session pay 100% / 50% / 25% (1.3)</w:t>
+            </w:r>
+          </w:p>
+        </w:tc>
+        <w:tc>
+          <w:tcPr>
+            <w:tcW w:w="0" w:type="auto"/>
+            <w:vAlign w:val="center"/>
+            <w:hideMark/>
+          </w:tcPr>
+          <w:p>
+            <w:r>
+              <w:t>A possible extra rule</w:t>
+            </w:r>
+          </w:p>
+        </w:tc>
+      </w:tr>
+      <w:tr>
+        <w:trPr>
+          <w:tblCellSpacing w:w="15" w:type="dxa"/>
+        </w:trPr>
+        <w:tc>
+          <w:tcPr>
+            <w:tcW w:w="0" w:type="auto"/>
+            <w:vAlign w:val="center"/>
+            <w:hideMark/>
+          </w:tcPr>
+          <w:p>
+            <w:r>
+              <w:t xml:space="preserve">Every package has a </w:t>
+            </w:r>
+            <w:r>
+              <w:rPr>
+                <w:b/>
+                <w:bCs/>
+              </w:rPr>
+              <w:t>Minimum Document Protocol</w:t>
+            </w:r>
+            <w:r>
+              <w:t>, and discharge summaries and clinical notes must be submitted with claims (FAQ 40, 3.5)</w:t>
+            </w:r>
+          </w:p>
+        </w:tc>
+        <w:tc>
+          <w:tcPr>
+            <w:tcW w:w="0" w:type="auto"/>
+            <w:vAlign w:val="center"/>
+            <w:hideMark/>
+          </w:tcPr>
+          <w:p>
+            <w:r>
+              <w:t>This is an official basis for your document cross-verification module.</w:t>
+            </w:r>
+          </w:p>
+        </w:tc>
+      </w:tr>
+    </w:tbl>
+    <w:p>
+      <w:r>
+        <w:rPr>
+          <w:b/>
+          <w:bCs/>
+        </w:rPr>
+        <w:t>One conflict to be careful with:</w:t>
+      </w:r>
+      <w:r>
+        <w:t xml:space="preserve"> the manual says ₹1,800 for a routine ward, but a 2021 news report says routine-ward prices rose by 17% in HBP 2.2. </w:t>
+      </w:r>
+      <w:proofErr w:type="gramStart"/>
+      <w:r>
+        <w:t>So</w:t>
+      </w:r>
+      <w:proofErr w:type="gramEnd"/>
+      <w:r>
+        <w:t xml:space="preserve"> I wouldn't treat ₹1,800 as final until we see the master.</w:t>
+      </w:r>
+    </w:p>
+    <w:p>
+      <w:pPr>
+        <w:rPr>
+          <w:b/>
+          <w:bCs/>
+        </w:rPr>
+      </w:pPr>
+      <w:r>
+        <w:rPr>
+          <w:b/>
+          <w:bCs/>
+        </w:rPr>
+        <w:t>What I still need</w:t>
+      </w:r>
+    </w:p>
+    <w:p>
+      <w:r>
+        <w:lastRenderedPageBreak/>
+        <w:t xml:space="preserve">The actual </w:t>
+      </w:r>
+      <w:r>
+        <w:rPr>
+          <w:b/>
+          <w:bCs/>
+        </w:rPr>
+        <w:t>rate table</w:t>
+      </w:r>
+      <w:r>
+        <w:t>. Things to try:</w:t>
+      </w:r>
+    </w:p>
+    <w:p>
+      <w:pPr>
+        <w:numPr>
+          <w:ilvl w:val="0"/>
+          <w:numId w:val="34"/>
+        </w:numPr>
+      </w:pPr>
+      <w:r>
+        <w:t>Open pmjay.gov.in/resources/documents, since the manual points there. It may be blocked on your network, but it's worth trying.</w:t>
+      </w:r>
+    </w:p>
+    <w:p>
+      <w:pPr>
+        <w:numPr>
+          <w:ilvl w:val="0"/>
+          <w:numId w:val="34"/>
+        </w:numPr>
+      </w:pPr>
+      <w:r>
+        <w:t xml:space="preserve">On nha.gov.in, look under </w:t>
+      </w:r>
+      <w:r>
+        <w:rPr>
+          <w:b/>
+          <w:bCs/>
+        </w:rPr>
+        <w:t>Repository</w:t>
+      </w:r>
+      <w:r>
+        <w:t xml:space="preserve"> in the top menu for HBP or package documents.</w:t>
+      </w:r>
+    </w:p>
+    <w:p>
+      <w:pPr>
+        <w:numPr>
+          <w:ilvl w:val="0"/>
+          <w:numId w:val="34"/>
+        </w:numPr>
+      </w:pPr>
+      <w:r>
+        <w:t xml:space="preserve">Try the </w:t>
+      </w:r>
+      <w:r>
+        <w:rPr>
+          <w:b/>
+          <w:bCs/>
+        </w:rPr>
+        <w:t>"HBP New Inclusion"</w:t>
+      </w:r>
+      <w:r>
+        <w:t xml:space="preserve"> link in the top bar of your screenshot.</w:t>
+      </w:r>
+    </w:p>
+    <w:p>
+      <w:pPr>
+        <w:numPr>
+          <w:ilvl w:val="0"/>
+          <w:numId w:val="34"/>
+        </w:numPr>
+      </w:pPr>
+      <w:r>
+        <w:t xml:space="preserve">Download the manual and look at </w:t>
+      </w:r>
+      <w:r>
+        <w:rPr>
+          <w:b/>
+          <w:bCs/>
+        </w:rPr>
+        <w:t>pages 56 to 63</w:t>
+      </w:r>
+      <w:r>
+        <w:t xml:space="preserve"> (the annexures). If any show tables, take screenshots and upload them here, and I'll read them.</w:t>
+      </w:r>
+    </w:p>
+    <w:p>
+      <w:pPr>
+        <w:numPr>
+          <w:ilvl w:val="0"/>
+          <w:numId w:val="34"/>
+        </w:numPr>
+      </w:pPr>
+      <w:r>
+        <w:t>A state health agency site sometimes hosts the full HBP Excel file, as the Uttarakhand one did in my earlier search.</w:t>
+      </w:r>
+    </w:p>
+    <w:p>
+      <w:pPr>
+        <w:rPr>
+          <w:b/>
+          <w:bCs/>
+        </w:rPr>
+      </w:pPr>
+      <w:r>
+        <w:rPr>
+          <w:b/>
+          <w:bCs/>
+        </w:rPr>
+        <w:t>What I can do now, without the rate table</w:t>
+      </w:r>
+    </w:p>
+    <w:p>
+      <w:r>
+        <w:t xml:space="preserve">I can build </w:t>
+      </w:r>
+      <w:r>
+        <w:rPr>
+          <w:b/>
+          <w:bCs/>
+        </w:rPr>
+        <w:t>dataset v2</w:t>
+      </w:r>
+      <w:r>
+        <w:t xml:space="preserve"> with three official-rule upgrades:</w:t>
+      </w:r>
+    </w:p>
+    <w:p>
+      <w:pPr>
+        <w:numPr>
+          <w:ilvl w:val="0"/>
+          <w:numId w:val="35"/>
+        </w:numPr>
+      </w:pPr>
+      <w:r>
+        <w:rPr>
+          <w:b/>
+          <w:bCs/>
+        </w:rPr>
+        <w:t>Per-day pricing</w:t>
+      </w:r>
+      <w:r>
+        <w:t xml:space="preserve"> for the four medical packages.</w:t>
+      </w:r>
+    </w:p>
+    <w:p>
+      <w:pPr>
+        <w:numPr>
+          <w:ilvl w:val="0"/>
+          <w:numId w:val="35"/>
+        </w:numPr>
+      </w:pPr>
+      <w:r>
+        <w:rPr>
+          <w:b/>
+          <w:bCs/>
+        </w:rPr>
+        <w:t>Caesareans mostly at public hospitals</w:t>
+      </w:r>
+      <w:r>
+        <w:t>, with a small share at private ones.</w:t>
+      </w:r>
+    </w:p>
+    <w:p>
+      <w:pPr>
+        <w:numPr>
+          <w:ilvl w:val="0"/>
+          <w:numId w:val="35"/>
+        </w:numPr>
+      </w:pPr>
+      <w:r>
+        <w:rPr>
+          <w:b/>
+          <w:bCs/>
+        </w:rPr>
+        <w:t>No repeated one-time surgeries</w:t>
+      </w:r>
+      <w:r>
+        <w:t xml:space="preserve"> (appendectomy, cholecystectomy, caesarean) for the same patient.</w:t>
+      </w:r>
+    </w:p>
+    <w:p>
+      <w:r>
+        <w:t>The hospital incentive idea would come after that, because it needs new hospital columns. Your v1 dataset stays as a safe fallback for Monday.</w:t>
+      </w:r>
+    </w:p>
+    <w:p>
+      <w:r>
+        <w:t>Do you want me to build v2 with those three changes?</w:t>
+      </w:r>
+    </w:p>
+    <w:p/>
     <w:sectPr>
       <w:pgSz w:w="11906" w:h="16838"/>
       <w:pgMar w:top="1440" w:right="1440" w:bottom="1440" w:left="1440" w:header="708" w:footer="708" w:gutter="0"/>
@@ -2913,6 +4919,304 @@
     </w:lvl>
   </w:abstractNum>
   <w:abstractNum w:abstractNumId="1" w15:restartNumberingAfterBreak="0">
+    <w:nsid w:val="00630086"/>
+    <w:multiLevelType w:val="multilevel"/>
+    <w:tmpl w:val="A11AE040"/>
+    <w:lvl w:ilvl="0">
+      <w:start w:val="1"/>
+      <w:numFmt w:val="bullet"/>
+      <w:lvlText w:val=""/>
+      <w:lvlJc w:val="left"/>
+      <w:pPr>
+        <w:tabs>
+          <w:tab w:val="num" w:pos="720"/>
+        </w:tabs>
+        <w:ind w:left="720" w:hanging="360"/>
+      </w:pPr>
+      <w:rPr>
+        <w:rFonts w:ascii="Symbol" w:hAnsi="Symbol" w:hint="default"/>
+        <w:sz w:val="20"/>
+      </w:rPr>
+    </w:lvl>
+    <w:lvl w:ilvl="1" w:tentative="1">
+      <w:start w:val="1"/>
+      <w:numFmt w:val="bullet"/>
+      <w:lvlText w:val="o"/>
+      <w:lvlJc w:val="left"/>
+      <w:pPr>
+        <w:tabs>
+          <w:tab w:val="num" w:pos="1440"/>
+        </w:tabs>
+        <w:ind w:left="1440" w:hanging="360"/>
+      </w:pPr>
+      <w:rPr>
+        <w:rFonts w:ascii="Courier New" w:hAnsi="Courier New" w:hint="default"/>
+        <w:sz w:val="20"/>
+      </w:rPr>
+    </w:lvl>
+    <w:lvl w:ilvl="2" w:tentative="1">
+      <w:start w:val="1"/>
+      <w:numFmt w:val="bullet"/>
+      <w:lvlText w:val=""/>
+      <w:lvlJc w:val="left"/>
+      <w:pPr>
+        <w:tabs>
+          <w:tab w:val="num" w:pos="2160"/>
+        </w:tabs>
+        <w:ind w:left="2160" w:hanging="360"/>
+      </w:pPr>
+      <w:rPr>
+        <w:rFonts w:ascii="Wingdings" w:hAnsi="Wingdings" w:hint="default"/>
+        <w:sz w:val="20"/>
+      </w:rPr>
+    </w:lvl>
+    <w:lvl w:ilvl="3" w:tentative="1">
+      <w:start w:val="1"/>
+      <w:numFmt w:val="bullet"/>
+      <w:lvlText w:val=""/>
+      <w:lvlJc w:val="left"/>
+      <w:pPr>
+        <w:tabs>
+          <w:tab w:val="num" w:pos="2880"/>
+        </w:tabs>
+        <w:ind w:left="2880" w:hanging="360"/>
+      </w:pPr>
+      <w:rPr>
+        <w:rFonts w:ascii="Wingdings" w:hAnsi="Wingdings" w:hint="default"/>
+        <w:sz w:val="20"/>
+      </w:rPr>
+    </w:lvl>
+    <w:lvl w:ilvl="4" w:tentative="1">
+      <w:start w:val="1"/>
+      <w:numFmt w:val="bullet"/>
+      <w:lvlText w:val=""/>
+      <w:lvlJc w:val="left"/>
+      <w:pPr>
+        <w:tabs>
+          <w:tab w:val="num" w:pos="3600"/>
+        </w:tabs>
+        <w:ind w:left="3600" w:hanging="360"/>
+      </w:pPr>
+      <w:rPr>
+        <w:rFonts w:ascii="Wingdings" w:hAnsi="Wingdings" w:hint="default"/>
+        <w:sz w:val="20"/>
+      </w:rPr>
+    </w:lvl>
+    <w:lvl w:ilvl="5" w:tentative="1">
+      <w:start w:val="1"/>
+      <w:numFmt w:val="bullet"/>
+      <w:lvlText w:val=""/>
+      <w:lvlJc w:val="left"/>
+      <w:pPr>
+        <w:tabs>
+          <w:tab w:val="num" w:pos="4320"/>
+        </w:tabs>
+        <w:ind w:left="4320" w:hanging="360"/>
+      </w:pPr>
+      <w:rPr>
+        <w:rFonts w:ascii="Wingdings" w:hAnsi="Wingdings" w:hint="default"/>
+        <w:sz w:val="20"/>
+      </w:rPr>
+    </w:lvl>
+    <w:lvl w:ilvl="6" w:tentative="1">
+      <w:start w:val="1"/>
+      <w:numFmt w:val="bullet"/>
+      <w:lvlText w:val=""/>
+      <w:lvlJc w:val="left"/>
+      <w:pPr>
+        <w:tabs>
+          <w:tab w:val="num" w:pos="5040"/>
+        </w:tabs>
+        <w:ind w:left="5040" w:hanging="360"/>
+      </w:pPr>
+      <w:rPr>
+        <w:rFonts w:ascii="Wingdings" w:hAnsi="Wingdings" w:hint="default"/>
+        <w:sz w:val="20"/>
+      </w:rPr>
+    </w:lvl>
+    <w:lvl w:ilvl="7" w:tentative="1">
+      <w:start w:val="1"/>
+      <w:numFmt w:val="bullet"/>
+      <w:lvlText w:val=""/>
+      <w:lvlJc w:val="left"/>
+      <w:pPr>
+        <w:tabs>
+          <w:tab w:val="num" w:pos="5760"/>
+        </w:tabs>
+        <w:ind w:left="5760" w:hanging="360"/>
+      </w:pPr>
+      <w:rPr>
+        <w:rFonts w:ascii="Wingdings" w:hAnsi="Wingdings" w:hint="default"/>
+        <w:sz w:val="20"/>
+      </w:rPr>
+    </w:lvl>
+    <w:lvl w:ilvl="8" w:tentative="1">
+      <w:start w:val="1"/>
+      <w:numFmt w:val="bullet"/>
+      <w:lvlText w:val=""/>
+      <w:lvlJc w:val="left"/>
+      <w:pPr>
+        <w:tabs>
+          <w:tab w:val="num" w:pos="6480"/>
+        </w:tabs>
+        <w:ind w:left="6480" w:hanging="360"/>
+      </w:pPr>
+      <w:rPr>
+        <w:rFonts w:ascii="Wingdings" w:hAnsi="Wingdings" w:hint="default"/>
+        <w:sz w:val="20"/>
+      </w:rPr>
+    </w:lvl>
+  </w:abstractNum>
+  <w:abstractNum w:abstractNumId="2" w15:restartNumberingAfterBreak="0">
+    <w:nsid w:val="0DAF3174"/>
+    <w:multiLevelType w:val="multilevel"/>
+    <w:tmpl w:val="D2E084C6"/>
+    <w:lvl w:ilvl="0">
+      <w:start w:val="1"/>
+      <w:numFmt w:val="bullet"/>
+      <w:lvlText w:val=""/>
+      <w:lvlJc w:val="left"/>
+      <w:pPr>
+        <w:tabs>
+          <w:tab w:val="num" w:pos="720"/>
+        </w:tabs>
+        <w:ind w:left="720" w:hanging="360"/>
+      </w:pPr>
+      <w:rPr>
+        <w:rFonts w:ascii="Symbol" w:hAnsi="Symbol" w:hint="default"/>
+        <w:sz w:val="20"/>
+      </w:rPr>
+    </w:lvl>
+    <w:lvl w:ilvl="1" w:tentative="1">
+      <w:start w:val="1"/>
+      <w:numFmt w:val="bullet"/>
+      <w:lvlText w:val="o"/>
+      <w:lvlJc w:val="left"/>
+      <w:pPr>
+        <w:tabs>
+          <w:tab w:val="num" w:pos="1440"/>
+        </w:tabs>
+        <w:ind w:left="1440" w:hanging="360"/>
+      </w:pPr>
+      <w:rPr>
+        <w:rFonts w:ascii="Courier New" w:hAnsi="Courier New" w:hint="default"/>
+        <w:sz w:val="20"/>
+      </w:rPr>
+    </w:lvl>
+    <w:lvl w:ilvl="2" w:tentative="1">
+      <w:start w:val="1"/>
+      <w:numFmt w:val="bullet"/>
+      <w:lvlText w:val=""/>
+      <w:lvlJc w:val="left"/>
+      <w:pPr>
+        <w:tabs>
+          <w:tab w:val="num" w:pos="2160"/>
+        </w:tabs>
+        <w:ind w:left="2160" w:hanging="360"/>
+      </w:pPr>
+      <w:rPr>
+        <w:rFonts w:ascii="Wingdings" w:hAnsi="Wingdings" w:hint="default"/>
+        <w:sz w:val="20"/>
+      </w:rPr>
+    </w:lvl>
+    <w:lvl w:ilvl="3" w:tentative="1">
+      <w:start w:val="1"/>
+      <w:numFmt w:val="bullet"/>
+      <w:lvlText w:val=""/>
+      <w:lvlJc w:val="left"/>
+      <w:pPr>
+        <w:tabs>
+          <w:tab w:val="num" w:pos="2880"/>
+        </w:tabs>
+        <w:ind w:left="2880" w:hanging="360"/>
+      </w:pPr>
+      <w:rPr>
+        <w:rFonts w:ascii="Wingdings" w:hAnsi="Wingdings" w:hint="default"/>
+        <w:sz w:val="20"/>
+      </w:rPr>
+    </w:lvl>
+    <w:lvl w:ilvl="4" w:tentative="1">
+      <w:start w:val="1"/>
+      <w:numFmt w:val="bullet"/>
+      <w:lvlText w:val=""/>
+      <w:lvlJc w:val="left"/>
+      <w:pPr>
+        <w:tabs>
+          <w:tab w:val="num" w:pos="3600"/>
+        </w:tabs>
+        <w:ind w:left="3600" w:hanging="360"/>
+      </w:pPr>
+      <w:rPr>
+        <w:rFonts w:ascii="Wingdings" w:hAnsi="Wingdings" w:hint="default"/>
+        <w:sz w:val="20"/>
+      </w:rPr>
+    </w:lvl>
+    <w:lvl w:ilvl="5" w:tentative="1">
+      <w:start w:val="1"/>
+      <w:numFmt w:val="bullet"/>
+      <w:lvlText w:val=""/>
+      <w:lvlJc w:val="left"/>
+      <w:pPr>
+        <w:tabs>
+          <w:tab w:val="num" w:pos="4320"/>
+        </w:tabs>
+        <w:ind w:left="4320" w:hanging="360"/>
+      </w:pPr>
+      <w:rPr>
+        <w:rFonts w:ascii="Wingdings" w:hAnsi="Wingdings" w:hint="default"/>
+        <w:sz w:val="20"/>
+      </w:rPr>
+    </w:lvl>
+    <w:lvl w:ilvl="6" w:tentative="1">
+      <w:start w:val="1"/>
+      <w:numFmt w:val="bullet"/>
+      <w:lvlText w:val=""/>
+      <w:lvlJc w:val="left"/>
+      <w:pPr>
+        <w:tabs>
+          <w:tab w:val="num" w:pos="5040"/>
+        </w:tabs>
+        <w:ind w:left="5040" w:hanging="360"/>
+      </w:pPr>
+      <w:rPr>
+        <w:rFonts w:ascii="Wingdings" w:hAnsi="Wingdings" w:hint="default"/>
+        <w:sz w:val="20"/>
+      </w:rPr>
+    </w:lvl>
+    <w:lvl w:ilvl="7" w:tentative="1">
+      <w:start w:val="1"/>
+      <w:numFmt w:val="bullet"/>
+      <w:lvlText w:val=""/>
+      <w:lvlJc w:val="left"/>
+      <w:pPr>
+        <w:tabs>
+          <w:tab w:val="num" w:pos="5760"/>
+        </w:tabs>
+        <w:ind w:left="5760" w:hanging="360"/>
+      </w:pPr>
+      <w:rPr>
+        <w:rFonts w:ascii="Wingdings" w:hAnsi="Wingdings" w:hint="default"/>
+        <w:sz w:val="20"/>
+      </w:rPr>
+    </w:lvl>
+    <w:lvl w:ilvl="8" w:tentative="1">
+      <w:start w:val="1"/>
+      <w:numFmt w:val="bullet"/>
+      <w:lvlText w:val=""/>
+      <w:lvlJc w:val="left"/>
+      <w:pPr>
+        <w:tabs>
+          <w:tab w:val="num" w:pos="6480"/>
+        </w:tabs>
+        <w:ind w:left="6480" w:hanging="360"/>
+      </w:pPr>
+      <w:rPr>
+        <w:rFonts w:ascii="Wingdings" w:hAnsi="Wingdings" w:hint="default"/>
+        <w:sz w:val="20"/>
+      </w:rPr>
+    </w:lvl>
+  </w:abstractNum>
+  <w:abstractNum w:abstractNumId="3" w15:restartNumberingAfterBreak="0">
     <w:nsid w:val="1033301E"/>
     <w:multiLevelType w:val="multilevel"/>
     <w:tmpl w:val="52F865E2"/>
@@ -3061,7 +5365,7 @@
       </w:rPr>
     </w:lvl>
   </w:abstractNum>
-  <w:abstractNum w:abstractNumId="2" w15:restartNumberingAfterBreak="0">
+  <w:abstractNum w:abstractNumId="4" w15:restartNumberingAfterBreak="0">
     <w:nsid w:val="15A9337C"/>
     <w:multiLevelType w:val="multilevel"/>
     <w:tmpl w:val="AB0A44D6"/>
@@ -3210,7 +5514,7 @@
       </w:rPr>
     </w:lvl>
   </w:abstractNum>
-  <w:abstractNum w:abstractNumId="3" w15:restartNumberingAfterBreak="0">
+  <w:abstractNum w:abstractNumId="5" w15:restartNumberingAfterBreak="0">
     <w:nsid w:val="18790CF2"/>
     <w:multiLevelType w:val="multilevel"/>
     <w:tmpl w:val="B81231D8"/>
@@ -3359,7 +5663,418 @@
       </w:rPr>
     </w:lvl>
   </w:abstractNum>
-  <w:abstractNum w:abstractNumId="4" w15:restartNumberingAfterBreak="0">
+  <w:abstractNum w:abstractNumId="6" w15:restartNumberingAfterBreak="0">
+    <w:nsid w:val="1940511E"/>
+    <w:multiLevelType w:val="multilevel"/>
+    <w:tmpl w:val="620A830A"/>
+    <w:lvl w:ilvl="0">
+      <w:start w:val="1"/>
+      <w:numFmt w:val="bullet"/>
+      <w:lvlText w:val=""/>
+      <w:lvlJc w:val="left"/>
+      <w:pPr>
+        <w:tabs>
+          <w:tab w:val="num" w:pos="720"/>
+        </w:tabs>
+        <w:ind w:left="720" w:hanging="360"/>
+      </w:pPr>
+      <w:rPr>
+        <w:rFonts w:ascii="Symbol" w:hAnsi="Symbol" w:hint="default"/>
+        <w:sz w:val="20"/>
+      </w:rPr>
+    </w:lvl>
+    <w:lvl w:ilvl="1" w:tentative="1">
+      <w:start w:val="1"/>
+      <w:numFmt w:val="bullet"/>
+      <w:lvlText w:val="o"/>
+      <w:lvlJc w:val="left"/>
+      <w:pPr>
+        <w:tabs>
+          <w:tab w:val="num" w:pos="1440"/>
+        </w:tabs>
+        <w:ind w:left="1440" w:hanging="360"/>
+      </w:pPr>
+      <w:rPr>
+        <w:rFonts w:ascii="Courier New" w:hAnsi="Courier New" w:hint="default"/>
+        <w:sz w:val="20"/>
+      </w:rPr>
+    </w:lvl>
+    <w:lvl w:ilvl="2" w:tentative="1">
+      <w:start w:val="1"/>
+      <w:numFmt w:val="bullet"/>
+      <w:lvlText w:val=""/>
+      <w:lvlJc w:val="left"/>
+      <w:pPr>
+        <w:tabs>
+          <w:tab w:val="num" w:pos="2160"/>
+        </w:tabs>
+        <w:ind w:left="2160" w:hanging="360"/>
+      </w:pPr>
+      <w:rPr>
+        <w:rFonts w:ascii="Wingdings" w:hAnsi="Wingdings" w:hint="default"/>
+        <w:sz w:val="20"/>
+      </w:rPr>
+    </w:lvl>
+    <w:lvl w:ilvl="3" w:tentative="1">
+      <w:start w:val="1"/>
+      <w:numFmt w:val="bullet"/>
+      <w:lvlText w:val=""/>
+      <w:lvlJc w:val="left"/>
+      <w:pPr>
+        <w:tabs>
+          <w:tab w:val="num" w:pos="2880"/>
+        </w:tabs>
+        <w:ind w:left="2880" w:hanging="360"/>
+      </w:pPr>
+      <w:rPr>
+        <w:rFonts w:ascii="Wingdings" w:hAnsi="Wingdings" w:hint="default"/>
+        <w:sz w:val="20"/>
+      </w:rPr>
+    </w:lvl>
+    <w:lvl w:ilvl="4" w:tentative="1">
+      <w:start w:val="1"/>
+      <w:numFmt w:val="bullet"/>
+      <w:lvlText w:val=""/>
+      <w:lvlJc w:val="left"/>
+      <w:pPr>
+        <w:tabs>
+          <w:tab w:val="num" w:pos="3600"/>
+        </w:tabs>
+        <w:ind w:left="3600" w:hanging="360"/>
+      </w:pPr>
+      <w:rPr>
+        <w:rFonts w:ascii="Wingdings" w:hAnsi="Wingdings" w:hint="default"/>
+        <w:sz w:val="20"/>
+      </w:rPr>
+    </w:lvl>
+    <w:lvl w:ilvl="5" w:tentative="1">
+      <w:start w:val="1"/>
+      <w:numFmt w:val="bullet"/>
+      <w:lvlText w:val=""/>
+      <w:lvlJc w:val="left"/>
+      <w:pPr>
+        <w:tabs>
+          <w:tab w:val="num" w:pos="4320"/>
+        </w:tabs>
+        <w:ind w:left="4320" w:hanging="360"/>
+      </w:pPr>
+      <w:rPr>
+        <w:rFonts w:ascii="Wingdings" w:hAnsi="Wingdings" w:hint="default"/>
+        <w:sz w:val="20"/>
+      </w:rPr>
+    </w:lvl>
+    <w:lvl w:ilvl="6" w:tentative="1">
+      <w:start w:val="1"/>
+      <w:numFmt w:val="bullet"/>
+      <w:lvlText w:val=""/>
+      <w:lvlJc w:val="left"/>
+      <w:pPr>
+        <w:tabs>
+          <w:tab w:val="num" w:pos="5040"/>
+        </w:tabs>
+        <w:ind w:left="5040" w:hanging="360"/>
+      </w:pPr>
+      <w:rPr>
+        <w:rFonts w:ascii="Wingdings" w:hAnsi="Wingdings" w:hint="default"/>
+        <w:sz w:val="20"/>
+      </w:rPr>
+    </w:lvl>
+    <w:lvl w:ilvl="7" w:tentative="1">
+      <w:start w:val="1"/>
+      <w:numFmt w:val="bullet"/>
+      <w:lvlText w:val=""/>
+      <w:lvlJc w:val="left"/>
+      <w:pPr>
+        <w:tabs>
+          <w:tab w:val="num" w:pos="5760"/>
+        </w:tabs>
+        <w:ind w:left="5760" w:hanging="360"/>
+      </w:pPr>
+      <w:rPr>
+        <w:rFonts w:ascii="Wingdings" w:hAnsi="Wingdings" w:hint="default"/>
+        <w:sz w:val="20"/>
+      </w:rPr>
+    </w:lvl>
+    <w:lvl w:ilvl="8" w:tentative="1">
+      <w:start w:val="1"/>
+      <w:numFmt w:val="bullet"/>
+      <w:lvlText w:val=""/>
+      <w:lvlJc w:val="left"/>
+      <w:pPr>
+        <w:tabs>
+          <w:tab w:val="num" w:pos="6480"/>
+        </w:tabs>
+        <w:ind w:left="6480" w:hanging="360"/>
+      </w:pPr>
+      <w:rPr>
+        <w:rFonts w:ascii="Wingdings" w:hAnsi="Wingdings" w:hint="default"/>
+        <w:sz w:val="20"/>
+      </w:rPr>
+    </w:lvl>
+  </w:abstractNum>
+  <w:abstractNum w:abstractNumId="7" w15:restartNumberingAfterBreak="0">
+    <w:nsid w:val="22FC5793"/>
+    <w:multiLevelType w:val="multilevel"/>
+    <w:tmpl w:val="B890F57C"/>
+    <w:lvl w:ilvl="0">
+      <w:start w:val="1"/>
+      <w:numFmt w:val="bullet"/>
+      <w:lvlText w:val=""/>
+      <w:lvlJc w:val="left"/>
+      <w:pPr>
+        <w:tabs>
+          <w:tab w:val="num" w:pos="720"/>
+        </w:tabs>
+        <w:ind w:left="720" w:hanging="360"/>
+      </w:pPr>
+      <w:rPr>
+        <w:rFonts w:ascii="Symbol" w:hAnsi="Symbol" w:hint="default"/>
+        <w:sz w:val="20"/>
+      </w:rPr>
+    </w:lvl>
+    <w:lvl w:ilvl="1" w:tentative="1">
+      <w:start w:val="1"/>
+      <w:numFmt w:val="bullet"/>
+      <w:lvlText w:val="o"/>
+      <w:lvlJc w:val="left"/>
+      <w:pPr>
+        <w:tabs>
+          <w:tab w:val="num" w:pos="1440"/>
+        </w:tabs>
+        <w:ind w:left="1440" w:hanging="360"/>
+      </w:pPr>
+      <w:rPr>
+        <w:rFonts w:ascii="Courier New" w:hAnsi="Courier New" w:hint="default"/>
+        <w:sz w:val="20"/>
+      </w:rPr>
+    </w:lvl>
+    <w:lvl w:ilvl="2" w:tentative="1">
+      <w:start w:val="1"/>
+      <w:numFmt w:val="bullet"/>
+      <w:lvlText w:val=""/>
+      <w:lvlJc w:val="left"/>
+      <w:pPr>
+        <w:tabs>
+          <w:tab w:val="num" w:pos="2160"/>
+        </w:tabs>
+        <w:ind w:left="2160" w:hanging="360"/>
+      </w:pPr>
+      <w:rPr>
+        <w:rFonts w:ascii="Wingdings" w:hAnsi="Wingdings" w:hint="default"/>
+        <w:sz w:val="20"/>
+      </w:rPr>
+    </w:lvl>
+    <w:lvl w:ilvl="3" w:tentative="1">
+      <w:start w:val="1"/>
+      <w:numFmt w:val="bullet"/>
+      <w:lvlText w:val=""/>
+      <w:lvlJc w:val="left"/>
+      <w:pPr>
+        <w:tabs>
+          <w:tab w:val="num" w:pos="2880"/>
+        </w:tabs>
+        <w:ind w:left="2880" w:hanging="360"/>
+      </w:pPr>
+      <w:rPr>
+        <w:rFonts w:ascii="Wingdings" w:hAnsi="Wingdings" w:hint="default"/>
+        <w:sz w:val="20"/>
+      </w:rPr>
+    </w:lvl>
+    <w:lvl w:ilvl="4" w:tentative="1">
+      <w:start w:val="1"/>
+      <w:numFmt w:val="bullet"/>
+      <w:lvlText w:val=""/>
+      <w:lvlJc w:val="left"/>
+      <w:pPr>
+        <w:tabs>
+          <w:tab w:val="num" w:pos="3600"/>
+        </w:tabs>
+        <w:ind w:left="3600" w:hanging="360"/>
+      </w:pPr>
+      <w:rPr>
+        <w:rFonts w:ascii="Wingdings" w:hAnsi="Wingdings" w:hint="default"/>
+        <w:sz w:val="20"/>
+      </w:rPr>
+    </w:lvl>
+    <w:lvl w:ilvl="5" w:tentative="1">
+      <w:start w:val="1"/>
+      <w:numFmt w:val="bullet"/>
+      <w:lvlText w:val=""/>
+      <w:lvlJc w:val="left"/>
+      <w:pPr>
+        <w:tabs>
+          <w:tab w:val="num" w:pos="4320"/>
+        </w:tabs>
+        <w:ind w:left="4320" w:hanging="360"/>
+      </w:pPr>
+      <w:rPr>
+        <w:rFonts w:ascii="Wingdings" w:hAnsi="Wingdings" w:hint="default"/>
+        <w:sz w:val="20"/>
+      </w:rPr>
+    </w:lvl>
+    <w:lvl w:ilvl="6" w:tentative="1">
+      <w:start w:val="1"/>
+      <w:numFmt w:val="bullet"/>
+      <w:lvlText w:val=""/>
+      <w:lvlJc w:val="left"/>
+      <w:pPr>
+        <w:tabs>
+          <w:tab w:val="num" w:pos="5040"/>
+        </w:tabs>
+        <w:ind w:left="5040" w:hanging="360"/>
+      </w:pPr>
+      <w:rPr>
+        <w:rFonts w:ascii="Wingdings" w:hAnsi="Wingdings" w:hint="default"/>
+        <w:sz w:val="20"/>
+      </w:rPr>
+    </w:lvl>
+    <w:lvl w:ilvl="7" w:tentative="1">
+      <w:start w:val="1"/>
+      <w:numFmt w:val="bullet"/>
+      <w:lvlText w:val=""/>
+      <w:lvlJc w:val="left"/>
+      <w:pPr>
+        <w:tabs>
+          <w:tab w:val="num" w:pos="5760"/>
+        </w:tabs>
+        <w:ind w:left="5760" w:hanging="360"/>
+      </w:pPr>
+      <w:rPr>
+        <w:rFonts w:ascii="Wingdings" w:hAnsi="Wingdings" w:hint="default"/>
+        <w:sz w:val="20"/>
+      </w:rPr>
+    </w:lvl>
+    <w:lvl w:ilvl="8" w:tentative="1">
+      <w:start w:val="1"/>
+      <w:numFmt w:val="bullet"/>
+      <w:lvlText w:val=""/>
+      <w:lvlJc w:val="left"/>
+      <w:pPr>
+        <w:tabs>
+          <w:tab w:val="num" w:pos="6480"/>
+        </w:tabs>
+        <w:ind w:left="6480" w:hanging="360"/>
+      </w:pPr>
+      <w:rPr>
+        <w:rFonts w:ascii="Wingdings" w:hAnsi="Wingdings" w:hint="default"/>
+        <w:sz w:val="20"/>
+      </w:rPr>
+    </w:lvl>
+  </w:abstractNum>
+  <w:abstractNum w:abstractNumId="8" w15:restartNumberingAfterBreak="0">
+    <w:nsid w:val="282A1953"/>
+    <w:multiLevelType w:val="multilevel"/>
+    <w:tmpl w:val="534C22B6"/>
+    <w:lvl w:ilvl="0">
+      <w:start w:val="1"/>
+      <w:numFmt w:val="decimal"/>
+      <w:lvlText w:val="%1."/>
+      <w:lvlJc w:val="left"/>
+      <w:pPr>
+        <w:tabs>
+          <w:tab w:val="num" w:pos="720"/>
+        </w:tabs>
+        <w:ind w:left="720" w:hanging="360"/>
+      </w:pPr>
+    </w:lvl>
+    <w:lvl w:ilvl="1" w:tentative="1">
+      <w:start w:val="1"/>
+      <w:numFmt w:val="decimal"/>
+      <w:lvlText w:val="%2."/>
+      <w:lvlJc w:val="left"/>
+      <w:pPr>
+        <w:tabs>
+          <w:tab w:val="num" w:pos="1440"/>
+        </w:tabs>
+        <w:ind w:left="1440" w:hanging="360"/>
+      </w:pPr>
+    </w:lvl>
+    <w:lvl w:ilvl="2" w:tentative="1">
+      <w:start w:val="1"/>
+      <w:numFmt w:val="decimal"/>
+      <w:lvlText w:val="%3."/>
+      <w:lvlJc w:val="left"/>
+      <w:pPr>
+        <w:tabs>
+          <w:tab w:val="num" w:pos="2160"/>
+        </w:tabs>
+        <w:ind w:left="2160" w:hanging="360"/>
+      </w:pPr>
+    </w:lvl>
+    <w:lvl w:ilvl="3" w:tentative="1">
+      <w:start w:val="1"/>
+      <w:numFmt w:val="decimal"/>
+      <w:lvlText w:val="%4."/>
+      <w:lvlJc w:val="left"/>
+      <w:pPr>
+        <w:tabs>
+          <w:tab w:val="num" w:pos="2880"/>
+        </w:tabs>
+        <w:ind w:left="2880" w:hanging="360"/>
+      </w:pPr>
+    </w:lvl>
+    <w:lvl w:ilvl="4" w:tentative="1">
+      <w:start w:val="1"/>
+      <w:numFmt w:val="decimal"/>
+      <w:lvlText w:val="%5."/>
+      <w:lvlJc w:val="left"/>
+      <w:pPr>
+        <w:tabs>
+          <w:tab w:val="num" w:pos="3600"/>
+        </w:tabs>
+        <w:ind w:left="3600" w:hanging="360"/>
+      </w:pPr>
+    </w:lvl>
+    <w:lvl w:ilvl="5" w:tentative="1">
+      <w:start w:val="1"/>
+      <w:numFmt w:val="decimal"/>
+      <w:lvlText w:val="%6."/>
+      <w:lvlJc w:val="left"/>
+      <w:pPr>
+        <w:tabs>
+          <w:tab w:val="num" w:pos="4320"/>
+        </w:tabs>
+        <w:ind w:left="4320" w:hanging="360"/>
+      </w:pPr>
+    </w:lvl>
+    <w:lvl w:ilvl="6" w:tentative="1">
+      <w:start w:val="1"/>
+      <w:numFmt w:val="decimal"/>
+      <w:lvlText w:val="%7."/>
+      <w:lvlJc w:val="left"/>
+      <w:pPr>
+        <w:tabs>
+          <w:tab w:val="num" w:pos="5040"/>
+        </w:tabs>
+        <w:ind w:left="5040" w:hanging="360"/>
+      </w:pPr>
+    </w:lvl>
+    <w:lvl w:ilvl="7" w:tentative="1">
+      <w:start w:val="1"/>
+      <w:numFmt w:val="decimal"/>
+      <w:lvlText w:val="%8."/>
+      <w:lvlJc w:val="left"/>
+      <w:pPr>
+        <w:tabs>
+          <w:tab w:val="num" w:pos="5760"/>
+        </w:tabs>
+        <w:ind w:left="5760" w:hanging="360"/>
+      </w:pPr>
+    </w:lvl>
+    <w:lvl w:ilvl="8" w:tentative="1">
+      <w:start w:val="1"/>
+      <w:numFmt w:val="decimal"/>
+      <w:lvlText w:val="%9."/>
+      <w:lvlJc w:val="left"/>
+      <w:pPr>
+        <w:tabs>
+          <w:tab w:val="num" w:pos="6480"/>
+        </w:tabs>
+        <w:ind w:left="6480" w:hanging="360"/>
+      </w:pPr>
+    </w:lvl>
+  </w:abstractNum>
+  <w:abstractNum w:abstractNumId="9" w15:restartNumberingAfterBreak="0">
     <w:nsid w:val="2D391AC3"/>
     <w:multiLevelType w:val="multilevel"/>
     <w:tmpl w:val="D75C5DD2"/>
@@ -3472,7 +6187,7 @@
       </w:pPr>
     </w:lvl>
   </w:abstractNum>
-  <w:abstractNum w:abstractNumId="5" w15:restartNumberingAfterBreak="0">
+  <w:abstractNum w:abstractNumId="10" w15:restartNumberingAfterBreak="0">
     <w:nsid w:val="2EE71A2B"/>
     <w:multiLevelType w:val="multilevel"/>
     <w:tmpl w:val="3D1A894E"/>
@@ -3585,7 +6300,7 @@
       </w:pPr>
     </w:lvl>
   </w:abstractNum>
-  <w:abstractNum w:abstractNumId="6" w15:restartNumberingAfterBreak="0">
+  <w:abstractNum w:abstractNumId="11" w15:restartNumberingAfterBreak="0">
     <w:nsid w:val="3A800BAA"/>
     <w:multiLevelType w:val="multilevel"/>
     <w:tmpl w:val="465CA422"/>
@@ -3698,7 +6413,156 @@
       </w:pPr>
     </w:lvl>
   </w:abstractNum>
-  <w:abstractNum w:abstractNumId="7" w15:restartNumberingAfterBreak="0">
+  <w:abstractNum w:abstractNumId="12" w15:restartNumberingAfterBreak="0">
+    <w:nsid w:val="3C456B58"/>
+    <w:multiLevelType w:val="multilevel"/>
+    <w:tmpl w:val="BE0C576C"/>
+    <w:lvl w:ilvl="0">
+      <w:start w:val="1"/>
+      <w:numFmt w:val="bullet"/>
+      <w:lvlText w:val=""/>
+      <w:lvlJc w:val="left"/>
+      <w:pPr>
+        <w:tabs>
+          <w:tab w:val="num" w:pos="720"/>
+        </w:tabs>
+        <w:ind w:left="720" w:hanging="360"/>
+      </w:pPr>
+      <w:rPr>
+        <w:rFonts w:ascii="Symbol" w:hAnsi="Symbol" w:hint="default"/>
+        <w:sz w:val="20"/>
+      </w:rPr>
+    </w:lvl>
+    <w:lvl w:ilvl="1" w:tentative="1">
+      <w:start w:val="1"/>
+      <w:numFmt w:val="bullet"/>
+      <w:lvlText w:val="o"/>
+      <w:lvlJc w:val="left"/>
+      <w:pPr>
+        <w:tabs>
+          <w:tab w:val="num" w:pos="1440"/>
+        </w:tabs>
+        <w:ind w:left="1440" w:hanging="360"/>
+      </w:pPr>
+      <w:rPr>
+        <w:rFonts w:ascii="Courier New" w:hAnsi="Courier New" w:hint="default"/>
+        <w:sz w:val="20"/>
+      </w:rPr>
+    </w:lvl>
+    <w:lvl w:ilvl="2" w:tentative="1">
+      <w:start w:val="1"/>
+      <w:numFmt w:val="bullet"/>
+      <w:lvlText w:val=""/>
+      <w:lvlJc w:val="left"/>
+      <w:pPr>
+        <w:tabs>
+          <w:tab w:val="num" w:pos="2160"/>
+        </w:tabs>
+        <w:ind w:left="2160" w:hanging="360"/>
+      </w:pPr>
+      <w:rPr>
+        <w:rFonts w:ascii="Wingdings" w:hAnsi="Wingdings" w:hint="default"/>
+        <w:sz w:val="20"/>
+      </w:rPr>
+    </w:lvl>
+    <w:lvl w:ilvl="3" w:tentative="1">
+      <w:start w:val="1"/>
+      <w:numFmt w:val="bullet"/>
+      <w:lvlText w:val=""/>
+      <w:lvlJc w:val="left"/>
+      <w:pPr>
+        <w:tabs>
+          <w:tab w:val="num" w:pos="2880"/>
+        </w:tabs>
+        <w:ind w:left="2880" w:hanging="360"/>
+      </w:pPr>
+      <w:rPr>
+        <w:rFonts w:ascii="Wingdings" w:hAnsi="Wingdings" w:hint="default"/>
+        <w:sz w:val="20"/>
+      </w:rPr>
+    </w:lvl>
+    <w:lvl w:ilvl="4" w:tentative="1">
+      <w:start w:val="1"/>
+      <w:numFmt w:val="bullet"/>
+      <w:lvlText w:val=""/>
+      <w:lvlJc w:val="left"/>
+      <w:pPr>
+        <w:tabs>
+          <w:tab w:val="num" w:pos="3600"/>
+        </w:tabs>
+        <w:ind w:left="3600" w:hanging="360"/>
+      </w:pPr>
+      <w:rPr>
+        <w:rFonts w:ascii="Wingdings" w:hAnsi="Wingdings" w:hint="default"/>
+        <w:sz w:val="20"/>
+      </w:rPr>
+    </w:lvl>
+    <w:lvl w:ilvl="5" w:tentative="1">
+      <w:start w:val="1"/>
+      <w:numFmt w:val="bullet"/>
+      <w:lvlText w:val=""/>
+      <w:lvlJc w:val="left"/>
+      <w:pPr>
+        <w:tabs>
+          <w:tab w:val="num" w:pos="4320"/>
+        </w:tabs>
+        <w:ind w:left="4320" w:hanging="360"/>
+      </w:pPr>
+      <w:rPr>
+        <w:rFonts w:ascii="Wingdings" w:hAnsi="Wingdings" w:hint="default"/>
+        <w:sz w:val="20"/>
+      </w:rPr>
+    </w:lvl>
+    <w:lvl w:ilvl="6" w:tentative="1">
+      <w:start w:val="1"/>
+      <w:numFmt w:val="bullet"/>
+      <w:lvlText w:val=""/>
+      <w:lvlJc w:val="left"/>
+      <w:pPr>
+        <w:tabs>
+          <w:tab w:val="num" w:pos="5040"/>
+        </w:tabs>
+        <w:ind w:left="5040" w:hanging="360"/>
+      </w:pPr>
+      <w:rPr>
+        <w:rFonts w:ascii="Wingdings" w:hAnsi="Wingdings" w:hint="default"/>
+        <w:sz w:val="20"/>
+      </w:rPr>
+    </w:lvl>
+    <w:lvl w:ilvl="7" w:tentative="1">
+      <w:start w:val="1"/>
+      <w:numFmt w:val="bullet"/>
+      <w:lvlText w:val=""/>
+      <w:lvlJc w:val="left"/>
+      <w:pPr>
+        <w:tabs>
+          <w:tab w:val="num" w:pos="5760"/>
+        </w:tabs>
+        <w:ind w:left="5760" w:hanging="360"/>
+      </w:pPr>
+      <w:rPr>
+        <w:rFonts w:ascii="Wingdings" w:hAnsi="Wingdings" w:hint="default"/>
+        <w:sz w:val="20"/>
+      </w:rPr>
+    </w:lvl>
+    <w:lvl w:ilvl="8" w:tentative="1">
+      <w:start w:val="1"/>
+      <w:numFmt w:val="bullet"/>
+      <w:lvlText w:val=""/>
+      <w:lvlJc w:val="left"/>
+      <w:pPr>
+        <w:tabs>
+          <w:tab w:val="num" w:pos="6480"/>
+        </w:tabs>
+        <w:ind w:left="6480" w:hanging="360"/>
+      </w:pPr>
+      <w:rPr>
+        <w:rFonts w:ascii="Wingdings" w:hAnsi="Wingdings" w:hint="default"/>
+        <w:sz w:val="20"/>
+      </w:rPr>
+    </w:lvl>
+  </w:abstractNum>
+  <w:abstractNum w:abstractNumId="13" w15:restartNumberingAfterBreak="0">
     <w:nsid w:val="3C973BF3"/>
     <w:multiLevelType w:val="multilevel"/>
     <w:tmpl w:val="220EED26"/>
@@ -3847,7 +6711,305 @@
       </w:rPr>
     </w:lvl>
   </w:abstractNum>
-  <w:abstractNum w:abstractNumId="8" w15:restartNumberingAfterBreak="0">
+  <w:abstractNum w:abstractNumId="14" w15:restartNumberingAfterBreak="0">
+    <w:nsid w:val="3CFF4EBE"/>
+    <w:multiLevelType w:val="multilevel"/>
+    <w:tmpl w:val="157C8D6C"/>
+    <w:lvl w:ilvl="0">
+      <w:start w:val="1"/>
+      <w:numFmt w:val="bullet"/>
+      <w:lvlText w:val=""/>
+      <w:lvlJc w:val="left"/>
+      <w:pPr>
+        <w:tabs>
+          <w:tab w:val="num" w:pos="720"/>
+        </w:tabs>
+        <w:ind w:left="720" w:hanging="360"/>
+      </w:pPr>
+      <w:rPr>
+        <w:rFonts w:ascii="Symbol" w:hAnsi="Symbol" w:hint="default"/>
+        <w:sz w:val="20"/>
+      </w:rPr>
+    </w:lvl>
+    <w:lvl w:ilvl="1" w:tentative="1">
+      <w:start w:val="1"/>
+      <w:numFmt w:val="bullet"/>
+      <w:lvlText w:val="o"/>
+      <w:lvlJc w:val="left"/>
+      <w:pPr>
+        <w:tabs>
+          <w:tab w:val="num" w:pos="1440"/>
+        </w:tabs>
+        <w:ind w:left="1440" w:hanging="360"/>
+      </w:pPr>
+      <w:rPr>
+        <w:rFonts w:ascii="Courier New" w:hAnsi="Courier New" w:hint="default"/>
+        <w:sz w:val="20"/>
+      </w:rPr>
+    </w:lvl>
+    <w:lvl w:ilvl="2" w:tentative="1">
+      <w:start w:val="1"/>
+      <w:numFmt w:val="bullet"/>
+      <w:lvlText w:val=""/>
+      <w:lvlJc w:val="left"/>
+      <w:pPr>
+        <w:tabs>
+          <w:tab w:val="num" w:pos="2160"/>
+        </w:tabs>
+        <w:ind w:left="2160" w:hanging="360"/>
+      </w:pPr>
+      <w:rPr>
+        <w:rFonts w:ascii="Wingdings" w:hAnsi="Wingdings" w:hint="default"/>
+        <w:sz w:val="20"/>
+      </w:rPr>
+    </w:lvl>
+    <w:lvl w:ilvl="3" w:tentative="1">
+      <w:start w:val="1"/>
+      <w:numFmt w:val="bullet"/>
+      <w:lvlText w:val=""/>
+      <w:lvlJc w:val="left"/>
+      <w:pPr>
+        <w:tabs>
+          <w:tab w:val="num" w:pos="2880"/>
+        </w:tabs>
+        <w:ind w:left="2880" w:hanging="360"/>
+      </w:pPr>
+      <w:rPr>
+        <w:rFonts w:ascii="Wingdings" w:hAnsi="Wingdings" w:hint="default"/>
+        <w:sz w:val="20"/>
+      </w:rPr>
+    </w:lvl>
+    <w:lvl w:ilvl="4" w:tentative="1">
+      <w:start w:val="1"/>
+      <w:numFmt w:val="bullet"/>
+      <w:lvlText w:val=""/>
+      <w:lvlJc w:val="left"/>
+      <w:pPr>
+        <w:tabs>
+          <w:tab w:val="num" w:pos="3600"/>
+        </w:tabs>
+        <w:ind w:left="3600" w:hanging="360"/>
+      </w:pPr>
+      <w:rPr>
+        <w:rFonts w:ascii="Wingdings" w:hAnsi="Wingdings" w:hint="default"/>
+        <w:sz w:val="20"/>
+      </w:rPr>
+    </w:lvl>
+    <w:lvl w:ilvl="5" w:tentative="1">
+      <w:start w:val="1"/>
+      <w:numFmt w:val="bullet"/>
+      <w:lvlText w:val=""/>
+      <w:lvlJc w:val="left"/>
+      <w:pPr>
+        <w:tabs>
+          <w:tab w:val="num" w:pos="4320"/>
+        </w:tabs>
+        <w:ind w:left="4320" w:hanging="360"/>
+      </w:pPr>
+      <w:rPr>
+        <w:rFonts w:ascii="Wingdings" w:hAnsi="Wingdings" w:hint="default"/>
+        <w:sz w:val="20"/>
+      </w:rPr>
+    </w:lvl>
+    <w:lvl w:ilvl="6" w:tentative="1">
+      <w:start w:val="1"/>
+      <w:numFmt w:val="bullet"/>
+      <w:lvlText w:val=""/>
+      <w:lvlJc w:val="left"/>
+      <w:pPr>
+        <w:tabs>
+          <w:tab w:val="num" w:pos="5040"/>
+        </w:tabs>
+        <w:ind w:left="5040" w:hanging="360"/>
+      </w:pPr>
+      <w:rPr>
+        <w:rFonts w:ascii="Wingdings" w:hAnsi="Wingdings" w:hint="default"/>
+        <w:sz w:val="20"/>
+      </w:rPr>
+    </w:lvl>
+    <w:lvl w:ilvl="7" w:tentative="1">
+      <w:start w:val="1"/>
+      <w:numFmt w:val="bullet"/>
+      <w:lvlText w:val=""/>
+      <w:lvlJc w:val="left"/>
+      <w:pPr>
+        <w:tabs>
+          <w:tab w:val="num" w:pos="5760"/>
+        </w:tabs>
+        <w:ind w:left="5760" w:hanging="360"/>
+      </w:pPr>
+      <w:rPr>
+        <w:rFonts w:ascii="Wingdings" w:hAnsi="Wingdings" w:hint="default"/>
+        <w:sz w:val="20"/>
+      </w:rPr>
+    </w:lvl>
+    <w:lvl w:ilvl="8" w:tentative="1">
+      <w:start w:val="1"/>
+      <w:numFmt w:val="bullet"/>
+      <w:lvlText w:val=""/>
+      <w:lvlJc w:val="left"/>
+      <w:pPr>
+        <w:tabs>
+          <w:tab w:val="num" w:pos="6480"/>
+        </w:tabs>
+        <w:ind w:left="6480" w:hanging="360"/>
+      </w:pPr>
+      <w:rPr>
+        <w:rFonts w:ascii="Wingdings" w:hAnsi="Wingdings" w:hint="default"/>
+        <w:sz w:val="20"/>
+      </w:rPr>
+    </w:lvl>
+  </w:abstractNum>
+  <w:abstractNum w:abstractNumId="15" w15:restartNumberingAfterBreak="0">
+    <w:nsid w:val="3FD048CA"/>
+    <w:multiLevelType w:val="multilevel"/>
+    <w:tmpl w:val="754C45AC"/>
+    <w:lvl w:ilvl="0">
+      <w:start w:val="1"/>
+      <w:numFmt w:val="bullet"/>
+      <w:lvlText w:val=""/>
+      <w:lvlJc w:val="left"/>
+      <w:pPr>
+        <w:tabs>
+          <w:tab w:val="num" w:pos="720"/>
+        </w:tabs>
+        <w:ind w:left="720" w:hanging="360"/>
+      </w:pPr>
+      <w:rPr>
+        <w:rFonts w:ascii="Symbol" w:hAnsi="Symbol" w:hint="default"/>
+        <w:sz w:val="20"/>
+      </w:rPr>
+    </w:lvl>
+    <w:lvl w:ilvl="1" w:tentative="1">
+      <w:start w:val="1"/>
+      <w:numFmt w:val="bullet"/>
+      <w:lvlText w:val="o"/>
+      <w:lvlJc w:val="left"/>
+      <w:pPr>
+        <w:tabs>
+          <w:tab w:val="num" w:pos="1440"/>
+        </w:tabs>
+        <w:ind w:left="1440" w:hanging="360"/>
+      </w:pPr>
+      <w:rPr>
+        <w:rFonts w:ascii="Courier New" w:hAnsi="Courier New" w:hint="default"/>
+        <w:sz w:val="20"/>
+      </w:rPr>
+    </w:lvl>
+    <w:lvl w:ilvl="2" w:tentative="1">
+      <w:start w:val="1"/>
+      <w:numFmt w:val="bullet"/>
+      <w:lvlText w:val=""/>
+      <w:lvlJc w:val="left"/>
+      <w:pPr>
+        <w:tabs>
+          <w:tab w:val="num" w:pos="2160"/>
+        </w:tabs>
+        <w:ind w:left="2160" w:hanging="360"/>
+      </w:pPr>
+      <w:rPr>
+        <w:rFonts w:ascii="Wingdings" w:hAnsi="Wingdings" w:hint="default"/>
+        <w:sz w:val="20"/>
+      </w:rPr>
+    </w:lvl>
+    <w:lvl w:ilvl="3" w:tentative="1">
+      <w:start w:val="1"/>
+      <w:numFmt w:val="bullet"/>
+      <w:lvlText w:val=""/>
+      <w:lvlJc w:val="left"/>
+      <w:pPr>
+        <w:tabs>
+          <w:tab w:val="num" w:pos="2880"/>
+        </w:tabs>
+        <w:ind w:left="2880" w:hanging="360"/>
+      </w:pPr>
+      <w:rPr>
+        <w:rFonts w:ascii="Wingdings" w:hAnsi="Wingdings" w:hint="default"/>
+        <w:sz w:val="20"/>
+      </w:rPr>
+    </w:lvl>
+    <w:lvl w:ilvl="4" w:tentative="1">
+      <w:start w:val="1"/>
+      <w:numFmt w:val="bullet"/>
+      <w:lvlText w:val=""/>
+      <w:lvlJc w:val="left"/>
+      <w:pPr>
+        <w:tabs>
+          <w:tab w:val="num" w:pos="3600"/>
+        </w:tabs>
+        <w:ind w:left="3600" w:hanging="360"/>
+      </w:pPr>
+      <w:rPr>
+        <w:rFonts w:ascii="Wingdings" w:hAnsi="Wingdings" w:hint="default"/>
+        <w:sz w:val="20"/>
+      </w:rPr>
+    </w:lvl>
+    <w:lvl w:ilvl="5" w:tentative="1">
+      <w:start w:val="1"/>
+      <w:numFmt w:val="bullet"/>
+      <w:lvlText w:val=""/>
+      <w:lvlJc w:val="left"/>
+      <w:pPr>
+        <w:tabs>
+          <w:tab w:val="num" w:pos="4320"/>
+        </w:tabs>
+        <w:ind w:left="4320" w:hanging="360"/>
+      </w:pPr>
+      <w:rPr>
+        <w:rFonts w:ascii="Wingdings" w:hAnsi="Wingdings" w:hint="default"/>
+        <w:sz w:val="20"/>
+      </w:rPr>
+    </w:lvl>
+    <w:lvl w:ilvl="6" w:tentative="1">
+      <w:start w:val="1"/>
+      <w:numFmt w:val="bullet"/>
+      <w:lvlText w:val=""/>
+      <w:lvlJc w:val="left"/>
+      <w:pPr>
+        <w:tabs>
+          <w:tab w:val="num" w:pos="5040"/>
+        </w:tabs>
+        <w:ind w:left="5040" w:hanging="360"/>
+      </w:pPr>
+      <w:rPr>
+        <w:rFonts w:ascii="Wingdings" w:hAnsi="Wingdings" w:hint="default"/>
+        <w:sz w:val="20"/>
+      </w:rPr>
+    </w:lvl>
+    <w:lvl w:ilvl="7" w:tentative="1">
+      <w:start w:val="1"/>
+      <w:numFmt w:val="bullet"/>
+      <w:lvlText w:val=""/>
+      <w:lvlJc w:val="left"/>
+      <w:pPr>
+        <w:tabs>
+          <w:tab w:val="num" w:pos="5760"/>
+        </w:tabs>
+        <w:ind w:left="5760" w:hanging="360"/>
+      </w:pPr>
+      <w:rPr>
+        <w:rFonts w:ascii="Wingdings" w:hAnsi="Wingdings" w:hint="default"/>
+        <w:sz w:val="20"/>
+      </w:rPr>
+    </w:lvl>
+    <w:lvl w:ilvl="8" w:tentative="1">
+      <w:start w:val="1"/>
+      <w:numFmt w:val="bullet"/>
+      <w:lvlText w:val=""/>
+      <w:lvlJc w:val="left"/>
+      <w:pPr>
+        <w:tabs>
+          <w:tab w:val="num" w:pos="6480"/>
+        </w:tabs>
+        <w:ind w:left="6480" w:hanging="360"/>
+      </w:pPr>
+      <w:rPr>
+        <w:rFonts w:ascii="Wingdings" w:hAnsi="Wingdings" w:hint="default"/>
+        <w:sz w:val="20"/>
+      </w:rPr>
+    </w:lvl>
+  </w:abstractNum>
+  <w:abstractNum w:abstractNumId="16" w15:restartNumberingAfterBreak="0">
     <w:nsid w:val="41867AA9"/>
     <w:multiLevelType w:val="multilevel"/>
     <w:tmpl w:val="FA701D8E"/>
@@ -3996,7 +7158,156 @@
       </w:rPr>
     </w:lvl>
   </w:abstractNum>
-  <w:abstractNum w:abstractNumId="9" w15:restartNumberingAfterBreak="0">
+  <w:abstractNum w:abstractNumId="17" w15:restartNumberingAfterBreak="0">
+    <w:nsid w:val="465319D5"/>
+    <w:multiLevelType w:val="multilevel"/>
+    <w:tmpl w:val="66484C2E"/>
+    <w:lvl w:ilvl="0">
+      <w:start w:val="1"/>
+      <w:numFmt w:val="bullet"/>
+      <w:lvlText w:val=""/>
+      <w:lvlJc w:val="left"/>
+      <w:pPr>
+        <w:tabs>
+          <w:tab w:val="num" w:pos="720"/>
+        </w:tabs>
+        <w:ind w:left="720" w:hanging="360"/>
+      </w:pPr>
+      <w:rPr>
+        <w:rFonts w:ascii="Symbol" w:hAnsi="Symbol" w:hint="default"/>
+        <w:sz w:val="20"/>
+      </w:rPr>
+    </w:lvl>
+    <w:lvl w:ilvl="1" w:tentative="1">
+      <w:start w:val="1"/>
+      <w:numFmt w:val="bullet"/>
+      <w:lvlText w:val="o"/>
+      <w:lvlJc w:val="left"/>
+      <w:pPr>
+        <w:tabs>
+          <w:tab w:val="num" w:pos="1440"/>
+        </w:tabs>
+        <w:ind w:left="1440" w:hanging="360"/>
+      </w:pPr>
+      <w:rPr>
+        <w:rFonts w:ascii="Courier New" w:hAnsi="Courier New" w:hint="default"/>
+        <w:sz w:val="20"/>
+      </w:rPr>
+    </w:lvl>
+    <w:lvl w:ilvl="2" w:tentative="1">
+      <w:start w:val="1"/>
+      <w:numFmt w:val="bullet"/>
+      <w:lvlText w:val=""/>
+      <w:lvlJc w:val="left"/>
+      <w:pPr>
+        <w:tabs>
+          <w:tab w:val="num" w:pos="2160"/>
+        </w:tabs>
+        <w:ind w:left="2160" w:hanging="360"/>
+      </w:pPr>
+      <w:rPr>
+        <w:rFonts w:ascii="Wingdings" w:hAnsi="Wingdings" w:hint="default"/>
+        <w:sz w:val="20"/>
+      </w:rPr>
+    </w:lvl>
+    <w:lvl w:ilvl="3" w:tentative="1">
+      <w:start w:val="1"/>
+      <w:numFmt w:val="bullet"/>
+      <w:lvlText w:val=""/>
+      <w:lvlJc w:val="left"/>
+      <w:pPr>
+        <w:tabs>
+          <w:tab w:val="num" w:pos="2880"/>
+        </w:tabs>
+        <w:ind w:left="2880" w:hanging="360"/>
+      </w:pPr>
+      <w:rPr>
+        <w:rFonts w:ascii="Wingdings" w:hAnsi="Wingdings" w:hint="default"/>
+        <w:sz w:val="20"/>
+      </w:rPr>
+    </w:lvl>
+    <w:lvl w:ilvl="4" w:tentative="1">
+      <w:start w:val="1"/>
+      <w:numFmt w:val="bullet"/>
+      <w:lvlText w:val=""/>
+      <w:lvlJc w:val="left"/>
+      <w:pPr>
+        <w:tabs>
+          <w:tab w:val="num" w:pos="3600"/>
+        </w:tabs>
+        <w:ind w:left="3600" w:hanging="360"/>
+      </w:pPr>
+      <w:rPr>
+        <w:rFonts w:ascii="Wingdings" w:hAnsi="Wingdings" w:hint="default"/>
+        <w:sz w:val="20"/>
+      </w:rPr>
+    </w:lvl>
+    <w:lvl w:ilvl="5" w:tentative="1">
+      <w:start w:val="1"/>
+      <w:numFmt w:val="bullet"/>
+      <w:lvlText w:val=""/>
+      <w:lvlJc w:val="left"/>
+      <w:pPr>
+        <w:tabs>
+          <w:tab w:val="num" w:pos="4320"/>
+        </w:tabs>
+        <w:ind w:left="4320" w:hanging="360"/>
+      </w:pPr>
+      <w:rPr>
+        <w:rFonts w:ascii="Wingdings" w:hAnsi="Wingdings" w:hint="default"/>
+        <w:sz w:val="20"/>
+      </w:rPr>
+    </w:lvl>
+    <w:lvl w:ilvl="6" w:tentative="1">
+      <w:start w:val="1"/>
+      <w:numFmt w:val="bullet"/>
+      <w:lvlText w:val=""/>
+      <w:lvlJc w:val="left"/>
+      <w:pPr>
+        <w:tabs>
+          <w:tab w:val="num" w:pos="5040"/>
+        </w:tabs>
+        <w:ind w:left="5040" w:hanging="360"/>
+      </w:pPr>
+      <w:rPr>
+        <w:rFonts w:ascii="Wingdings" w:hAnsi="Wingdings" w:hint="default"/>
+        <w:sz w:val="20"/>
+      </w:rPr>
+    </w:lvl>
+    <w:lvl w:ilvl="7" w:tentative="1">
+      <w:start w:val="1"/>
+      <w:numFmt w:val="bullet"/>
+      <w:lvlText w:val=""/>
+      <w:lvlJc w:val="left"/>
+      <w:pPr>
+        <w:tabs>
+          <w:tab w:val="num" w:pos="5760"/>
+        </w:tabs>
+        <w:ind w:left="5760" w:hanging="360"/>
+      </w:pPr>
+      <w:rPr>
+        <w:rFonts w:ascii="Wingdings" w:hAnsi="Wingdings" w:hint="default"/>
+        <w:sz w:val="20"/>
+      </w:rPr>
+    </w:lvl>
+    <w:lvl w:ilvl="8" w:tentative="1">
+      <w:start w:val="1"/>
+      <w:numFmt w:val="bullet"/>
+      <w:lvlText w:val=""/>
+      <w:lvlJc w:val="left"/>
+      <w:pPr>
+        <w:tabs>
+          <w:tab w:val="num" w:pos="6480"/>
+        </w:tabs>
+        <w:ind w:left="6480" w:hanging="360"/>
+      </w:pPr>
+      <w:rPr>
+        <w:rFonts w:ascii="Wingdings" w:hAnsi="Wingdings" w:hint="default"/>
+        <w:sz w:val="20"/>
+      </w:rPr>
+    </w:lvl>
+  </w:abstractNum>
+  <w:abstractNum w:abstractNumId="18" w15:restartNumberingAfterBreak="0">
     <w:nsid w:val="4B4F4E31"/>
     <w:multiLevelType w:val="multilevel"/>
     <w:tmpl w:val="C1649954"/>
@@ -4109,7 +7420,7 @@
       </w:pPr>
     </w:lvl>
   </w:abstractNum>
-  <w:abstractNum w:abstractNumId="10" w15:restartNumberingAfterBreak="0">
+  <w:abstractNum w:abstractNumId="19" w15:restartNumberingAfterBreak="0">
     <w:nsid w:val="4CD559B0"/>
     <w:multiLevelType w:val="multilevel"/>
     <w:tmpl w:val="D8FCF9DC"/>
@@ -4222,7 +7533,7 @@
       </w:pPr>
     </w:lvl>
   </w:abstractNum>
-  <w:abstractNum w:abstractNumId="11" w15:restartNumberingAfterBreak="0">
+  <w:abstractNum w:abstractNumId="20" w15:restartNumberingAfterBreak="0">
     <w:nsid w:val="4F913503"/>
     <w:multiLevelType w:val="multilevel"/>
     <w:tmpl w:val="D7E88534"/>
@@ -4339,7 +7650,156 @@
       </w:pPr>
     </w:lvl>
   </w:abstractNum>
-  <w:abstractNum w:abstractNumId="12" w15:restartNumberingAfterBreak="0">
+  <w:abstractNum w:abstractNumId="21" w15:restartNumberingAfterBreak="0">
+    <w:nsid w:val="50EE7C5D"/>
+    <w:multiLevelType w:val="multilevel"/>
+    <w:tmpl w:val="B9626528"/>
+    <w:lvl w:ilvl="0">
+      <w:start w:val="1"/>
+      <w:numFmt w:val="bullet"/>
+      <w:lvlText w:val=""/>
+      <w:lvlJc w:val="left"/>
+      <w:pPr>
+        <w:tabs>
+          <w:tab w:val="num" w:pos="720"/>
+        </w:tabs>
+        <w:ind w:left="720" w:hanging="360"/>
+      </w:pPr>
+      <w:rPr>
+        <w:rFonts w:ascii="Symbol" w:hAnsi="Symbol" w:hint="default"/>
+        <w:sz w:val="20"/>
+      </w:rPr>
+    </w:lvl>
+    <w:lvl w:ilvl="1" w:tentative="1">
+      <w:start w:val="1"/>
+      <w:numFmt w:val="bullet"/>
+      <w:lvlText w:val="o"/>
+      <w:lvlJc w:val="left"/>
+      <w:pPr>
+        <w:tabs>
+          <w:tab w:val="num" w:pos="1440"/>
+        </w:tabs>
+        <w:ind w:left="1440" w:hanging="360"/>
+      </w:pPr>
+      <w:rPr>
+        <w:rFonts w:ascii="Courier New" w:hAnsi="Courier New" w:hint="default"/>
+        <w:sz w:val="20"/>
+      </w:rPr>
+    </w:lvl>
+    <w:lvl w:ilvl="2" w:tentative="1">
+      <w:start w:val="1"/>
+      <w:numFmt w:val="bullet"/>
+      <w:lvlText w:val=""/>
+      <w:lvlJc w:val="left"/>
+      <w:pPr>
+        <w:tabs>
+          <w:tab w:val="num" w:pos="2160"/>
+        </w:tabs>
+        <w:ind w:left="2160" w:hanging="360"/>
+      </w:pPr>
+      <w:rPr>
+        <w:rFonts w:ascii="Wingdings" w:hAnsi="Wingdings" w:hint="default"/>
+        <w:sz w:val="20"/>
+      </w:rPr>
+    </w:lvl>
+    <w:lvl w:ilvl="3" w:tentative="1">
+      <w:start w:val="1"/>
+      <w:numFmt w:val="bullet"/>
+      <w:lvlText w:val=""/>
+      <w:lvlJc w:val="left"/>
+      <w:pPr>
+        <w:tabs>
+          <w:tab w:val="num" w:pos="2880"/>
+        </w:tabs>
+        <w:ind w:left="2880" w:hanging="360"/>
+      </w:pPr>
+      <w:rPr>
+        <w:rFonts w:ascii="Wingdings" w:hAnsi="Wingdings" w:hint="default"/>
+        <w:sz w:val="20"/>
+      </w:rPr>
+    </w:lvl>
+    <w:lvl w:ilvl="4" w:tentative="1">
+      <w:start w:val="1"/>
+      <w:numFmt w:val="bullet"/>
+      <w:lvlText w:val=""/>
+      <w:lvlJc w:val="left"/>
+      <w:pPr>
+        <w:tabs>
+          <w:tab w:val="num" w:pos="3600"/>
+        </w:tabs>
+        <w:ind w:left="3600" w:hanging="360"/>
+      </w:pPr>
+      <w:rPr>
+        <w:rFonts w:ascii="Wingdings" w:hAnsi="Wingdings" w:hint="default"/>
+        <w:sz w:val="20"/>
+      </w:rPr>
+    </w:lvl>
+    <w:lvl w:ilvl="5" w:tentative="1">
+      <w:start w:val="1"/>
+      <w:numFmt w:val="bullet"/>
+      <w:lvlText w:val=""/>
+      <w:lvlJc w:val="left"/>
+      <w:pPr>
+        <w:tabs>
+          <w:tab w:val="num" w:pos="4320"/>
+        </w:tabs>
+        <w:ind w:left="4320" w:hanging="360"/>
+      </w:pPr>
+      <w:rPr>
+        <w:rFonts w:ascii="Wingdings" w:hAnsi="Wingdings" w:hint="default"/>
+        <w:sz w:val="20"/>
+      </w:rPr>
+    </w:lvl>
+    <w:lvl w:ilvl="6" w:tentative="1">
+      <w:start w:val="1"/>
+      <w:numFmt w:val="bullet"/>
+      <w:lvlText w:val=""/>
+      <w:lvlJc w:val="left"/>
+      <w:pPr>
+        <w:tabs>
+          <w:tab w:val="num" w:pos="5040"/>
+        </w:tabs>
+        <w:ind w:left="5040" w:hanging="360"/>
+      </w:pPr>
+      <w:rPr>
+        <w:rFonts w:ascii="Wingdings" w:hAnsi="Wingdings" w:hint="default"/>
+        <w:sz w:val="20"/>
+      </w:rPr>
+    </w:lvl>
+    <w:lvl w:ilvl="7" w:tentative="1">
+      <w:start w:val="1"/>
+      <w:numFmt w:val="bullet"/>
+      <w:lvlText w:val=""/>
+      <w:lvlJc w:val="left"/>
+      <w:pPr>
+        <w:tabs>
+          <w:tab w:val="num" w:pos="5760"/>
+        </w:tabs>
+        <w:ind w:left="5760" w:hanging="360"/>
+      </w:pPr>
+      <w:rPr>
+        <w:rFonts w:ascii="Wingdings" w:hAnsi="Wingdings" w:hint="default"/>
+        <w:sz w:val="20"/>
+      </w:rPr>
+    </w:lvl>
+    <w:lvl w:ilvl="8" w:tentative="1">
+      <w:start w:val="1"/>
+      <w:numFmt w:val="bullet"/>
+      <w:lvlText w:val=""/>
+      <w:lvlJc w:val="left"/>
+      <w:pPr>
+        <w:tabs>
+          <w:tab w:val="num" w:pos="6480"/>
+        </w:tabs>
+        <w:ind w:left="6480" w:hanging="360"/>
+      </w:pPr>
+      <w:rPr>
+        <w:rFonts w:ascii="Wingdings" w:hAnsi="Wingdings" w:hint="default"/>
+        <w:sz w:val="20"/>
+      </w:rPr>
+    </w:lvl>
+  </w:abstractNum>
+  <w:abstractNum w:abstractNumId="22" w15:restartNumberingAfterBreak="0">
     <w:nsid w:val="52012476"/>
     <w:multiLevelType w:val="multilevel"/>
     <w:tmpl w:val="E46452A6"/>
@@ -4488,7 +7948,454 @@
       </w:rPr>
     </w:lvl>
   </w:abstractNum>
-  <w:abstractNum w:abstractNumId="13" w15:restartNumberingAfterBreak="0">
+  <w:abstractNum w:abstractNumId="23" w15:restartNumberingAfterBreak="0">
+    <w:nsid w:val="5475587C"/>
+    <w:multiLevelType w:val="multilevel"/>
+    <w:tmpl w:val="C3E6F354"/>
+    <w:lvl w:ilvl="0">
+      <w:start w:val="1"/>
+      <w:numFmt w:val="bullet"/>
+      <w:lvlText w:val=""/>
+      <w:lvlJc w:val="left"/>
+      <w:pPr>
+        <w:tabs>
+          <w:tab w:val="num" w:pos="720"/>
+        </w:tabs>
+        <w:ind w:left="720" w:hanging="360"/>
+      </w:pPr>
+      <w:rPr>
+        <w:rFonts w:ascii="Symbol" w:hAnsi="Symbol" w:hint="default"/>
+        <w:sz w:val="20"/>
+      </w:rPr>
+    </w:lvl>
+    <w:lvl w:ilvl="1" w:tentative="1">
+      <w:start w:val="1"/>
+      <w:numFmt w:val="bullet"/>
+      <w:lvlText w:val="o"/>
+      <w:lvlJc w:val="left"/>
+      <w:pPr>
+        <w:tabs>
+          <w:tab w:val="num" w:pos="1440"/>
+        </w:tabs>
+        <w:ind w:left="1440" w:hanging="360"/>
+      </w:pPr>
+      <w:rPr>
+        <w:rFonts w:ascii="Courier New" w:hAnsi="Courier New" w:hint="default"/>
+        <w:sz w:val="20"/>
+      </w:rPr>
+    </w:lvl>
+    <w:lvl w:ilvl="2" w:tentative="1">
+      <w:start w:val="1"/>
+      <w:numFmt w:val="bullet"/>
+      <w:lvlText w:val=""/>
+      <w:lvlJc w:val="left"/>
+      <w:pPr>
+        <w:tabs>
+          <w:tab w:val="num" w:pos="2160"/>
+        </w:tabs>
+        <w:ind w:left="2160" w:hanging="360"/>
+      </w:pPr>
+      <w:rPr>
+        <w:rFonts w:ascii="Wingdings" w:hAnsi="Wingdings" w:hint="default"/>
+        <w:sz w:val="20"/>
+      </w:rPr>
+    </w:lvl>
+    <w:lvl w:ilvl="3" w:tentative="1">
+      <w:start w:val="1"/>
+      <w:numFmt w:val="bullet"/>
+      <w:lvlText w:val=""/>
+      <w:lvlJc w:val="left"/>
+      <w:pPr>
+        <w:tabs>
+          <w:tab w:val="num" w:pos="2880"/>
+        </w:tabs>
+        <w:ind w:left="2880" w:hanging="360"/>
+      </w:pPr>
+      <w:rPr>
+        <w:rFonts w:ascii="Wingdings" w:hAnsi="Wingdings" w:hint="default"/>
+        <w:sz w:val="20"/>
+      </w:rPr>
+    </w:lvl>
+    <w:lvl w:ilvl="4" w:tentative="1">
+      <w:start w:val="1"/>
+      <w:numFmt w:val="bullet"/>
+      <w:lvlText w:val=""/>
+      <w:lvlJc w:val="left"/>
+      <w:pPr>
+        <w:tabs>
+          <w:tab w:val="num" w:pos="3600"/>
+        </w:tabs>
+        <w:ind w:left="3600" w:hanging="360"/>
+      </w:pPr>
+      <w:rPr>
+        <w:rFonts w:ascii="Wingdings" w:hAnsi="Wingdings" w:hint="default"/>
+        <w:sz w:val="20"/>
+      </w:rPr>
+    </w:lvl>
+    <w:lvl w:ilvl="5" w:tentative="1">
+      <w:start w:val="1"/>
+      <w:numFmt w:val="bullet"/>
+      <w:lvlText w:val=""/>
+      <w:lvlJc w:val="left"/>
+      <w:pPr>
+        <w:tabs>
+          <w:tab w:val="num" w:pos="4320"/>
+        </w:tabs>
+        <w:ind w:left="4320" w:hanging="360"/>
+      </w:pPr>
+      <w:rPr>
+        <w:rFonts w:ascii="Wingdings" w:hAnsi="Wingdings" w:hint="default"/>
+        <w:sz w:val="20"/>
+      </w:rPr>
+    </w:lvl>
+    <w:lvl w:ilvl="6" w:tentative="1">
+      <w:start w:val="1"/>
+      <w:numFmt w:val="bullet"/>
+      <w:lvlText w:val=""/>
+      <w:lvlJc w:val="left"/>
+      <w:pPr>
+        <w:tabs>
+          <w:tab w:val="num" w:pos="5040"/>
+        </w:tabs>
+        <w:ind w:left="5040" w:hanging="360"/>
+      </w:pPr>
+      <w:rPr>
+        <w:rFonts w:ascii="Wingdings" w:hAnsi="Wingdings" w:hint="default"/>
+        <w:sz w:val="20"/>
+      </w:rPr>
+    </w:lvl>
+    <w:lvl w:ilvl="7" w:tentative="1">
+      <w:start w:val="1"/>
+      <w:numFmt w:val="bullet"/>
+      <w:lvlText w:val=""/>
+      <w:lvlJc w:val="left"/>
+      <w:pPr>
+        <w:tabs>
+          <w:tab w:val="num" w:pos="5760"/>
+        </w:tabs>
+        <w:ind w:left="5760" w:hanging="360"/>
+      </w:pPr>
+      <w:rPr>
+        <w:rFonts w:ascii="Wingdings" w:hAnsi="Wingdings" w:hint="default"/>
+        <w:sz w:val="20"/>
+      </w:rPr>
+    </w:lvl>
+    <w:lvl w:ilvl="8" w:tentative="1">
+      <w:start w:val="1"/>
+      <w:numFmt w:val="bullet"/>
+      <w:lvlText w:val=""/>
+      <w:lvlJc w:val="left"/>
+      <w:pPr>
+        <w:tabs>
+          <w:tab w:val="num" w:pos="6480"/>
+        </w:tabs>
+        <w:ind w:left="6480" w:hanging="360"/>
+      </w:pPr>
+      <w:rPr>
+        <w:rFonts w:ascii="Wingdings" w:hAnsi="Wingdings" w:hint="default"/>
+        <w:sz w:val="20"/>
+      </w:rPr>
+    </w:lvl>
+  </w:abstractNum>
+  <w:abstractNum w:abstractNumId="24" w15:restartNumberingAfterBreak="0">
+    <w:nsid w:val="5D5257EC"/>
+    <w:multiLevelType w:val="multilevel"/>
+    <w:tmpl w:val="8C7C0C6C"/>
+    <w:lvl w:ilvl="0">
+      <w:start w:val="1"/>
+      <w:numFmt w:val="bullet"/>
+      <w:lvlText w:val=""/>
+      <w:lvlJc w:val="left"/>
+      <w:pPr>
+        <w:tabs>
+          <w:tab w:val="num" w:pos="720"/>
+        </w:tabs>
+        <w:ind w:left="720" w:hanging="360"/>
+      </w:pPr>
+      <w:rPr>
+        <w:rFonts w:ascii="Symbol" w:hAnsi="Symbol" w:hint="default"/>
+        <w:sz w:val="20"/>
+      </w:rPr>
+    </w:lvl>
+    <w:lvl w:ilvl="1" w:tentative="1">
+      <w:start w:val="1"/>
+      <w:numFmt w:val="bullet"/>
+      <w:lvlText w:val="o"/>
+      <w:lvlJc w:val="left"/>
+      <w:pPr>
+        <w:tabs>
+          <w:tab w:val="num" w:pos="1440"/>
+        </w:tabs>
+        <w:ind w:left="1440" w:hanging="360"/>
+      </w:pPr>
+      <w:rPr>
+        <w:rFonts w:ascii="Courier New" w:hAnsi="Courier New" w:hint="default"/>
+        <w:sz w:val="20"/>
+      </w:rPr>
+    </w:lvl>
+    <w:lvl w:ilvl="2" w:tentative="1">
+      <w:start w:val="1"/>
+      <w:numFmt w:val="bullet"/>
+      <w:lvlText w:val=""/>
+      <w:lvlJc w:val="left"/>
+      <w:pPr>
+        <w:tabs>
+          <w:tab w:val="num" w:pos="2160"/>
+        </w:tabs>
+        <w:ind w:left="2160" w:hanging="360"/>
+      </w:pPr>
+      <w:rPr>
+        <w:rFonts w:ascii="Wingdings" w:hAnsi="Wingdings" w:hint="default"/>
+        <w:sz w:val="20"/>
+      </w:rPr>
+    </w:lvl>
+    <w:lvl w:ilvl="3" w:tentative="1">
+      <w:start w:val="1"/>
+      <w:numFmt w:val="bullet"/>
+      <w:lvlText w:val=""/>
+      <w:lvlJc w:val="left"/>
+      <w:pPr>
+        <w:tabs>
+          <w:tab w:val="num" w:pos="2880"/>
+        </w:tabs>
+        <w:ind w:left="2880" w:hanging="360"/>
+      </w:pPr>
+      <w:rPr>
+        <w:rFonts w:ascii="Wingdings" w:hAnsi="Wingdings" w:hint="default"/>
+        <w:sz w:val="20"/>
+      </w:rPr>
+    </w:lvl>
+    <w:lvl w:ilvl="4" w:tentative="1">
+      <w:start w:val="1"/>
+      <w:numFmt w:val="bullet"/>
+      <w:lvlText w:val=""/>
+      <w:lvlJc w:val="left"/>
+      <w:pPr>
+        <w:tabs>
+          <w:tab w:val="num" w:pos="3600"/>
+        </w:tabs>
+        <w:ind w:left="3600" w:hanging="360"/>
+      </w:pPr>
+      <w:rPr>
+        <w:rFonts w:ascii="Wingdings" w:hAnsi="Wingdings" w:hint="default"/>
+        <w:sz w:val="20"/>
+      </w:rPr>
+    </w:lvl>
+    <w:lvl w:ilvl="5" w:tentative="1">
+      <w:start w:val="1"/>
+      <w:numFmt w:val="bullet"/>
+      <w:lvlText w:val=""/>
+      <w:lvlJc w:val="left"/>
+      <w:pPr>
+        <w:tabs>
+          <w:tab w:val="num" w:pos="4320"/>
+        </w:tabs>
+        <w:ind w:left="4320" w:hanging="360"/>
+      </w:pPr>
+      <w:rPr>
+        <w:rFonts w:ascii="Wingdings" w:hAnsi="Wingdings" w:hint="default"/>
+        <w:sz w:val="20"/>
+      </w:rPr>
+    </w:lvl>
+    <w:lvl w:ilvl="6" w:tentative="1">
+      <w:start w:val="1"/>
+      <w:numFmt w:val="bullet"/>
+      <w:lvlText w:val=""/>
+      <w:lvlJc w:val="left"/>
+      <w:pPr>
+        <w:tabs>
+          <w:tab w:val="num" w:pos="5040"/>
+        </w:tabs>
+        <w:ind w:left="5040" w:hanging="360"/>
+      </w:pPr>
+      <w:rPr>
+        <w:rFonts w:ascii="Wingdings" w:hAnsi="Wingdings" w:hint="default"/>
+        <w:sz w:val="20"/>
+      </w:rPr>
+    </w:lvl>
+    <w:lvl w:ilvl="7" w:tentative="1">
+      <w:start w:val="1"/>
+      <w:numFmt w:val="bullet"/>
+      <w:lvlText w:val=""/>
+      <w:lvlJc w:val="left"/>
+      <w:pPr>
+        <w:tabs>
+          <w:tab w:val="num" w:pos="5760"/>
+        </w:tabs>
+        <w:ind w:left="5760" w:hanging="360"/>
+      </w:pPr>
+      <w:rPr>
+        <w:rFonts w:ascii="Wingdings" w:hAnsi="Wingdings" w:hint="default"/>
+        <w:sz w:val="20"/>
+      </w:rPr>
+    </w:lvl>
+    <w:lvl w:ilvl="8" w:tentative="1">
+      <w:start w:val="1"/>
+      <w:numFmt w:val="bullet"/>
+      <w:lvlText w:val=""/>
+      <w:lvlJc w:val="left"/>
+      <w:pPr>
+        <w:tabs>
+          <w:tab w:val="num" w:pos="6480"/>
+        </w:tabs>
+        <w:ind w:left="6480" w:hanging="360"/>
+      </w:pPr>
+      <w:rPr>
+        <w:rFonts w:ascii="Wingdings" w:hAnsi="Wingdings" w:hint="default"/>
+        <w:sz w:val="20"/>
+      </w:rPr>
+    </w:lvl>
+  </w:abstractNum>
+  <w:abstractNum w:abstractNumId="25" w15:restartNumberingAfterBreak="0">
+    <w:nsid w:val="5F423C54"/>
+    <w:multiLevelType w:val="multilevel"/>
+    <w:tmpl w:val="39EEB99E"/>
+    <w:lvl w:ilvl="0">
+      <w:start w:val="1"/>
+      <w:numFmt w:val="bullet"/>
+      <w:lvlText w:val=""/>
+      <w:lvlJc w:val="left"/>
+      <w:pPr>
+        <w:tabs>
+          <w:tab w:val="num" w:pos="720"/>
+        </w:tabs>
+        <w:ind w:left="720" w:hanging="360"/>
+      </w:pPr>
+      <w:rPr>
+        <w:rFonts w:ascii="Symbol" w:hAnsi="Symbol" w:hint="default"/>
+        <w:sz w:val="20"/>
+      </w:rPr>
+    </w:lvl>
+    <w:lvl w:ilvl="1" w:tentative="1">
+      <w:start w:val="1"/>
+      <w:numFmt w:val="bullet"/>
+      <w:lvlText w:val="o"/>
+      <w:lvlJc w:val="left"/>
+      <w:pPr>
+        <w:tabs>
+          <w:tab w:val="num" w:pos="1440"/>
+        </w:tabs>
+        <w:ind w:left="1440" w:hanging="360"/>
+      </w:pPr>
+      <w:rPr>
+        <w:rFonts w:ascii="Courier New" w:hAnsi="Courier New" w:hint="default"/>
+        <w:sz w:val="20"/>
+      </w:rPr>
+    </w:lvl>
+    <w:lvl w:ilvl="2" w:tentative="1">
+      <w:start w:val="1"/>
+      <w:numFmt w:val="bullet"/>
+      <w:lvlText w:val=""/>
+      <w:lvlJc w:val="left"/>
+      <w:pPr>
+        <w:tabs>
+          <w:tab w:val="num" w:pos="2160"/>
+        </w:tabs>
+        <w:ind w:left="2160" w:hanging="360"/>
+      </w:pPr>
+      <w:rPr>
+        <w:rFonts w:ascii="Wingdings" w:hAnsi="Wingdings" w:hint="default"/>
+        <w:sz w:val="20"/>
+      </w:rPr>
+    </w:lvl>
+    <w:lvl w:ilvl="3" w:tentative="1">
+      <w:start w:val="1"/>
+      <w:numFmt w:val="bullet"/>
+      <w:lvlText w:val=""/>
+      <w:lvlJc w:val="left"/>
+      <w:pPr>
+        <w:tabs>
+          <w:tab w:val="num" w:pos="2880"/>
+        </w:tabs>
+        <w:ind w:left="2880" w:hanging="360"/>
+      </w:pPr>
+      <w:rPr>
+        <w:rFonts w:ascii="Wingdings" w:hAnsi="Wingdings" w:hint="default"/>
+        <w:sz w:val="20"/>
+      </w:rPr>
+    </w:lvl>
+    <w:lvl w:ilvl="4" w:tentative="1">
+      <w:start w:val="1"/>
+      <w:numFmt w:val="bullet"/>
+      <w:lvlText w:val=""/>
+      <w:lvlJc w:val="left"/>
+      <w:pPr>
+        <w:tabs>
+          <w:tab w:val="num" w:pos="3600"/>
+        </w:tabs>
+        <w:ind w:left="3600" w:hanging="360"/>
+      </w:pPr>
+      <w:rPr>
+        <w:rFonts w:ascii="Wingdings" w:hAnsi="Wingdings" w:hint="default"/>
+        <w:sz w:val="20"/>
+      </w:rPr>
+    </w:lvl>
+    <w:lvl w:ilvl="5" w:tentative="1">
+      <w:start w:val="1"/>
+      <w:numFmt w:val="bullet"/>
+      <w:lvlText w:val=""/>
+      <w:lvlJc w:val="left"/>
+      <w:pPr>
+        <w:tabs>
+          <w:tab w:val="num" w:pos="4320"/>
+        </w:tabs>
+        <w:ind w:left="4320" w:hanging="360"/>
+      </w:pPr>
+      <w:rPr>
+        <w:rFonts w:ascii="Wingdings" w:hAnsi="Wingdings" w:hint="default"/>
+        <w:sz w:val="20"/>
+      </w:rPr>
+    </w:lvl>
+    <w:lvl w:ilvl="6" w:tentative="1">
+      <w:start w:val="1"/>
+      <w:numFmt w:val="bullet"/>
+      <w:lvlText w:val=""/>
+      <w:lvlJc w:val="left"/>
+      <w:pPr>
+        <w:tabs>
+          <w:tab w:val="num" w:pos="5040"/>
+        </w:tabs>
+        <w:ind w:left="5040" w:hanging="360"/>
+      </w:pPr>
+      <w:rPr>
+        <w:rFonts w:ascii="Wingdings" w:hAnsi="Wingdings" w:hint="default"/>
+        <w:sz w:val="20"/>
+      </w:rPr>
+    </w:lvl>
+    <w:lvl w:ilvl="7" w:tentative="1">
+      <w:start w:val="1"/>
+      <w:numFmt w:val="bullet"/>
+      <w:lvlText w:val=""/>
+      <w:lvlJc w:val="left"/>
+      <w:pPr>
+        <w:tabs>
+          <w:tab w:val="num" w:pos="5760"/>
+        </w:tabs>
+        <w:ind w:left="5760" w:hanging="360"/>
+      </w:pPr>
+      <w:rPr>
+        <w:rFonts w:ascii="Wingdings" w:hAnsi="Wingdings" w:hint="default"/>
+        <w:sz w:val="20"/>
+      </w:rPr>
+    </w:lvl>
+    <w:lvl w:ilvl="8" w:tentative="1">
+      <w:start w:val="1"/>
+      <w:numFmt w:val="bullet"/>
+      <w:lvlText w:val=""/>
+      <w:lvlJc w:val="left"/>
+      <w:pPr>
+        <w:tabs>
+          <w:tab w:val="num" w:pos="6480"/>
+        </w:tabs>
+        <w:ind w:left="6480" w:hanging="360"/>
+      </w:pPr>
+      <w:rPr>
+        <w:rFonts w:ascii="Wingdings" w:hAnsi="Wingdings" w:hint="default"/>
+        <w:sz w:val="20"/>
+      </w:rPr>
+    </w:lvl>
+  </w:abstractNum>
+  <w:abstractNum w:abstractNumId="26" w15:restartNumberingAfterBreak="0">
     <w:nsid w:val="62396FBF"/>
     <w:multiLevelType w:val="multilevel"/>
     <w:tmpl w:val="74F4230E"/>
@@ -4601,7 +8508,7 @@
       </w:pPr>
     </w:lvl>
   </w:abstractNum>
-  <w:abstractNum w:abstractNumId="14" w15:restartNumberingAfterBreak="0">
+  <w:abstractNum w:abstractNumId="27" w15:restartNumberingAfterBreak="0">
     <w:nsid w:val="64600F2F"/>
     <w:multiLevelType w:val="multilevel"/>
     <w:tmpl w:val="54A0F9B8"/>
@@ -4750,7 +8657,7 @@
       </w:rPr>
     </w:lvl>
   </w:abstractNum>
-  <w:abstractNum w:abstractNumId="15" w15:restartNumberingAfterBreak="0">
+  <w:abstractNum w:abstractNumId="28" w15:restartNumberingAfterBreak="0">
     <w:nsid w:val="65680D37"/>
     <w:multiLevelType w:val="multilevel"/>
     <w:tmpl w:val="590A3268"/>
@@ -4863,7 +8770,7 @@
       </w:pPr>
     </w:lvl>
   </w:abstractNum>
-  <w:abstractNum w:abstractNumId="16" w15:restartNumberingAfterBreak="0">
+  <w:abstractNum w:abstractNumId="29" w15:restartNumberingAfterBreak="0">
     <w:nsid w:val="69AA6067"/>
     <w:multiLevelType w:val="multilevel"/>
     <w:tmpl w:val="36722008"/>
@@ -4976,7 +8883,7 @@
       </w:pPr>
     </w:lvl>
   </w:abstractNum>
-  <w:abstractNum w:abstractNumId="17" w15:restartNumberingAfterBreak="0">
+  <w:abstractNum w:abstractNumId="30" w15:restartNumberingAfterBreak="0">
     <w:nsid w:val="6A3E1CE5"/>
     <w:multiLevelType w:val="multilevel"/>
     <w:tmpl w:val="716CB0EE"/>
@@ -5089,7 +8996,120 @@
       </w:pPr>
     </w:lvl>
   </w:abstractNum>
-  <w:abstractNum w:abstractNumId="18" w15:restartNumberingAfterBreak="0">
+  <w:abstractNum w:abstractNumId="31" w15:restartNumberingAfterBreak="0">
+    <w:nsid w:val="6E283B68"/>
+    <w:multiLevelType w:val="multilevel"/>
+    <w:tmpl w:val="9DF66D0C"/>
+    <w:lvl w:ilvl="0">
+      <w:start w:val="1"/>
+      <w:numFmt w:val="decimal"/>
+      <w:lvlText w:val="%1."/>
+      <w:lvlJc w:val="left"/>
+      <w:pPr>
+        <w:tabs>
+          <w:tab w:val="num" w:pos="720"/>
+        </w:tabs>
+        <w:ind w:left="720" w:hanging="360"/>
+      </w:pPr>
+    </w:lvl>
+    <w:lvl w:ilvl="1" w:tentative="1">
+      <w:start w:val="1"/>
+      <w:numFmt w:val="decimal"/>
+      <w:lvlText w:val="%2."/>
+      <w:lvlJc w:val="left"/>
+      <w:pPr>
+        <w:tabs>
+          <w:tab w:val="num" w:pos="1440"/>
+        </w:tabs>
+        <w:ind w:left="1440" w:hanging="360"/>
+      </w:pPr>
+    </w:lvl>
+    <w:lvl w:ilvl="2" w:tentative="1">
+      <w:start w:val="1"/>
+      <w:numFmt w:val="decimal"/>
+      <w:lvlText w:val="%3."/>
+      <w:lvlJc w:val="left"/>
+      <w:pPr>
+        <w:tabs>
+          <w:tab w:val="num" w:pos="2160"/>
+        </w:tabs>
+        <w:ind w:left="2160" w:hanging="360"/>
+      </w:pPr>
+    </w:lvl>
+    <w:lvl w:ilvl="3" w:tentative="1">
+      <w:start w:val="1"/>
+      <w:numFmt w:val="decimal"/>
+      <w:lvlText w:val="%4."/>
+      <w:lvlJc w:val="left"/>
+      <w:pPr>
+        <w:tabs>
+          <w:tab w:val="num" w:pos="2880"/>
+        </w:tabs>
+        <w:ind w:left="2880" w:hanging="360"/>
+      </w:pPr>
+    </w:lvl>
+    <w:lvl w:ilvl="4" w:tentative="1">
+      <w:start w:val="1"/>
+      <w:numFmt w:val="decimal"/>
+      <w:lvlText w:val="%5."/>
+      <w:lvlJc w:val="left"/>
+      <w:pPr>
+        <w:tabs>
+          <w:tab w:val="num" w:pos="3600"/>
+        </w:tabs>
+        <w:ind w:left="3600" w:hanging="360"/>
+      </w:pPr>
+    </w:lvl>
+    <w:lvl w:ilvl="5" w:tentative="1">
+      <w:start w:val="1"/>
+      <w:numFmt w:val="decimal"/>
+      <w:lvlText w:val="%6."/>
+      <w:lvlJc w:val="left"/>
+      <w:pPr>
+        <w:tabs>
+          <w:tab w:val="num" w:pos="4320"/>
+        </w:tabs>
+        <w:ind w:left="4320" w:hanging="360"/>
+      </w:pPr>
+    </w:lvl>
+    <w:lvl w:ilvl="6" w:tentative="1">
+      <w:start w:val="1"/>
+      <w:numFmt w:val="decimal"/>
+      <w:lvlText w:val="%7."/>
+      <w:lvlJc w:val="left"/>
+      <w:pPr>
+        <w:tabs>
+          <w:tab w:val="num" w:pos="5040"/>
+        </w:tabs>
+        <w:ind w:left="5040" w:hanging="360"/>
+      </w:pPr>
+    </w:lvl>
+    <w:lvl w:ilvl="7" w:tentative="1">
+      <w:start w:val="1"/>
+      <w:numFmt w:val="decimal"/>
+      <w:lvlText w:val="%8."/>
+      <w:lvlJc w:val="left"/>
+      <w:pPr>
+        <w:tabs>
+          <w:tab w:val="num" w:pos="5760"/>
+        </w:tabs>
+        <w:ind w:left="5760" w:hanging="360"/>
+      </w:pPr>
+    </w:lvl>
+    <w:lvl w:ilvl="8" w:tentative="1">
+      <w:start w:val="1"/>
+      <w:numFmt w:val="decimal"/>
+      <w:lvlText w:val="%9."/>
+      <w:lvlJc w:val="left"/>
+      <w:pPr>
+        <w:tabs>
+          <w:tab w:val="num" w:pos="6480"/>
+        </w:tabs>
+        <w:ind w:left="6480" w:hanging="360"/>
+      </w:pPr>
+    </w:lvl>
+  </w:abstractNum>
+  <w:abstractNum w:abstractNumId="32" w15:restartNumberingAfterBreak="0">
     <w:nsid w:val="721E4314"/>
     <w:multiLevelType w:val="multilevel"/>
     <w:tmpl w:val="3A44A568"/>
@@ -5238,62 +9258,372 @@
       </w:rPr>
     </w:lvl>
   </w:abstractNum>
+  <w:abstractNum w:abstractNumId="33" w15:restartNumberingAfterBreak="0">
+    <w:nsid w:val="744F5C91"/>
+    <w:multiLevelType w:val="multilevel"/>
+    <w:tmpl w:val="C6124D32"/>
+    <w:lvl w:ilvl="0">
+      <w:start w:val="1"/>
+      <w:numFmt w:val="decimal"/>
+      <w:lvlText w:val="%1."/>
+      <w:lvlJc w:val="left"/>
+      <w:pPr>
+        <w:tabs>
+          <w:tab w:val="num" w:pos="720"/>
+        </w:tabs>
+        <w:ind w:left="720" w:hanging="360"/>
+      </w:pPr>
+    </w:lvl>
+    <w:lvl w:ilvl="1" w:tentative="1">
+      <w:start w:val="1"/>
+      <w:numFmt w:val="decimal"/>
+      <w:lvlText w:val="%2."/>
+      <w:lvlJc w:val="left"/>
+      <w:pPr>
+        <w:tabs>
+          <w:tab w:val="num" w:pos="1440"/>
+        </w:tabs>
+        <w:ind w:left="1440" w:hanging="360"/>
+      </w:pPr>
+    </w:lvl>
+    <w:lvl w:ilvl="2" w:tentative="1">
+      <w:start w:val="1"/>
+      <w:numFmt w:val="decimal"/>
+      <w:lvlText w:val="%3."/>
+      <w:lvlJc w:val="left"/>
+      <w:pPr>
+        <w:tabs>
+          <w:tab w:val="num" w:pos="2160"/>
+        </w:tabs>
+        <w:ind w:left="2160" w:hanging="360"/>
+      </w:pPr>
+    </w:lvl>
+    <w:lvl w:ilvl="3" w:tentative="1">
+      <w:start w:val="1"/>
+      <w:numFmt w:val="decimal"/>
+      <w:lvlText w:val="%4."/>
+      <w:lvlJc w:val="left"/>
+      <w:pPr>
+        <w:tabs>
+          <w:tab w:val="num" w:pos="2880"/>
+        </w:tabs>
+        <w:ind w:left="2880" w:hanging="360"/>
+      </w:pPr>
+    </w:lvl>
+    <w:lvl w:ilvl="4" w:tentative="1">
+      <w:start w:val="1"/>
+      <w:numFmt w:val="decimal"/>
+      <w:lvlText w:val="%5."/>
+      <w:lvlJc w:val="left"/>
+      <w:pPr>
+        <w:tabs>
+          <w:tab w:val="num" w:pos="3600"/>
+        </w:tabs>
+        <w:ind w:left="3600" w:hanging="360"/>
+      </w:pPr>
+    </w:lvl>
+    <w:lvl w:ilvl="5" w:tentative="1">
+      <w:start w:val="1"/>
+      <w:numFmt w:val="decimal"/>
+      <w:lvlText w:val="%6."/>
+      <w:lvlJc w:val="left"/>
+      <w:pPr>
+        <w:tabs>
+          <w:tab w:val="num" w:pos="4320"/>
+        </w:tabs>
+        <w:ind w:left="4320" w:hanging="360"/>
+      </w:pPr>
+    </w:lvl>
+    <w:lvl w:ilvl="6" w:tentative="1">
+      <w:start w:val="1"/>
+      <w:numFmt w:val="decimal"/>
+      <w:lvlText w:val="%7."/>
+      <w:lvlJc w:val="left"/>
+      <w:pPr>
+        <w:tabs>
+          <w:tab w:val="num" w:pos="5040"/>
+        </w:tabs>
+        <w:ind w:left="5040" w:hanging="360"/>
+      </w:pPr>
+    </w:lvl>
+    <w:lvl w:ilvl="7" w:tentative="1">
+      <w:start w:val="1"/>
+      <w:numFmt w:val="decimal"/>
+      <w:lvlText w:val="%8."/>
+      <w:lvlJc w:val="left"/>
+      <w:pPr>
+        <w:tabs>
+          <w:tab w:val="num" w:pos="5760"/>
+        </w:tabs>
+        <w:ind w:left="5760" w:hanging="360"/>
+      </w:pPr>
+    </w:lvl>
+    <w:lvl w:ilvl="8" w:tentative="1">
+      <w:start w:val="1"/>
+      <w:numFmt w:val="decimal"/>
+      <w:lvlText w:val="%9."/>
+      <w:lvlJc w:val="left"/>
+      <w:pPr>
+        <w:tabs>
+          <w:tab w:val="num" w:pos="6480"/>
+        </w:tabs>
+        <w:ind w:left="6480" w:hanging="360"/>
+      </w:pPr>
+    </w:lvl>
+  </w:abstractNum>
+  <w:abstractNum w:abstractNumId="34" w15:restartNumberingAfterBreak="0">
+    <w:nsid w:val="7C8F5F2F"/>
+    <w:multiLevelType w:val="multilevel"/>
+    <w:tmpl w:val="A502B6E6"/>
+    <w:lvl w:ilvl="0">
+      <w:start w:val="1"/>
+      <w:numFmt w:val="bullet"/>
+      <w:lvlText w:val=""/>
+      <w:lvlJc w:val="left"/>
+      <w:pPr>
+        <w:tabs>
+          <w:tab w:val="num" w:pos="720"/>
+        </w:tabs>
+        <w:ind w:left="720" w:hanging="360"/>
+      </w:pPr>
+      <w:rPr>
+        <w:rFonts w:ascii="Symbol" w:hAnsi="Symbol" w:hint="default"/>
+        <w:sz w:val="20"/>
+      </w:rPr>
+    </w:lvl>
+    <w:lvl w:ilvl="1" w:tentative="1">
+      <w:start w:val="1"/>
+      <w:numFmt w:val="bullet"/>
+      <w:lvlText w:val="o"/>
+      <w:lvlJc w:val="left"/>
+      <w:pPr>
+        <w:tabs>
+          <w:tab w:val="num" w:pos="1440"/>
+        </w:tabs>
+        <w:ind w:left="1440" w:hanging="360"/>
+      </w:pPr>
+      <w:rPr>
+        <w:rFonts w:ascii="Courier New" w:hAnsi="Courier New" w:hint="default"/>
+        <w:sz w:val="20"/>
+      </w:rPr>
+    </w:lvl>
+    <w:lvl w:ilvl="2" w:tentative="1">
+      <w:start w:val="1"/>
+      <w:numFmt w:val="bullet"/>
+      <w:lvlText w:val=""/>
+      <w:lvlJc w:val="left"/>
+      <w:pPr>
+        <w:tabs>
+          <w:tab w:val="num" w:pos="2160"/>
+        </w:tabs>
+        <w:ind w:left="2160" w:hanging="360"/>
+      </w:pPr>
+      <w:rPr>
+        <w:rFonts w:ascii="Wingdings" w:hAnsi="Wingdings" w:hint="default"/>
+        <w:sz w:val="20"/>
+      </w:rPr>
+    </w:lvl>
+    <w:lvl w:ilvl="3" w:tentative="1">
+      <w:start w:val="1"/>
+      <w:numFmt w:val="bullet"/>
+      <w:lvlText w:val=""/>
+      <w:lvlJc w:val="left"/>
+      <w:pPr>
+        <w:tabs>
+          <w:tab w:val="num" w:pos="2880"/>
+        </w:tabs>
+        <w:ind w:left="2880" w:hanging="360"/>
+      </w:pPr>
+      <w:rPr>
+        <w:rFonts w:ascii="Wingdings" w:hAnsi="Wingdings" w:hint="default"/>
+        <w:sz w:val="20"/>
+      </w:rPr>
+    </w:lvl>
+    <w:lvl w:ilvl="4" w:tentative="1">
+      <w:start w:val="1"/>
+      <w:numFmt w:val="bullet"/>
+      <w:lvlText w:val=""/>
+      <w:lvlJc w:val="left"/>
+      <w:pPr>
+        <w:tabs>
+          <w:tab w:val="num" w:pos="3600"/>
+        </w:tabs>
+        <w:ind w:left="3600" w:hanging="360"/>
+      </w:pPr>
+      <w:rPr>
+        <w:rFonts w:ascii="Wingdings" w:hAnsi="Wingdings" w:hint="default"/>
+        <w:sz w:val="20"/>
+      </w:rPr>
+    </w:lvl>
+    <w:lvl w:ilvl="5" w:tentative="1">
+      <w:start w:val="1"/>
+      <w:numFmt w:val="bullet"/>
+      <w:lvlText w:val=""/>
+      <w:lvlJc w:val="left"/>
+      <w:pPr>
+        <w:tabs>
+          <w:tab w:val="num" w:pos="4320"/>
+        </w:tabs>
+        <w:ind w:left="4320" w:hanging="360"/>
+      </w:pPr>
+      <w:rPr>
+        <w:rFonts w:ascii="Wingdings" w:hAnsi="Wingdings" w:hint="default"/>
+        <w:sz w:val="20"/>
+      </w:rPr>
+    </w:lvl>
+    <w:lvl w:ilvl="6" w:tentative="1">
+      <w:start w:val="1"/>
+      <w:numFmt w:val="bullet"/>
+      <w:lvlText w:val=""/>
+      <w:lvlJc w:val="left"/>
+      <w:pPr>
+        <w:tabs>
+          <w:tab w:val="num" w:pos="5040"/>
+        </w:tabs>
+        <w:ind w:left="5040" w:hanging="360"/>
+      </w:pPr>
+      <w:rPr>
+        <w:rFonts w:ascii="Wingdings" w:hAnsi="Wingdings" w:hint="default"/>
+        <w:sz w:val="20"/>
+      </w:rPr>
+    </w:lvl>
+    <w:lvl w:ilvl="7" w:tentative="1">
+      <w:start w:val="1"/>
+      <w:numFmt w:val="bullet"/>
+      <w:lvlText w:val=""/>
+      <w:lvlJc w:val="left"/>
+      <w:pPr>
+        <w:tabs>
+          <w:tab w:val="num" w:pos="5760"/>
+        </w:tabs>
+        <w:ind w:left="5760" w:hanging="360"/>
+      </w:pPr>
+      <w:rPr>
+        <w:rFonts w:ascii="Wingdings" w:hAnsi="Wingdings" w:hint="default"/>
+        <w:sz w:val="20"/>
+      </w:rPr>
+    </w:lvl>
+    <w:lvl w:ilvl="8" w:tentative="1">
+      <w:start w:val="1"/>
+      <w:numFmt w:val="bullet"/>
+      <w:lvlText w:val=""/>
+      <w:lvlJc w:val="left"/>
+      <w:pPr>
+        <w:tabs>
+          <w:tab w:val="num" w:pos="6480"/>
+        </w:tabs>
+        <w:ind w:left="6480" w:hanging="360"/>
+      </w:pPr>
+      <w:rPr>
+        <w:rFonts w:ascii="Wingdings" w:hAnsi="Wingdings" w:hint="default"/>
+        <w:sz w:val="20"/>
+      </w:rPr>
+    </w:lvl>
+  </w:abstractNum>
   <w:num w:numId="1" w16cid:durableId="1368486868">
-    <w:abstractNumId w:val="4"/>
+    <w:abstractNumId w:val="9"/>
   </w:num>
   <w:num w:numId="2" w16cid:durableId="1029453011">
-    <w:abstractNumId w:val="11"/>
+    <w:abstractNumId w:val="20"/>
   </w:num>
   <w:num w:numId="3" w16cid:durableId="160198058">
-    <w:abstractNumId w:val="10"/>
+    <w:abstractNumId w:val="19"/>
   </w:num>
   <w:num w:numId="4" w16cid:durableId="210000490">
+    <w:abstractNumId w:val="26"/>
+  </w:num>
+  <w:num w:numId="5" w16cid:durableId="154028361">
+    <w:abstractNumId w:val="28"/>
+  </w:num>
+  <w:num w:numId="6" w16cid:durableId="1687632345">
+    <w:abstractNumId w:val="18"/>
+  </w:num>
+  <w:num w:numId="7" w16cid:durableId="153378908">
+    <w:abstractNumId w:val="30"/>
+  </w:num>
+  <w:num w:numId="8" w16cid:durableId="318653770">
+    <w:abstractNumId w:val="32"/>
+  </w:num>
+  <w:num w:numId="9" w16cid:durableId="2014532992">
+    <w:abstractNumId w:val="3"/>
+  </w:num>
+  <w:num w:numId="10" w16cid:durableId="1755278918">
+    <w:abstractNumId w:val="27"/>
+  </w:num>
+  <w:num w:numId="11" w16cid:durableId="1179732643">
     <w:abstractNumId w:val="13"/>
   </w:num>
-  <w:num w:numId="5" w16cid:durableId="154028361">
-    <w:abstractNumId w:val="15"/>
-  </w:num>
-  <w:num w:numId="6" w16cid:durableId="1687632345">
-    <w:abstractNumId w:val="9"/>
-  </w:num>
-  <w:num w:numId="7" w16cid:durableId="153378908">
-    <w:abstractNumId w:val="17"/>
-  </w:num>
-  <w:num w:numId="8" w16cid:durableId="318653770">
-    <w:abstractNumId w:val="18"/>
-  </w:num>
-  <w:num w:numId="9" w16cid:durableId="2014532992">
-    <w:abstractNumId w:val="1"/>
-  </w:num>
-  <w:num w:numId="10" w16cid:durableId="1755278918">
-    <w:abstractNumId w:val="14"/>
-  </w:num>
-  <w:num w:numId="11" w16cid:durableId="1179732643">
-    <w:abstractNumId w:val="7"/>
-  </w:num>
   <w:num w:numId="12" w16cid:durableId="1246376540">
-    <w:abstractNumId w:val="3"/>
+    <w:abstractNumId w:val="5"/>
   </w:num>
   <w:num w:numId="13" w16cid:durableId="155079483">
-    <w:abstractNumId w:val="5"/>
+    <w:abstractNumId w:val="10"/>
   </w:num>
   <w:num w:numId="14" w16cid:durableId="978344383">
     <w:abstractNumId w:val="0"/>
   </w:num>
   <w:num w:numId="15" w16cid:durableId="282076436">
+    <w:abstractNumId w:val="16"/>
+  </w:num>
+  <w:num w:numId="16" w16cid:durableId="777140437">
+    <w:abstractNumId w:val="11"/>
+  </w:num>
+  <w:num w:numId="17" w16cid:durableId="390230761">
+    <w:abstractNumId w:val="29"/>
+  </w:num>
+  <w:num w:numId="18" w16cid:durableId="553661432">
+    <w:abstractNumId w:val="4"/>
+  </w:num>
+  <w:num w:numId="19" w16cid:durableId="221869730">
+    <w:abstractNumId w:val="22"/>
+  </w:num>
+  <w:num w:numId="20" w16cid:durableId="1582718023">
+    <w:abstractNumId w:val="1"/>
+  </w:num>
+  <w:num w:numId="21" w16cid:durableId="812983253">
+    <w:abstractNumId w:val="23"/>
+  </w:num>
+  <w:num w:numId="22" w16cid:durableId="318578548">
+    <w:abstractNumId w:val="21"/>
+  </w:num>
+  <w:num w:numId="23" w16cid:durableId="1971206306">
+    <w:abstractNumId w:val="31"/>
+  </w:num>
+  <w:num w:numId="24" w16cid:durableId="1280187864">
+    <w:abstractNumId w:val="6"/>
+  </w:num>
+  <w:num w:numId="25" w16cid:durableId="1252156425">
+    <w:abstractNumId w:val="25"/>
+  </w:num>
+  <w:num w:numId="26" w16cid:durableId="2022196168">
+    <w:abstractNumId w:val="33"/>
+  </w:num>
+  <w:num w:numId="27" w16cid:durableId="613484113">
+    <w:abstractNumId w:val="34"/>
+  </w:num>
+  <w:num w:numId="28" w16cid:durableId="312488213">
+    <w:abstractNumId w:val="2"/>
+  </w:num>
+  <w:num w:numId="29" w16cid:durableId="843515034">
+    <w:abstractNumId w:val="12"/>
+  </w:num>
+  <w:num w:numId="30" w16cid:durableId="1889535284">
+    <w:abstractNumId w:val="17"/>
+  </w:num>
+  <w:num w:numId="31" w16cid:durableId="55519598">
+    <w:abstractNumId w:val="24"/>
+  </w:num>
+  <w:num w:numId="32" w16cid:durableId="732431067">
+    <w:abstractNumId w:val="7"/>
+  </w:num>
+  <w:num w:numId="33" w16cid:durableId="1885170182">
+    <w:abstractNumId w:val="14"/>
+  </w:num>
+  <w:num w:numId="34" w16cid:durableId="2007129275">
     <w:abstractNumId w:val="8"/>
   </w:num>
-  <w:num w:numId="16" w16cid:durableId="777140437">
-    <w:abstractNumId w:val="6"/>
-  </w:num>
-  <w:num w:numId="17" w16cid:durableId="390230761">
-    <w:abstractNumId w:val="16"/>
-  </w:num>
-  <w:num w:numId="18" w16cid:durableId="553661432">
-    <w:abstractNumId w:val="2"/>
-  </w:num>
-  <w:num w:numId="19" w16cid:durableId="221869730">
-    <w:abstractNumId w:val="12"/>
+  <w:num w:numId="35" w16cid:durableId="420684426">
+    <w:abstractNumId w:val="15"/>
   </w:num>
 </w:numbering>
 </file>
